--- a/DAY-5/Lab Exercise - Create a Simple Chat Application Using Python and Docker.docx
+++ b/DAY-5/Lab Exercise - Create a Simple Chat Application Using Python and Docker.docx
@@ -211,25 +211,7 @@
           <w:color w:val="000000" w:themeColor="text1"/>
         </w:rPr>
         <w:pict w14:anchorId="36AF9FC2">
-          <v:rect id="_x0000_i1371" style="width:0;height:1.5pt" o:hralign="center" o:hrstd="t" o:hr="t" fillcolor="#a0a0a0" stroked="f"/>
-        </w:pict>
-      </w:r>
-    </w:p>
-    <w:p>
-      <w:pPr>
-        <w:spacing w:after="0" w:line="480" w:lineRule="auto"/>
-        <w:rPr>
-          <w:rFonts w:ascii="Georgia Pro" w:eastAsia="Georgia Pro" w:hAnsi="Georgia Pro" w:cs="Georgia Pro"/>
-          <w:color w:val="000000" w:themeColor="text1"/>
-        </w:rPr>
-      </w:pPr>
-      <w:r>
-        <w:rPr>
-          <w:rFonts w:ascii="Georgia Pro" w:eastAsia="Georgia Pro" w:hAnsi="Georgia Pro" w:cs="Georgia Pro"/>
-          <w:color w:val="000000" w:themeColor="text1"/>
-        </w:rPr>
-        <w:pict w14:anchorId="0A909B77">
-          <v:rect id="_x0000_i1372" style="width:0;height:1.5pt" o:hralign="center" o:hrstd="t" o:hr="t" fillcolor="#a0a0a0" stroked="f"/>
+          <v:rect id="_x0000_i1026" style="width:0;height:1.5pt" o:hralign="center" o:hrstd="t" o:hr="t" fillcolor="#a0a0a0" stroked="f"/>
         </w:pict>
       </w:r>
     </w:p>
@@ -341,7 +323,7 @@
           <w:color w:val="000000" w:themeColor="text1"/>
         </w:rPr>
         <w:pict w14:anchorId="68A8CA5E">
-          <v:rect id="_x0000_i1373" style="width:0;height:1.5pt" o:hralign="center" o:hrstd="t" o:hr="t" fillcolor="#a0a0a0" stroked="f"/>
+          <v:rect id="_x0000_i1028" style="width:0;height:1.5pt" o:hralign="center" o:hrstd="t" o:hr="t" fillcolor="#a0a0a0" stroked="f"/>
         </w:pict>
       </w:r>
     </w:p>
@@ -434,7 +416,7 @@
           <w:color w:val="000000" w:themeColor="text1"/>
         </w:rPr>
         <w:pict w14:anchorId="2E686372">
-          <v:rect id="_x0000_i1374" style="width:0;height:1.5pt" o:hralign="center" o:hrstd="t" o:hr="t" fillcolor="#a0a0a0" stroked="f"/>
+          <v:rect id="_x0000_i1029" style="width:0;height:1.5pt" o:hralign="center" o:hrstd="t" o:hr="t" fillcolor="#a0a0a0" stroked="f"/>
         </w:pict>
       </w:r>
     </w:p>
@@ -548,681 +530,6 @@
         </w:rPr>
         <w:t>import socket</w:t>
       </w:r>
-      <w:r>
-        <w:rPr>
-          <w:rFonts w:ascii="Georgia Pro" w:eastAsia="Georgia Pro" w:hAnsi="Georgia Pro" w:cs="Georgia Pro"/>
-          <w:color w:val="000000" w:themeColor="text1"/>
-        </w:rPr>
-        <w:br/>
-      </w:r>
-      <w:r>
-        <w:rPr>
-          <w:rFonts w:ascii="Georgia Pro" w:eastAsia="Georgia Pro" w:hAnsi="Georgia Pro" w:cs="Georgia Pro"/>
-          <w:color w:val="000000" w:themeColor="text1"/>
-        </w:rPr>
-        <w:br/>
-        <w:t xml:space="preserve">HOST = </w:t>
-      </w:r>
-      <w:r>
-        <w:rPr>
-          <w:rFonts w:ascii="Georgia Pro" w:eastAsia="Georgia Pro" w:hAnsi="Georgia Pro" w:cs="Georgia Pro"/>
-          <w:color w:val="000000" w:themeColor="text1"/>
-        </w:rPr>
-        <w:t>‘</w:t>
-      </w:r>
-      <w:r>
-        <w:rPr>
-          <w:rFonts w:ascii="Georgia Pro" w:eastAsia="Georgia Pro" w:hAnsi="Georgia Pro" w:cs="Georgia Pro"/>
-          <w:color w:val="000000" w:themeColor="text1"/>
-        </w:rPr>
-        <w:t>0.0.0.0</w:t>
-      </w:r>
-      <w:r>
-        <w:rPr>
-          <w:rFonts w:ascii="Georgia Pro" w:eastAsia="Georgia Pro" w:hAnsi="Georgia Pro" w:cs="Georgia Pro"/>
-          <w:color w:val="000000" w:themeColor="text1"/>
-        </w:rPr>
-        <w:t>’</w:t>
-      </w:r>
-      <w:r>
-        <w:rPr>
-          <w:rFonts w:ascii="Georgia Pro" w:eastAsia="Georgia Pro" w:hAnsi="Georgia Pro" w:cs="Georgia Pro"/>
-          <w:color w:val="000000" w:themeColor="text1"/>
-        </w:rPr>
-        <w:br/>
-        <w:t>PORT = 5000</w:t>
-      </w:r>
-      <w:r>
-        <w:rPr>
-          <w:rFonts w:ascii="Georgia Pro" w:eastAsia="Georgia Pro" w:hAnsi="Georgia Pro" w:cs="Georgia Pro"/>
-          <w:color w:val="000000" w:themeColor="text1"/>
-        </w:rPr>
-        <w:br/>
-      </w:r>
-      <w:r>
-        <w:rPr>
-          <w:rFonts w:ascii="Georgia Pro" w:eastAsia="Georgia Pro" w:hAnsi="Georgia Pro" w:cs="Georgia Pro"/>
-          <w:color w:val="000000" w:themeColor="text1"/>
-        </w:rPr>
-        <w:br/>
-        <w:t xml:space="preserve">server = </w:t>
-      </w:r>
-      <w:proofErr w:type="spellStart"/>
-      <w:r>
-        <w:rPr>
-          <w:rFonts w:ascii="Georgia Pro" w:eastAsia="Georgia Pro" w:hAnsi="Georgia Pro" w:cs="Georgia Pro"/>
-          <w:color w:val="000000" w:themeColor="text1"/>
-        </w:rPr>
-        <w:t>socket.socket</w:t>
-      </w:r>
-      <w:proofErr w:type="spellEnd"/>
-      <w:r>
-        <w:rPr>
-          <w:rFonts w:ascii="Georgia Pro" w:eastAsia="Georgia Pro" w:hAnsi="Georgia Pro" w:cs="Georgia Pro"/>
-          <w:color w:val="000000" w:themeColor="text1"/>
-        </w:rPr>
-        <w:t>(</w:t>
-      </w:r>
-      <w:proofErr w:type="spellStart"/>
-      <w:r>
-        <w:rPr>
-          <w:rFonts w:ascii="Georgia Pro" w:eastAsia="Georgia Pro" w:hAnsi="Georgia Pro" w:cs="Georgia Pro"/>
-          <w:color w:val="000000" w:themeColor="text1"/>
-        </w:rPr>
-        <w:t>socket.AF_INET</w:t>
-      </w:r>
-      <w:proofErr w:type="spellEnd"/>
-      <w:r>
-        <w:rPr>
-          <w:rFonts w:ascii="Georgia Pro" w:eastAsia="Georgia Pro" w:hAnsi="Georgia Pro" w:cs="Georgia Pro"/>
-          <w:color w:val="000000" w:themeColor="text1"/>
-        </w:rPr>
-        <w:t xml:space="preserve">, </w:t>
-      </w:r>
-      <w:proofErr w:type="spellStart"/>
-      <w:r>
-        <w:rPr>
-          <w:rFonts w:ascii="Georgia Pro" w:eastAsia="Georgia Pro" w:hAnsi="Georgia Pro" w:cs="Georgia Pro"/>
-          <w:color w:val="000000" w:themeColor="text1"/>
-        </w:rPr>
-        <w:t>socket.SOCK_STREAM</w:t>
-      </w:r>
-      <w:proofErr w:type="spellEnd"/>
-      <w:r>
-        <w:rPr>
-          <w:rFonts w:ascii="Georgia Pro" w:eastAsia="Georgia Pro" w:hAnsi="Georgia Pro" w:cs="Georgia Pro"/>
-          <w:color w:val="000000" w:themeColor="text1"/>
-        </w:rPr>
-        <w:t>)</w:t>
-      </w:r>
-      <w:r>
-        <w:rPr>
-          <w:rFonts w:ascii="Georgia Pro" w:eastAsia="Georgia Pro" w:hAnsi="Georgia Pro" w:cs="Georgia Pro"/>
-          <w:color w:val="000000" w:themeColor="text1"/>
-        </w:rPr>
-        <w:br/>
-      </w:r>
-      <w:r>
-        <w:rPr>
-          <w:rFonts w:ascii="Georgia Pro" w:eastAsia="Georgia Pro" w:hAnsi="Georgia Pro" w:cs="Georgia Pro"/>
-          <w:color w:val="000000" w:themeColor="text1"/>
-        </w:rPr>
-        <w:br/>
-      </w:r>
-      <w:proofErr w:type="spellStart"/>
-      <w:r>
-        <w:rPr>
-          <w:rFonts w:ascii="Georgia Pro" w:eastAsia="Georgia Pro" w:hAnsi="Georgia Pro" w:cs="Georgia Pro"/>
-          <w:color w:val="000000" w:themeColor="text1"/>
-        </w:rPr>
-        <w:t>server.bind</w:t>
-      </w:r>
-      <w:proofErr w:type="spellEnd"/>
-      <w:r>
-        <w:rPr>
-          <w:rFonts w:ascii="Georgia Pro" w:eastAsia="Georgia Pro" w:hAnsi="Georgia Pro" w:cs="Georgia Pro"/>
-          <w:color w:val="000000" w:themeColor="text1"/>
-        </w:rPr>
-        <w:t>((HOST, PORT))</w:t>
-      </w:r>
-      <w:r>
-        <w:rPr>
-          <w:rFonts w:ascii="Georgia Pro" w:eastAsia="Georgia Pro" w:hAnsi="Georgia Pro" w:cs="Georgia Pro"/>
-          <w:color w:val="000000" w:themeColor="text1"/>
-        </w:rPr>
-        <w:br/>
-      </w:r>
-      <w:r>
-        <w:rPr>
-          <w:rFonts w:ascii="Georgia Pro" w:eastAsia="Georgia Pro" w:hAnsi="Georgia Pro" w:cs="Georgia Pro"/>
-          <w:color w:val="000000" w:themeColor="text1"/>
-        </w:rPr>
-        <w:br/>
-      </w:r>
-      <w:proofErr w:type="spellStart"/>
-      <w:r>
-        <w:rPr>
-          <w:rFonts w:ascii="Georgia Pro" w:eastAsia="Georgia Pro" w:hAnsi="Georgia Pro" w:cs="Georgia Pro"/>
-          <w:color w:val="000000" w:themeColor="text1"/>
-        </w:rPr>
-        <w:t>server.listen</w:t>
-      </w:r>
-      <w:proofErr w:type="spellEnd"/>
-      <w:r>
-        <w:rPr>
-          <w:rFonts w:ascii="Georgia Pro" w:eastAsia="Georgia Pro" w:hAnsi="Georgia Pro" w:cs="Georgia Pro"/>
-          <w:color w:val="000000" w:themeColor="text1"/>
-        </w:rPr>
-        <w:t>(1)</w:t>
-      </w:r>
-      <w:r>
-        <w:rPr>
-          <w:rFonts w:ascii="Georgia Pro" w:eastAsia="Georgia Pro" w:hAnsi="Georgia Pro" w:cs="Georgia Pro"/>
-          <w:color w:val="000000" w:themeColor="text1"/>
-        </w:rPr>
-        <w:br/>
-      </w:r>
-      <w:r>
-        <w:rPr>
-          <w:rFonts w:ascii="Georgia Pro" w:eastAsia="Georgia Pro" w:hAnsi="Georgia Pro" w:cs="Georgia Pro"/>
-          <w:color w:val="000000" w:themeColor="text1"/>
-        </w:rPr>
-        <w:br/>
-        <w:t>print(</w:t>
-      </w:r>
-      <w:r>
-        <w:rPr>
-          <w:rFonts w:ascii="Georgia Pro" w:eastAsia="Georgia Pro" w:hAnsi="Georgia Pro" w:cs="Georgia Pro"/>
-          <w:color w:val="000000" w:themeColor="text1"/>
-        </w:rPr>
-        <w:t>“</w:t>
-      </w:r>
-      <w:r>
-        <w:rPr>
-          <w:rFonts w:ascii="Georgia Pro" w:eastAsia="Georgia Pro" w:hAnsi="Georgia Pro" w:cs="Georgia Pro"/>
-          <w:color w:val="000000" w:themeColor="text1"/>
-        </w:rPr>
-        <w:t>Chat Server Started</w:t>
-      </w:r>
-      <w:r>
-        <w:rPr>
-          <w:rFonts w:ascii="Georgia Pro" w:eastAsia="Georgia Pro" w:hAnsi="Georgia Pro" w:cs="Georgia Pro"/>
-          <w:color w:val="000000" w:themeColor="text1"/>
-        </w:rPr>
-        <w:t>…”</w:t>
-      </w:r>
-      <w:r>
-        <w:rPr>
-          <w:rFonts w:ascii="Georgia Pro" w:eastAsia="Georgia Pro" w:hAnsi="Georgia Pro" w:cs="Georgia Pro"/>
-          <w:color w:val="000000" w:themeColor="text1"/>
-        </w:rPr>
-        <w:t>)</w:t>
-      </w:r>
-      <w:r>
-        <w:rPr>
-          <w:rFonts w:ascii="Georgia Pro" w:eastAsia="Georgia Pro" w:hAnsi="Georgia Pro" w:cs="Georgia Pro"/>
-          <w:color w:val="000000" w:themeColor="text1"/>
-        </w:rPr>
-        <w:br/>
-      </w:r>
-      <w:r>
-        <w:rPr>
-          <w:rFonts w:ascii="Georgia Pro" w:eastAsia="Georgia Pro" w:hAnsi="Georgia Pro" w:cs="Georgia Pro"/>
-          <w:color w:val="000000" w:themeColor="text1"/>
-        </w:rPr>
-        <w:br/>
-        <w:t xml:space="preserve">conn, </w:t>
-      </w:r>
-      <w:proofErr w:type="spellStart"/>
-      <w:r>
-        <w:rPr>
-          <w:rFonts w:ascii="Georgia Pro" w:eastAsia="Georgia Pro" w:hAnsi="Georgia Pro" w:cs="Georgia Pro"/>
-          <w:color w:val="000000" w:themeColor="text1"/>
-        </w:rPr>
-        <w:t>addr</w:t>
-      </w:r>
-      <w:proofErr w:type="spellEnd"/>
-      <w:r>
-        <w:rPr>
-          <w:rFonts w:ascii="Georgia Pro" w:eastAsia="Georgia Pro" w:hAnsi="Georgia Pro" w:cs="Georgia Pro"/>
-          <w:color w:val="000000" w:themeColor="text1"/>
-        </w:rPr>
-        <w:t xml:space="preserve"> = </w:t>
-      </w:r>
-      <w:proofErr w:type="spellStart"/>
-      <w:r>
-        <w:rPr>
-          <w:rFonts w:ascii="Georgia Pro" w:eastAsia="Georgia Pro" w:hAnsi="Georgia Pro" w:cs="Georgia Pro"/>
-          <w:color w:val="000000" w:themeColor="text1"/>
-        </w:rPr>
-        <w:t>server.accept</w:t>
-      </w:r>
-      <w:proofErr w:type="spellEnd"/>
-      <w:r>
-        <w:rPr>
-          <w:rFonts w:ascii="Georgia Pro" w:eastAsia="Georgia Pro" w:hAnsi="Georgia Pro" w:cs="Georgia Pro"/>
-          <w:color w:val="000000" w:themeColor="text1"/>
-        </w:rPr>
-        <w:t>()</w:t>
-      </w:r>
-      <w:r>
-        <w:rPr>
-          <w:rFonts w:ascii="Georgia Pro" w:eastAsia="Georgia Pro" w:hAnsi="Georgia Pro" w:cs="Georgia Pro"/>
-          <w:color w:val="000000" w:themeColor="text1"/>
-        </w:rPr>
-        <w:br/>
-      </w:r>
-      <w:r>
-        <w:rPr>
-          <w:rFonts w:ascii="Georgia Pro" w:eastAsia="Georgia Pro" w:hAnsi="Georgia Pro" w:cs="Georgia Pro"/>
-          <w:color w:val="000000" w:themeColor="text1"/>
-        </w:rPr>
-        <w:br/>
-        <w:t>print(</w:t>
-      </w:r>
-      <w:proofErr w:type="spellStart"/>
-      <w:r>
-        <w:rPr>
-          <w:rFonts w:ascii="Georgia Pro" w:eastAsia="Georgia Pro" w:hAnsi="Georgia Pro" w:cs="Georgia Pro"/>
-          <w:color w:val="000000" w:themeColor="text1"/>
-        </w:rPr>
-        <w:t>f</w:t>
-      </w:r>
-      <w:r>
-        <w:rPr>
-          <w:rFonts w:ascii="Georgia Pro" w:eastAsia="Georgia Pro" w:hAnsi="Georgia Pro" w:cs="Georgia Pro"/>
-          <w:color w:val="000000" w:themeColor="text1"/>
-        </w:rPr>
-        <w:t>”</w:t>
-      </w:r>
-      <w:r>
-        <w:rPr>
-          <w:rFonts w:ascii="Georgia Pro" w:eastAsia="Georgia Pro" w:hAnsi="Georgia Pro" w:cs="Georgia Pro"/>
-          <w:color w:val="000000" w:themeColor="text1"/>
-        </w:rPr>
-        <w:t>Connected</w:t>
-      </w:r>
-      <w:proofErr w:type="spellEnd"/>
-      <w:r>
-        <w:rPr>
-          <w:rFonts w:ascii="Georgia Pro" w:eastAsia="Georgia Pro" w:hAnsi="Georgia Pro" w:cs="Georgia Pro"/>
-          <w:color w:val="000000" w:themeColor="text1"/>
-        </w:rPr>
-        <w:t xml:space="preserve"> by {</w:t>
-      </w:r>
-      <w:proofErr w:type="spellStart"/>
-      <w:r>
-        <w:rPr>
-          <w:rFonts w:ascii="Georgia Pro" w:eastAsia="Georgia Pro" w:hAnsi="Georgia Pro" w:cs="Georgia Pro"/>
-          <w:color w:val="000000" w:themeColor="text1"/>
-        </w:rPr>
-        <w:t>addr</w:t>
-      </w:r>
-      <w:proofErr w:type="spellEnd"/>
-      <w:r>
-        <w:rPr>
-          <w:rFonts w:ascii="Georgia Pro" w:eastAsia="Georgia Pro" w:hAnsi="Georgia Pro" w:cs="Georgia Pro"/>
-          <w:color w:val="000000" w:themeColor="text1"/>
-        </w:rPr>
-        <w:t>}</w:t>
-      </w:r>
-      <w:r>
-        <w:rPr>
-          <w:rFonts w:ascii="Georgia Pro" w:eastAsia="Georgia Pro" w:hAnsi="Georgia Pro" w:cs="Georgia Pro"/>
-          <w:color w:val="000000" w:themeColor="text1"/>
-        </w:rPr>
-        <w:t>”</w:t>
-      </w:r>
-      <w:r>
-        <w:rPr>
-          <w:rFonts w:ascii="Georgia Pro" w:eastAsia="Georgia Pro" w:hAnsi="Georgia Pro" w:cs="Georgia Pro"/>
-          <w:color w:val="000000" w:themeColor="text1"/>
-        </w:rPr>
-        <w:t>)</w:t>
-      </w:r>
-      <w:r>
-        <w:rPr>
-          <w:rFonts w:ascii="Georgia Pro" w:eastAsia="Georgia Pro" w:hAnsi="Georgia Pro" w:cs="Georgia Pro"/>
-          <w:color w:val="000000" w:themeColor="text1"/>
-        </w:rPr>
-        <w:br/>
-      </w:r>
-      <w:r>
-        <w:rPr>
-          <w:rFonts w:ascii="Georgia Pro" w:eastAsia="Georgia Pro" w:hAnsi="Georgia Pro" w:cs="Georgia Pro"/>
-          <w:color w:val="000000" w:themeColor="text1"/>
-        </w:rPr>
-        <w:br/>
-        <w:t>while True:</w:t>
-      </w:r>
-      <w:r>
-        <w:rPr>
-          <w:rFonts w:ascii="Georgia Pro" w:eastAsia="Georgia Pro" w:hAnsi="Georgia Pro" w:cs="Georgia Pro"/>
-          <w:color w:val="000000" w:themeColor="text1"/>
-        </w:rPr>
-        <w:br/>
-        <w:t xml:space="preserve">    message = </w:t>
-      </w:r>
-      <w:proofErr w:type="spellStart"/>
-      <w:r>
-        <w:rPr>
-          <w:rFonts w:ascii="Georgia Pro" w:eastAsia="Georgia Pro" w:hAnsi="Georgia Pro" w:cs="Georgia Pro"/>
-          <w:color w:val="000000" w:themeColor="text1"/>
-        </w:rPr>
-        <w:t>conn.recv</w:t>
-      </w:r>
-      <w:proofErr w:type="spellEnd"/>
-      <w:r>
-        <w:rPr>
-          <w:rFonts w:ascii="Georgia Pro" w:eastAsia="Georgia Pro" w:hAnsi="Georgia Pro" w:cs="Georgia Pro"/>
-          <w:color w:val="000000" w:themeColor="text1"/>
-        </w:rPr>
-        <w:t>(1024).decode()</w:t>
-      </w:r>
-      <w:r>
-        <w:rPr>
-          <w:rFonts w:ascii="Georgia Pro" w:eastAsia="Georgia Pro" w:hAnsi="Georgia Pro" w:cs="Georgia Pro"/>
-          <w:color w:val="000000" w:themeColor="text1"/>
-        </w:rPr>
-        <w:br/>
-      </w:r>
-      <w:r>
-        <w:rPr>
-          <w:rFonts w:ascii="Georgia Pro" w:eastAsia="Georgia Pro" w:hAnsi="Georgia Pro" w:cs="Georgia Pro"/>
-          <w:color w:val="000000" w:themeColor="text1"/>
-        </w:rPr>
-        <w:br/>
-        <w:t xml:space="preserve">    if not message:</w:t>
-      </w:r>
-      <w:r>
-        <w:rPr>
-          <w:rFonts w:ascii="Georgia Pro" w:eastAsia="Georgia Pro" w:hAnsi="Georgia Pro" w:cs="Georgia Pro"/>
-          <w:color w:val="000000" w:themeColor="text1"/>
-        </w:rPr>
-        <w:br/>
-        <w:t xml:space="preserve">        break</w:t>
-      </w:r>
-      <w:r>
-        <w:rPr>
-          <w:rFonts w:ascii="Georgia Pro" w:eastAsia="Georgia Pro" w:hAnsi="Georgia Pro" w:cs="Georgia Pro"/>
-          <w:color w:val="000000" w:themeColor="text1"/>
-        </w:rPr>
-        <w:br/>
-      </w:r>
-      <w:r>
-        <w:rPr>
-          <w:rFonts w:ascii="Georgia Pro" w:eastAsia="Georgia Pro" w:hAnsi="Georgia Pro" w:cs="Georgia Pro"/>
-          <w:color w:val="000000" w:themeColor="text1"/>
-        </w:rPr>
-        <w:br/>
-      </w:r>
-      <w:r>
-        <w:rPr>
-          <w:rFonts w:ascii="Georgia Pro" w:eastAsia="Georgia Pro" w:hAnsi="Georgia Pro" w:cs="Georgia Pro"/>
-          <w:color w:val="000000" w:themeColor="text1"/>
-        </w:rPr>
-        <w:lastRenderedPageBreak/>
-        <w:t xml:space="preserve">    print(</w:t>
-      </w:r>
-      <w:proofErr w:type="spellStart"/>
-      <w:r>
-        <w:rPr>
-          <w:rFonts w:ascii="Georgia Pro" w:eastAsia="Georgia Pro" w:hAnsi="Georgia Pro" w:cs="Georgia Pro"/>
-          <w:color w:val="000000" w:themeColor="text1"/>
-        </w:rPr>
-        <w:t>f</w:t>
-      </w:r>
-      <w:r>
-        <w:rPr>
-          <w:rFonts w:ascii="Georgia Pro" w:eastAsia="Georgia Pro" w:hAnsi="Georgia Pro" w:cs="Georgia Pro"/>
-          <w:color w:val="000000" w:themeColor="text1"/>
-        </w:rPr>
-        <w:t>”</w:t>
-      </w:r>
-      <w:r>
-        <w:rPr>
-          <w:rFonts w:ascii="Georgia Pro" w:eastAsia="Georgia Pro" w:hAnsi="Georgia Pro" w:cs="Georgia Pro"/>
-          <w:color w:val="000000" w:themeColor="text1"/>
-        </w:rPr>
-        <w:t>Client</w:t>
-      </w:r>
-      <w:proofErr w:type="spellEnd"/>
-      <w:r>
-        <w:rPr>
-          <w:rFonts w:ascii="Georgia Pro" w:eastAsia="Georgia Pro" w:hAnsi="Georgia Pro" w:cs="Georgia Pro"/>
-          <w:color w:val="000000" w:themeColor="text1"/>
-        </w:rPr>
-        <w:t>: {message}</w:t>
-      </w:r>
-      <w:r>
-        <w:rPr>
-          <w:rFonts w:ascii="Georgia Pro" w:eastAsia="Georgia Pro" w:hAnsi="Georgia Pro" w:cs="Georgia Pro"/>
-          <w:color w:val="000000" w:themeColor="text1"/>
-        </w:rPr>
-        <w:t>”</w:t>
-      </w:r>
-      <w:r>
-        <w:rPr>
-          <w:rFonts w:ascii="Georgia Pro" w:eastAsia="Georgia Pro" w:hAnsi="Georgia Pro" w:cs="Georgia Pro"/>
-          <w:color w:val="000000" w:themeColor="text1"/>
-        </w:rPr>
-        <w:t>)</w:t>
-      </w:r>
-      <w:r>
-        <w:rPr>
-          <w:rFonts w:ascii="Georgia Pro" w:eastAsia="Georgia Pro" w:hAnsi="Georgia Pro" w:cs="Georgia Pro"/>
-          <w:color w:val="000000" w:themeColor="text1"/>
-        </w:rPr>
-        <w:br/>
-      </w:r>
-      <w:r>
-        <w:rPr>
-          <w:rFonts w:ascii="Georgia Pro" w:eastAsia="Georgia Pro" w:hAnsi="Georgia Pro" w:cs="Georgia Pro"/>
-          <w:color w:val="000000" w:themeColor="text1"/>
-        </w:rPr>
-        <w:br/>
-        <w:t xml:space="preserve">    reply = input(</w:t>
-      </w:r>
-      <w:r>
-        <w:rPr>
-          <w:rFonts w:ascii="Georgia Pro" w:eastAsia="Georgia Pro" w:hAnsi="Georgia Pro" w:cs="Georgia Pro"/>
-          <w:color w:val="000000" w:themeColor="text1"/>
-        </w:rPr>
-        <w:t>“</w:t>
-      </w:r>
-      <w:r>
-        <w:rPr>
-          <w:rFonts w:ascii="Georgia Pro" w:eastAsia="Georgia Pro" w:hAnsi="Georgia Pro" w:cs="Georgia Pro"/>
-          <w:color w:val="000000" w:themeColor="text1"/>
-        </w:rPr>
-        <w:t xml:space="preserve">Server Reply: </w:t>
-      </w:r>
-      <w:r>
-        <w:rPr>
-          <w:rFonts w:ascii="Georgia Pro" w:eastAsia="Georgia Pro" w:hAnsi="Georgia Pro" w:cs="Georgia Pro"/>
-          <w:color w:val="000000" w:themeColor="text1"/>
-        </w:rPr>
-        <w:t>“</w:t>
-      </w:r>
-      <w:r>
-        <w:rPr>
-          <w:rFonts w:ascii="Georgia Pro" w:eastAsia="Georgia Pro" w:hAnsi="Georgia Pro" w:cs="Georgia Pro"/>
-          <w:color w:val="000000" w:themeColor="text1"/>
-        </w:rPr>
-        <w:t>)</w:t>
-      </w:r>
-      <w:r>
-        <w:rPr>
-          <w:rFonts w:ascii="Georgia Pro" w:eastAsia="Georgia Pro" w:hAnsi="Georgia Pro" w:cs="Georgia Pro"/>
-          <w:color w:val="000000" w:themeColor="text1"/>
-        </w:rPr>
-        <w:br/>
-      </w:r>
-      <w:r>
-        <w:rPr>
-          <w:rFonts w:ascii="Georgia Pro" w:eastAsia="Georgia Pro" w:hAnsi="Georgia Pro" w:cs="Georgia Pro"/>
-          <w:color w:val="000000" w:themeColor="text1"/>
-        </w:rPr>
-        <w:br/>
-        <w:t xml:space="preserve">    </w:t>
-      </w:r>
-      <w:proofErr w:type="spellStart"/>
-      <w:r>
-        <w:rPr>
-          <w:rFonts w:ascii="Georgia Pro" w:eastAsia="Georgia Pro" w:hAnsi="Georgia Pro" w:cs="Georgia Pro"/>
-          <w:color w:val="000000" w:themeColor="text1"/>
-        </w:rPr>
-        <w:t>conn.send</w:t>
-      </w:r>
-      <w:proofErr w:type="spellEnd"/>
-      <w:r>
-        <w:rPr>
-          <w:rFonts w:ascii="Georgia Pro" w:eastAsia="Georgia Pro" w:hAnsi="Georgia Pro" w:cs="Georgia Pro"/>
-          <w:color w:val="000000" w:themeColor="text1"/>
-        </w:rPr>
-        <w:t>(</w:t>
-      </w:r>
-      <w:proofErr w:type="spellStart"/>
-      <w:r>
-        <w:rPr>
-          <w:rFonts w:ascii="Georgia Pro" w:eastAsia="Georgia Pro" w:hAnsi="Georgia Pro" w:cs="Georgia Pro"/>
-          <w:color w:val="000000" w:themeColor="text1"/>
-        </w:rPr>
-        <w:t>reply.encode</w:t>
-      </w:r>
-      <w:proofErr w:type="spellEnd"/>
-      <w:r>
-        <w:rPr>
-          <w:rFonts w:ascii="Georgia Pro" w:eastAsia="Georgia Pro" w:hAnsi="Georgia Pro" w:cs="Georgia Pro"/>
-          <w:color w:val="000000" w:themeColor="text1"/>
-        </w:rPr>
-        <w:t>())</w:t>
-      </w:r>
-      <w:r>
-        <w:rPr>
-          <w:rFonts w:ascii="Georgia Pro" w:eastAsia="Georgia Pro" w:hAnsi="Georgia Pro" w:cs="Georgia Pro"/>
-          <w:color w:val="000000" w:themeColor="text1"/>
-        </w:rPr>
-        <w:br/>
-      </w:r>
-      <w:r>
-        <w:rPr>
-          <w:rFonts w:ascii="Georgia Pro" w:eastAsia="Georgia Pro" w:hAnsi="Georgia Pro" w:cs="Georgia Pro"/>
-          <w:color w:val="000000" w:themeColor="text1"/>
-        </w:rPr>
-        <w:br/>
-      </w:r>
-      <w:proofErr w:type="spellStart"/>
-      <w:r>
-        <w:rPr>
-          <w:rFonts w:ascii="Georgia Pro" w:eastAsia="Georgia Pro" w:hAnsi="Georgia Pro" w:cs="Georgia Pro"/>
-          <w:color w:val="000000" w:themeColor="text1"/>
-        </w:rPr>
-        <w:t>conn.close</w:t>
-      </w:r>
-      <w:proofErr w:type="spellEnd"/>
-      <w:r>
-        <w:rPr>
-          <w:rFonts w:ascii="Georgia Pro" w:eastAsia="Georgia Pro" w:hAnsi="Georgia Pro" w:cs="Georgia Pro"/>
-          <w:color w:val="000000" w:themeColor="text1"/>
-        </w:rPr>
-        <w:t>()</w:t>
-      </w:r>
-      <w:r>
-        <w:rPr>
-          <w:rFonts w:ascii="Georgia Pro" w:eastAsia="Georgia Pro" w:hAnsi="Georgia Pro" w:cs="Georgia Pro"/>
-          <w:color w:val="000000" w:themeColor="text1"/>
-        </w:rPr>
-        <w:br/>
-      </w:r>
-      <w:proofErr w:type="spellStart"/>
-      <w:r>
-        <w:rPr>
-          <w:rFonts w:ascii="Georgia Pro" w:eastAsia="Georgia Pro" w:hAnsi="Georgia Pro" w:cs="Georgia Pro"/>
-          <w:color w:val="000000" w:themeColor="text1"/>
-        </w:rPr>
-        <w:t>server.close</w:t>
-      </w:r>
-      <w:proofErr w:type="spellEnd"/>
-      <w:r>
-        <w:rPr>
-          <w:rFonts w:ascii="Georgia Pro" w:eastAsia="Georgia Pro" w:hAnsi="Georgia Pro" w:cs="Georgia Pro"/>
-          <w:color w:val="000000" w:themeColor="text1"/>
-        </w:rPr>
-        <w:t>()</w:t>
-      </w:r>
-    </w:p>
-    <w:p>
-      <w:pPr>
-        <w:spacing w:after="0" w:line="480" w:lineRule="auto"/>
-        <w:rPr>
-          <w:rFonts w:ascii="Georgia Pro" w:eastAsia="Georgia Pro" w:hAnsi="Georgia Pro" w:cs="Georgia Pro"/>
-          <w:color w:val="000000" w:themeColor="text1"/>
-        </w:rPr>
-      </w:pPr>
-    </w:p>
-    <w:p>
-      <w:pPr>
-        <w:spacing w:after="0" w:line="480" w:lineRule="auto"/>
-        <w:rPr>
-          <w:rFonts w:ascii="Georgia Pro" w:eastAsia="Georgia Pro" w:hAnsi="Georgia Pro" w:cs="Georgia Pro"/>
-          <w:color w:val="000000" w:themeColor="text1"/>
-        </w:rPr>
-      </w:pPr>
-      <w:r>
-        <w:rPr>
-          <w:rFonts w:ascii="Georgia Pro" w:eastAsia="Georgia Pro" w:hAnsi="Georgia Pro" w:cs="Georgia Pro"/>
-          <w:color w:val="000000" w:themeColor="text1"/>
-        </w:rPr>
-        <w:t>Save:</w:t>
-      </w:r>
-    </w:p>
-    <w:p>
-      <w:pPr>
-        <w:spacing w:after="0" w:line="480" w:lineRule="auto"/>
-        <w:rPr>
-          <w:rFonts w:ascii="Georgia Pro" w:eastAsia="Georgia Pro" w:hAnsi="Georgia Pro" w:cs="Georgia Pro"/>
-          <w:color w:val="000000" w:themeColor="text1"/>
-        </w:rPr>
-      </w:pPr>
-      <w:r>
-        <w:rPr>
-          <w:rFonts w:ascii="Georgia Pro" w:eastAsia="Georgia Pro" w:hAnsi="Georgia Pro" w:cs="Georgia Pro"/>
-          <w:color w:val="000000" w:themeColor="text1"/>
-        </w:rPr>
-        <w:pict w14:anchorId="75BBEA72">
-          <v:rect id="_x0000_i1375" style="width:0;height:1.5pt" o:hralign="center" o:hrstd="t" o:hr="t" fillcolor="#a0a0a0" stroked="f"/>
-        </w:pict>
-      </w:r>
-    </w:p>
-    <w:p>
-      <w:pPr>
-        <w:spacing w:after="0" w:line="480" w:lineRule="auto"/>
-        <w:rPr>
-          <w:rFonts w:ascii="Georgia Pro" w:eastAsia="Georgia Pro" w:hAnsi="Georgia Pro" w:cs="Georgia Pro"/>
-          <w:b/>
-          <w:bCs/>
-          <w:color w:val="000000" w:themeColor="text1"/>
-        </w:rPr>
-      </w:pPr>
-      <w:r>
-        <w:rPr>
-          <w:rFonts w:ascii="Georgia Pro" w:eastAsia="Georgia Pro" w:hAnsi="Georgia Pro" w:cs="Georgia Pro"/>
-          <w:b/>
-          <w:bCs/>
-          <w:color w:val="000000" w:themeColor="text1"/>
-        </w:rPr>
-        <w:t>Step 3: Create Client Program</w:t>
-      </w:r>
-    </w:p>
-    <w:p>
-      <w:pPr>
-        <w:spacing w:after="0" w:line="480" w:lineRule="auto"/>
-        <w:rPr>
-          <w:rFonts w:ascii="Georgia Pro" w:eastAsia="Georgia Pro" w:hAnsi="Georgia Pro" w:cs="Georgia Pro"/>
-          <w:color w:val="000000" w:themeColor="text1"/>
-        </w:rPr>
-      </w:pPr>
     </w:p>
     <w:p>
       <w:pPr>
@@ -1244,32 +551,7 @@
           <w:rFonts w:ascii="Georgia Pro" w:eastAsia="Georgia Pro" w:hAnsi="Georgia Pro" w:cs="Georgia Pro"/>
           <w:color w:val="000000" w:themeColor="text1"/>
         </w:rPr>
-        <w:t>chat_client.py</w:t>
-      </w:r>
-    </w:p>
-    <w:p>
-      <w:pPr>
-        <w:spacing w:after="0" w:line="480" w:lineRule="auto"/>
-        <w:rPr>
-          <w:rFonts w:ascii="Georgia Pro" w:eastAsia="Georgia Pro" w:hAnsi="Georgia Pro" w:cs="Georgia Pro"/>
-          <w:color w:val="000000" w:themeColor="text1"/>
-        </w:rPr>
-      </w:pPr>
-    </w:p>
-    <w:p>
-      <w:pPr>
-        <w:spacing w:after="0" w:line="480" w:lineRule="auto"/>
-        <w:rPr>
-          <w:rFonts w:ascii="Georgia Pro" w:eastAsia="Georgia Pro" w:hAnsi="Georgia Pro" w:cs="Georgia Pro"/>
-          <w:color w:val="000000" w:themeColor="text1"/>
-        </w:rPr>
-      </w:pPr>
-      <w:r>
-        <w:rPr>
-          <w:rFonts w:ascii="Georgia Pro" w:eastAsia="Georgia Pro" w:hAnsi="Georgia Pro" w:cs="Georgia Pro"/>
-          <w:color w:val="000000" w:themeColor="text1"/>
-        </w:rPr>
-        <w:t>Paste:</w:t>
+        <w:t>HOST = '0.0.0.0'</w:t>
       </w:r>
     </w:p>
     <w:p>
@@ -1292,352 +574,8 @@
           <w:rFonts w:ascii="Georgia Pro" w:eastAsia="Georgia Pro" w:hAnsi="Georgia Pro" w:cs="Georgia Pro"/>
           <w:color w:val="000000" w:themeColor="text1"/>
         </w:rPr>
-        <w:t>import socket</w:t>
-      </w:r>
-      <w:r>
-        <w:rPr>
-          <w:rFonts w:ascii="Georgia Pro" w:eastAsia="Georgia Pro" w:hAnsi="Georgia Pro" w:cs="Georgia Pro"/>
-          <w:color w:val="000000" w:themeColor="text1"/>
-        </w:rPr>
-        <w:br/>
-      </w:r>
-      <w:r>
-        <w:rPr>
-          <w:rFonts w:ascii="Georgia Pro" w:eastAsia="Georgia Pro" w:hAnsi="Georgia Pro" w:cs="Georgia Pro"/>
-          <w:color w:val="000000" w:themeColor="text1"/>
-        </w:rPr>
-        <w:br/>
-        <w:t>HOST = 'chat-server'</w:t>
-      </w:r>
-      <w:r>
-        <w:rPr>
-          <w:rFonts w:ascii="Georgia Pro" w:eastAsia="Georgia Pro" w:hAnsi="Georgia Pro" w:cs="Georgia Pro"/>
-          <w:color w:val="000000" w:themeColor="text1"/>
-        </w:rPr>
-        <w:br/>
         <w:t>PORT = 5000</w:t>
       </w:r>
-      <w:r>
-        <w:rPr>
-          <w:rFonts w:ascii="Georgia Pro" w:eastAsia="Georgia Pro" w:hAnsi="Georgia Pro" w:cs="Georgia Pro"/>
-          <w:color w:val="000000" w:themeColor="text1"/>
-        </w:rPr>
-        <w:br/>
-      </w:r>
-      <w:r>
-        <w:rPr>
-          <w:rFonts w:ascii="Georgia Pro" w:eastAsia="Georgia Pro" w:hAnsi="Georgia Pro" w:cs="Georgia Pro"/>
-          <w:color w:val="000000" w:themeColor="text1"/>
-        </w:rPr>
-        <w:br/>
-        <w:t xml:space="preserve">client = </w:t>
-      </w:r>
-      <w:proofErr w:type="spellStart"/>
-      <w:r>
-        <w:rPr>
-          <w:rFonts w:ascii="Georgia Pro" w:eastAsia="Georgia Pro" w:hAnsi="Georgia Pro" w:cs="Georgia Pro"/>
-          <w:color w:val="000000" w:themeColor="text1"/>
-        </w:rPr>
-        <w:t>socket.socket</w:t>
-      </w:r>
-      <w:proofErr w:type="spellEnd"/>
-      <w:r>
-        <w:rPr>
-          <w:rFonts w:ascii="Georgia Pro" w:eastAsia="Georgia Pro" w:hAnsi="Georgia Pro" w:cs="Georgia Pro"/>
-          <w:color w:val="000000" w:themeColor="text1"/>
-        </w:rPr>
-        <w:t>(</w:t>
-      </w:r>
-      <w:proofErr w:type="spellStart"/>
-      <w:r>
-        <w:rPr>
-          <w:rFonts w:ascii="Georgia Pro" w:eastAsia="Georgia Pro" w:hAnsi="Georgia Pro" w:cs="Georgia Pro"/>
-          <w:color w:val="000000" w:themeColor="text1"/>
-        </w:rPr>
-        <w:t>socket.AF_INET</w:t>
-      </w:r>
-      <w:proofErr w:type="spellEnd"/>
-      <w:r>
-        <w:rPr>
-          <w:rFonts w:ascii="Georgia Pro" w:eastAsia="Georgia Pro" w:hAnsi="Georgia Pro" w:cs="Georgia Pro"/>
-          <w:color w:val="000000" w:themeColor="text1"/>
-        </w:rPr>
-        <w:t xml:space="preserve">, </w:t>
-      </w:r>
-      <w:proofErr w:type="spellStart"/>
-      <w:r>
-        <w:rPr>
-          <w:rFonts w:ascii="Georgia Pro" w:eastAsia="Georgia Pro" w:hAnsi="Georgia Pro" w:cs="Georgia Pro"/>
-          <w:color w:val="000000" w:themeColor="text1"/>
-        </w:rPr>
-        <w:t>socket.SOCK_STREAM</w:t>
-      </w:r>
-      <w:proofErr w:type="spellEnd"/>
-      <w:r>
-        <w:rPr>
-          <w:rFonts w:ascii="Georgia Pro" w:eastAsia="Georgia Pro" w:hAnsi="Georgia Pro" w:cs="Georgia Pro"/>
-          <w:color w:val="000000" w:themeColor="text1"/>
-        </w:rPr>
-        <w:t>)</w:t>
-      </w:r>
-      <w:r>
-        <w:rPr>
-          <w:rFonts w:ascii="Georgia Pro" w:eastAsia="Georgia Pro" w:hAnsi="Georgia Pro" w:cs="Georgia Pro"/>
-          <w:color w:val="000000" w:themeColor="text1"/>
-        </w:rPr>
-        <w:br/>
-      </w:r>
-      <w:r>
-        <w:rPr>
-          <w:rFonts w:ascii="Georgia Pro" w:eastAsia="Georgia Pro" w:hAnsi="Georgia Pro" w:cs="Georgia Pro"/>
-          <w:color w:val="000000" w:themeColor="text1"/>
-        </w:rPr>
-        <w:br/>
-      </w:r>
-      <w:proofErr w:type="spellStart"/>
-      <w:r>
-        <w:rPr>
-          <w:rFonts w:ascii="Georgia Pro" w:eastAsia="Georgia Pro" w:hAnsi="Georgia Pro" w:cs="Georgia Pro"/>
-          <w:color w:val="000000" w:themeColor="text1"/>
-        </w:rPr>
-        <w:t>client.connect</w:t>
-      </w:r>
-      <w:proofErr w:type="spellEnd"/>
-      <w:r>
-        <w:rPr>
-          <w:rFonts w:ascii="Georgia Pro" w:eastAsia="Georgia Pro" w:hAnsi="Georgia Pro" w:cs="Georgia Pro"/>
-          <w:color w:val="000000" w:themeColor="text1"/>
-        </w:rPr>
-        <w:t>((HOST, PORT))</w:t>
-      </w:r>
-      <w:r>
-        <w:rPr>
-          <w:rFonts w:ascii="Georgia Pro" w:eastAsia="Georgia Pro" w:hAnsi="Georgia Pro" w:cs="Georgia Pro"/>
-          <w:color w:val="000000" w:themeColor="text1"/>
-        </w:rPr>
-        <w:br/>
-      </w:r>
-      <w:r>
-        <w:rPr>
-          <w:rFonts w:ascii="Georgia Pro" w:eastAsia="Georgia Pro" w:hAnsi="Georgia Pro" w:cs="Georgia Pro"/>
-          <w:color w:val="000000" w:themeColor="text1"/>
-        </w:rPr>
-        <w:br/>
-        <w:t>print("Connected to Chat Server")</w:t>
-      </w:r>
-      <w:r>
-        <w:rPr>
-          <w:rFonts w:ascii="Georgia Pro" w:eastAsia="Georgia Pro" w:hAnsi="Georgia Pro" w:cs="Georgia Pro"/>
-          <w:color w:val="000000" w:themeColor="text1"/>
-        </w:rPr>
-        <w:br/>
-      </w:r>
-      <w:r>
-        <w:rPr>
-          <w:rFonts w:ascii="Georgia Pro" w:eastAsia="Georgia Pro" w:hAnsi="Georgia Pro" w:cs="Georgia Pro"/>
-          <w:color w:val="000000" w:themeColor="text1"/>
-        </w:rPr>
-        <w:br/>
-      </w:r>
-      <w:r>
-        <w:rPr>
-          <w:rFonts w:ascii="Georgia Pro" w:eastAsia="Georgia Pro" w:hAnsi="Georgia Pro" w:cs="Georgia Pro"/>
-          <w:color w:val="000000" w:themeColor="text1"/>
-        </w:rPr>
-        <w:lastRenderedPageBreak/>
-        <w:t>while True:</w:t>
-      </w:r>
-      <w:r>
-        <w:rPr>
-          <w:rFonts w:ascii="Georgia Pro" w:eastAsia="Georgia Pro" w:hAnsi="Georgia Pro" w:cs="Georgia Pro"/>
-          <w:color w:val="000000" w:themeColor="text1"/>
-        </w:rPr>
-        <w:br/>
-        <w:t xml:space="preserve">    message = input("Client Message: ")</w:t>
-      </w:r>
-      <w:r>
-        <w:rPr>
-          <w:rFonts w:ascii="Georgia Pro" w:eastAsia="Georgia Pro" w:hAnsi="Georgia Pro" w:cs="Georgia Pro"/>
-          <w:color w:val="000000" w:themeColor="text1"/>
-        </w:rPr>
-        <w:br/>
-      </w:r>
-      <w:r>
-        <w:rPr>
-          <w:rFonts w:ascii="Georgia Pro" w:eastAsia="Georgia Pro" w:hAnsi="Georgia Pro" w:cs="Georgia Pro"/>
-          <w:color w:val="000000" w:themeColor="text1"/>
-        </w:rPr>
-        <w:br/>
-        <w:t xml:space="preserve">    </w:t>
-      </w:r>
-      <w:proofErr w:type="spellStart"/>
-      <w:r>
-        <w:rPr>
-          <w:rFonts w:ascii="Georgia Pro" w:eastAsia="Georgia Pro" w:hAnsi="Georgia Pro" w:cs="Georgia Pro"/>
-          <w:color w:val="000000" w:themeColor="text1"/>
-        </w:rPr>
-        <w:t>client.send</w:t>
-      </w:r>
-      <w:proofErr w:type="spellEnd"/>
-      <w:r>
-        <w:rPr>
-          <w:rFonts w:ascii="Georgia Pro" w:eastAsia="Georgia Pro" w:hAnsi="Georgia Pro" w:cs="Georgia Pro"/>
-          <w:color w:val="000000" w:themeColor="text1"/>
-        </w:rPr>
-        <w:t>(</w:t>
-      </w:r>
-      <w:proofErr w:type="spellStart"/>
-      <w:r>
-        <w:rPr>
-          <w:rFonts w:ascii="Georgia Pro" w:eastAsia="Georgia Pro" w:hAnsi="Georgia Pro" w:cs="Georgia Pro"/>
-          <w:color w:val="000000" w:themeColor="text1"/>
-        </w:rPr>
-        <w:t>message.encode</w:t>
-      </w:r>
-      <w:proofErr w:type="spellEnd"/>
-      <w:r>
-        <w:rPr>
-          <w:rFonts w:ascii="Georgia Pro" w:eastAsia="Georgia Pro" w:hAnsi="Georgia Pro" w:cs="Georgia Pro"/>
-          <w:color w:val="000000" w:themeColor="text1"/>
-        </w:rPr>
-        <w:t>())</w:t>
-      </w:r>
-      <w:r>
-        <w:rPr>
-          <w:rFonts w:ascii="Georgia Pro" w:eastAsia="Georgia Pro" w:hAnsi="Georgia Pro" w:cs="Georgia Pro"/>
-          <w:color w:val="000000" w:themeColor="text1"/>
-        </w:rPr>
-        <w:br/>
-      </w:r>
-      <w:r>
-        <w:rPr>
-          <w:rFonts w:ascii="Georgia Pro" w:eastAsia="Georgia Pro" w:hAnsi="Georgia Pro" w:cs="Georgia Pro"/>
-          <w:color w:val="000000" w:themeColor="text1"/>
-        </w:rPr>
-        <w:br/>
-        <w:t xml:space="preserve">    reply = </w:t>
-      </w:r>
-      <w:proofErr w:type="spellStart"/>
-      <w:r>
-        <w:rPr>
-          <w:rFonts w:ascii="Georgia Pro" w:eastAsia="Georgia Pro" w:hAnsi="Georgia Pro" w:cs="Georgia Pro"/>
-          <w:color w:val="000000" w:themeColor="text1"/>
-        </w:rPr>
-        <w:t>client.recv</w:t>
-      </w:r>
-      <w:proofErr w:type="spellEnd"/>
-      <w:r>
-        <w:rPr>
-          <w:rFonts w:ascii="Georgia Pro" w:eastAsia="Georgia Pro" w:hAnsi="Georgia Pro" w:cs="Georgia Pro"/>
-          <w:color w:val="000000" w:themeColor="text1"/>
-        </w:rPr>
-        <w:t>(1024).decode()</w:t>
-      </w:r>
-      <w:r>
-        <w:rPr>
-          <w:rFonts w:ascii="Georgia Pro" w:eastAsia="Georgia Pro" w:hAnsi="Georgia Pro" w:cs="Georgia Pro"/>
-          <w:color w:val="000000" w:themeColor="text1"/>
-        </w:rPr>
-        <w:br/>
-      </w:r>
-      <w:r>
-        <w:rPr>
-          <w:rFonts w:ascii="Georgia Pro" w:eastAsia="Georgia Pro" w:hAnsi="Georgia Pro" w:cs="Georgia Pro"/>
-          <w:color w:val="000000" w:themeColor="text1"/>
-        </w:rPr>
-        <w:br/>
-        <w:t xml:space="preserve">    print(</w:t>
-      </w:r>
-      <w:proofErr w:type="spellStart"/>
-      <w:r>
-        <w:rPr>
-          <w:rFonts w:ascii="Georgia Pro" w:eastAsia="Georgia Pro" w:hAnsi="Georgia Pro" w:cs="Georgia Pro"/>
-          <w:color w:val="000000" w:themeColor="text1"/>
-        </w:rPr>
-        <w:t>f"Server</w:t>
-      </w:r>
-      <w:proofErr w:type="spellEnd"/>
-      <w:r>
-        <w:rPr>
-          <w:rFonts w:ascii="Georgia Pro" w:eastAsia="Georgia Pro" w:hAnsi="Georgia Pro" w:cs="Georgia Pro"/>
-          <w:color w:val="000000" w:themeColor="text1"/>
-        </w:rPr>
-        <w:t>: {reply}")</w:t>
-      </w:r>
-    </w:p>
-    <w:p>
-      <w:pPr>
-        <w:spacing w:after="0" w:line="480" w:lineRule="auto"/>
-        <w:rPr>
-          <w:rFonts w:ascii="Georgia Pro" w:eastAsia="Georgia Pro" w:hAnsi="Georgia Pro" w:cs="Georgia Pro"/>
-          <w:color w:val="000000" w:themeColor="text1"/>
-        </w:rPr>
-      </w:pPr>
-    </w:p>
-    <w:p>
-      <w:pPr>
-        <w:spacing w:after="0" w:line="480" w:lineRule="auto"/>
-        <w:rPr>
-          <w:rFonts w:ascii="Georgia Pro" w:eastAsia="Georgia Pro" w:hAnsi="Georgia Pro" w:cs="Georgia Pro"/>
-          <w:color w:val="000000" w:themeColor="text1"/>
-        </w:rPr>
-      </w:pPr>
-      <w:r>
-        <w:rPr>
-          <w:rFonts w:ascii="Georgia Pro" w:eastAsia="Georgia Pro" w:hAnsi="Georgia Pro" w:cs="Georgia Pro"/>
-          <w:color w:val="000000" w:themeColor="text1"/>
-        </w:rPr>
-        <w:t>Save:</w:t>
-      </w:r>
-    </w:p>
-    <w:p>
-      <w:pPr>
-        <w:spacing w:after="0" w:line="480" w:lineRule="auto"/>
-        <w:rPr>
-          <w:rFonts w:ascii="Georgia Pro" w:eastAsia="Georgia Pro" w:hAnsi="Georgia Pro" w:cs="Georgia Pro"/>
-          <w:color w:val="000000" w:themeColor="text1"/>
-        </w:rPr>
-      </w:pPr>
-      <w:r>
-        <w:rPr>
-          <w:rFonts w:ascii="Georgia Pro" w:eastAsia="Georgia Pro" w:hAnsi="Georgia Pro" w:cs="Georgia Pro"/>
-          <w:color w:val="000000" w:themeColor="text1"/>
-        </w:rPr>
-        <w:pict w14:anchorId="451E160B">
-          <v:rect id="_x0000_i1376" style="width:0;height:1.5pt" o:hralign="center" o:hrstd="t" o:hr="t" fillcolor="#a0a0a0" stroked="f"/>
-        </w:pict>
-      </w:r>
-    </w:p>
-    <w:p>
-      <w:pPr>
-        <w:spacing w:after="0" w:line="480" w:lineRule="auto"/>
-        <w:rPr>
-          <w:rFonts w:ascii="Georgia Pro" w:eastAsia="Georgia Pro" w:hAnsi="Georgia Pro" w:cs="Georgia Pro"/>
-          <w:b/>
-          <w:bCs/>
-          <w:color w:val="000000" w:themeColor="text1"/>
-        </w:rPr>
-      </w:pPr>
-      <w:r>
-        <w:rPr>
-          <w:rFonts w:ascii="Georgia Pro" w:eastAsia="Georgia Pro" w:hAnsi="Georgia Pro" w:cs="Georgia Pro"/>
-          <w:b/>
-          <w:bCs/>
-          <w:color w:val="000000" w:themeColor="text1"/>
-        </w:rPr>
-        <w:t xml:space="preserve">Step 4: Create Server </w:t>
-      </w:r>
-      <w:proofErr w:type="spellStart"/>
-      <w:r>
-        <w:rPr>
-          <w:rFonts w:ascii="Georgia Pro" w:eastAsia="Georgia Pro" w:hAnsi="Georgia Pro" w:cs="Georgia Pro"/>
-          <w:b/>
-          <w:bCs/>
-          <w:color w:val="000000" w:themeColor="text1"/>
-        </w:rPr>
-        <w:t>Dockerfile</w:t>
-      </w:r>
-      <w:proofErr w:type="spellEnd"/>
     </w:p>
     <w:p>
       <w:pPr>
@@ -1654,39 +592,71 @@
           <w:color w:val="000000" w:themeColor="text1"/>
         </w:rPr>
       </w:pPr>
+      <w:r>
+        <w:rPr>
+          <w:rFonts w:ascii="Georgia Pro" w:eastAsia="Georgia Pro" w:hAnsi="Georgia Pro" w:cs="Georgia Pro"/>
+          <w:color w:val="000000" w:themeColor="text1"/>
+        </w:rPr>
+        <w:t xml:space="preserve">server = </w:t>
+      </w:r>
       <w:proofErr w:type="spellStart"/>
-      <w:r>
-        <w:rPr>
-          <w:rFonts w:ascii="Georgia Pro" w:eastAsia="Georgia Pro" w:hAnsi="Georgia Pro" w:cs="Georgia Pro"/>
-          <w:color w:val="000000" w:themeColor="text1"/>
-        </w:rPr>
-        <w:t>Dockerfile.server</w:t>
+      <w:proofErr w:type="gramStart"/>
+      <w:r>
+        <w:rPr>
+          <w:rFonts w:ascii="Georgia Pro" w:eastAsia="Georgia Pro" w:hAnsi="Georgia Pro" w:cs="Georgia Pro"/>
+          <w:color w:val="000000" w:themeColor="text1"/>
+        </w:rPr>
+        <w:t>socket.socket</w:t>
       </w:r>
       <w:proofErr w:type="spellEnd"/>
-    </w:p>
-    <w:p>
-      <w:pPr>
-        <w:spacing w:after="0" w:line="480" w:lineRule="auto"/>
-        <w:rPr>
-          <w:rFonts w:ascii="Georgia Pro" w:eastAsia="Georgia Pro" w:hAnsi="Georgia Pro" w:cs="Georgia Pro"/>
-          <w:color w:val="000000" w:themeColor="text1"/>
-        </w:rPr>
-      </w:pPr>
-    </w:p>
-    <w:p>
-      <w:pPr>
-        <w:spacing w:after="0" w:line="480" w:lineRule="auto"/>
-        <w:rPr>
-          <w:rFonts w:ascii="Georgia Pro" w:eastAsia="Georgia Pro" w:hAnsi="Georgia Pro" w:cs="Georgia Pro"/>
-          <w:color w:val="000000" w:themeColor="text1"/>
-        </w:rPr>
-      </w:pPr>
-      <w:r>
-        <w:rPr>
-          <w:rFonts w:ascii="Georgia Pro" w:eastAsia="Georgia Pro" w:hAnsi="Georgia Pro" w:cs="Georgia Pro"/>
-          <w:color w:val="000000" w:themeColor="text1"/>
-        </w:rPr>
-        <w:t>Paste:</w:t>
+      <w:proofErr w:type="gramEnd"/>
+      <w:r>
+        <w:rPr>
+          <w:rFonts w:ascii="Georgia Pro" w:eastAsia="Georgia Pro" w:hAnsi="Georgia Pro" w:cs="Georgia Pro"/>
+          <w:color w:val="000000" w:themeColor="text1"/>
+        </w:rPr>
+        <w:t>(</w:t>
+      </w:r>
+      <w:proofErr w:type="spellStart"/>
+      <w:r>
+        <w:rPr>
+          <w:rFonts w:ascii="Georgia Pro" w:eastAsia="Georgia Pro" w:hAnsi="Georgia Pro" w:cs="Georgia Pro"/>
+          <w:color w:val="000000" w:themeColor="text1"/>
+        </w:rPr>
+        <w:t>socket.AF_INET</w:t>
+      </w:r>
+      <w:proofErr w:type="spellEnd"/>
+      <w:r>
+        <w:rPr>
+          <w:rFonts w:ascii="Georgia Pro" w:eastAsia="Georgia Pro" w:hAnsi="Georgia Pro" w:cs="Georgia Pro"/>
+          <w:color w:val="000000" w:themeColor="text1"/>
+        </w:rPr>
+        <w:t xml:space="preserve">, </w:t>
+      </w:r>
+      <w:proofErr w:type="spellStart"/>
+      <w:proofErr w:type="gramStart"/>
+      <w:r>
+        <w:rPr>
+          <w:rFonts w:ascii="Georgia Pro" w:eastAsia="Georgia Pro" w:hAnsi="Georgia Pro" w:cs="Georgia Pro"/>
+          <w:color w:val="000000" w:themeColor="text1"/>
+        </w:rPr>
+        <w:t>socket.SOCK</w:t>
+      </w:r>
+      <w:proofErr w:type="gramEnd"/>
+      <w:r>
+        <w:rPr>
+          <w:rFonts w:ascii="Georgia Pro" w:eastAsia="Georgia Pro" w:hAnsi="Georgia Pro" w:cs="Georgia Pro"/>
+          <w:color w:val="000000" w:themeColor="text1"/>
+        </w:rPr>
+        <w:t>_STREAM</w:t>
+      </w:r>
+      <w:proofErr w:type="spellEnd"/>
+      <w:r>
+        <w:rPr>
+          <w:rFonts w:ascii="Georgia Pro" w:eastAsia="Georgia Pro" w:hAnsi="Georgia Pro" w:cs="Georgia Pro"/>
+          <w:color w:val="000000" w:themeColor="text1"/>
+        </w:rPr>
+        <w:t>)</w:t>
       </w:r>
     </w:p>
     <w:p>
@@ -1704,205 +674,24 @@
           <w:color w:val="000000" w:themeColor="text1"/>
         </w:rPr>
       </w:pPr>
-      <w:r>
-        <w:rPr>
-          <w:rFonts w:ascii="Georgia Pro" w:eastAsia="Georgia Pro" w:hAnsi="Georgia Pro" w:cs="Georgia Pro"/>
-          <w:color w:val="000000" w:themeColor="text1"/>
-        </w:rPr>
-        <w:t>FROM python:3.11</w:t>
-      </w:r>
-      <w:r>
-        <w:rPr>
-          <w:rFonts w:ascii="Georgia Pro" w:eastAsia="Georgia Pro" w:hAnsi="Georgia Pro" w:cs="Georgia Pro"/>
-          <w:color w:val="000000" w:themeColor="text1"/>
-        </w:rPr>
-        <w:br/>
-        <w:t>WORKDIR /app</w:t>
-      </w:r>
-      <w:r>
-        <w:rPr>
-          <w:rFonts w:ascii="Georgia Pro" w:eastAsia="Georgia Pro" w:hAnsi="Georgia Pro" w:cs="Georgia Pro"/>
-          <w:color w:val="000000" w:themeColor="text1"/>
-        </w:rPr>
-        <w:br/>
-        <w:t xml:space="preserve">COPY </w:t>
-      </w:r>
+      <w:proofErr w:type="spellStart"/>
       <w:proofErr w:type="gramStart"/>
       <w:r>
         <w:rPr>
           <w:rFonts w:ascii="Georgia Pro" w:eastAsia="Georgia Pro" w:hAnsi="Georgia Pro" w:cs="Georgia Pro"/>
           <w:color w:val="000000" w:themeColor="text1"/>
         </w:rPr>
-        <w:t>chat_server.py .</w:t>
-      </w:r>
+        <w:t>server.bind</w:t>
+      </w:r>
+      <w:proofErr w:type="spellEnd"/>
       <w:proofErr w:type="gramEnd"/>
       <w:r>
         <w:rPr>
           <w:rFonts w:ascii="Georgia Pro" w:eastAsia="Georgia Pro" w:hAnsi="Georgia Pro" w:cs="Georgia Pro"/>
           <w:color w:val="000000" w:themeColor="text1"/>
         </w:rPr>
-        <w:br/>
-        <w:t>CMD [</w:t>
-      </w:r>
-      <w:r>
-        <w:rPr>
-          <w:rFonts w:ascii="Georgia Pro" w:eastAsia="Georgia Pro" w:hAnsi="Georgia Pro" w:cs="Georgia Pro"/>
-          <w:color w:val="000000" w:themeColor="text1"/>
-        </w:rPr>
-        <w:t>“</w:t>
-      </w:r>
-      <w:r>
-        <w:rPr>
-          <w:rFonts w:ascii="Georgia Pro" w:eastAsia="Georgia Pro" w:hAnsi="Georgia Pro" w:cs="Georgia Pro"/>
-          <w:color w:val="000000" w:themeColor="text1"/>
-        </w:rPr>
-        <w:t>python</w:t>
-      </w:r>
-      <w:r>
-        <w:rPr>
-          <w:rFonts w:ascii="Georgia Pro" w:eastAsia="Georgia Pro" w:hAnsi="Georgia Pro" w:cs="Georgia Pro"/>
-          <w:color w:val="000000" w:themeColor="text1"/>
-        </w:rPr>
-        <w:t>”</w:t>
-      </w:r>
-      <w:r>
-        <w:rPr>
-          <w:rFonts w:ascii="Georgia Pro" w:eastAsia="Georgia Pro" w:hAnsi="Georgia Pro" w:cs="Georgia Pro"/>
-          <w:color w:val="000000" w:themeColor="text1"/>
-        </w:rPr>
-        <w:t xml:space="preserve">, </w:t>
-      </w:r>
-      <w:r>
-        <w:rPr>
-          <w:rFonts w:ascii="Georgia Pro" w:eastAsia="Georgia Pro" w:hAnsi="Georgia Pro" w:cs="Georgia Pro"/>
-          <w:color w:val="000000" w:themeColor="text1"/>
-        </w:rPr>
-        <w:t>“</w:t>
-      </w:r>
-      <w:r>
-        <w:rPr>
-          <w:rFonts w:ascii="Georgia Pro" w:eastAsia="Georgia Pro" w:hAnsi="Georgia Pro" w:cs="Georgia Pro"/>
-          <w:color w:val="000000" w:themeColor="text1"/>
-        </w:rPr>
-        <w:t>chat_server.py</w:t>
-      </w:r>
-      <w:r>
-        <w:rPr>
-          <w:rFonts w:ascii="Georgia Pro" w:eastAsia="Georgia Pro" w:hAnsi="Georgia Pro" w:cs="Georgia Pro"/>
-          <w:color w:val="000000" w:themeColor="text1"/>
-        </w:rPr>
-        <w:t>”</w:t>
-      </w:r>
-      <w:r>
-        <w:rPr>
-          <w:rFonts w:ascii="Georgia Pro" w:eastAsia="Georgia Pro" w:hAnsi="Georgia Pro" w:cs="Georgia Pro"/>
-          <w:color w:val="000000" w:themeColor="text1"/>
-        </w:rPr>
-        <w:t>]</w:t>
-      </w:r>
-    </w:p>
-    <w:p>
-      <w:pPr>
-        <w:spacing w:after="0" w:line="480" w:lineRule="auto"/>
-        <w:rPr>
-          <w:rFonts w:ascii="Georgia Pro" w:eastAsia="Georgia Pro" w:hAnsi="Georgia Pro" w:cs="Georgia Pro"/>
-          <w:color w:val="000000" w:themeColor="text1"/>
-        </w:rPr>
-      </w:pPr>
-    </w:p>
-    <w:p>
-      <w:pPr>
-        <w:spacing w:after="0" w:line="480" w:lineRule="auto"/>
-        <w:rPr>
-          <w:rFonts w:ascii="Georgia Pro" w:eastAsia="Georgia Pro" w:hAnsi="Georgia Pro" w:cs="Georgia Pro"/>
-          <w:color w:val="000000" w:themeColor="text1"/>
-        </w:rPr>
-      </w:pPr>
-      <w:r>
-        <w:rPr>
-          <w:rFonts w:ascii="Georgia Pro" w:eastAsia="Georgia Pro" w:hAnsi="Georgia Pro" w:cs="Georgia Pro"/>
-          <w:color w:val="000000" w:themeColor="text1"/>
-        </w:rPr>
-        <w:t>Save.</w:t>
-      </w:r>
-    </w:p>
-    <w:p>
-      <w:pPr>
-        <w:spacing w:after="0" w:line="480" w:lineRule="auto"/>
-        <w:rPr>
-          <w:rFonts w:ascii="Georgia Pro" w:eastAsia="Georgia Pro" w:hAnsi="Georgia Pro" w:cs="Georgia Pro"/>
-          <w:color w:val="000000" w:themeColor="text1"/>
-        </w:rPr>
-      </w:pPr>
-      <w:r>
-        <w:rPr>
-          <w:rFonts w:ascii="Georgia Pro" w:eastAsia="Georgia Pro" w:hAnsi="Georgia Pro" w:cs="Georgia Pro"/>
-          <w:color w:val="000000" w:themeColor="text1"/>
-        </w:rPr>
-        <w:pict w14:anchorId="2E407CF0">
-          <v:rect id="_x0000_i1377" style="width:0;height:1.5pt" o:hralign="center" o:hrstd="t" o:hr="t" fillcolor="#a0a0a0" stroked="f"/>
-        </w:pict>
-      </w:r>
-    </w:p>
-    <w:p>
-      <w:pPr>
-        <w:rPr>
-          <w:rFonts w:ascii="Georgia Pro" w:eastAsia="Georgia Pro" w:hAnsi="Georgia Pro" w:cs="Georgia Pro"/>
-          <w:b/>
-          <w:bCs/>
-          <w:color w:val="000000" w:themeColor="text1"/>
-        </w:rPr>
-      </w:pPr>
-      <w:r>
-        <w:rPr>
-          <w:rFonts w:ascii="Georgia Pro" w:eastAsia="Georgia Pro" w:hAnsi="Georgia Pro" w:cs="Georgia Pro"/>
-          <w:b/>
-          <w:bCs/>
-          <w:color w:val="000000" w:themeColor="text1"/>
-        </w:rPr>
-        <w:br w:type="page"/>
-      </w:r>
-    </w:p>
-    <w:p>
-      <w:pPr>
-        <w:spacing w:after="0" w:line="480" w:lineRule="auto"/>
-        <w:rPr>
-          <w:rFonts w:ascii="Georgia Pro" w:eastAsia="Georgia Pro" w:hAnsi="Georgia Pro" w:cs="Georgia Pro"/>
-          <w:b/>
-          <w:bCs/>
-          <w:color w:val="000000" w:themeColor="text1"/>
-        </w:rPr>
-      </w:pPr>
-      <w:r>
-        <w:rPr>
-          <w:rFonts w:ascii="Georgia Pro" w:eastAsia="Georgia Pro" w:hAnsi="Georgia Pro" w:cs="Georgia Pro"/>
-          <w:b/>
-          <w:bCs/>
-          <w:color w:val="000000" w:themeColor="text1"/>
-        </w:rPr>
-        <w:lastRenderedPageBreak/>
-        <w:t xml:space="preserve">Step 5: Create Client </w:t>
-      </w:r>
-      <w:proofErr w:type="spellStart"/>
-      <w:r>
-        <w:rPr>
-          <w:rFonts w:ascii="Georgia Pro" w:eastAsia="Georgia Pro" w:hAnsi="Georgia Pro" w:cs="Georgia Pro"/>
-          <w:b/>
-          <w:bCs/>
-          <w:color w:val="000000" w:themeColor="text1"/>
-        </w:rPr>
-        <w:t>Dockerfile</w:t>
-      </w:r>
-      <w:proofErr w:type="spellEnd"/>
-    </w:p>
-    <w:p>
-      <w:pPr>
-        <w:spacing w:after="0" w:line="480" w:lineRule="auto"/>
-        <w:rPr>
-          <w:rFonts w:ascii="Georgia Pro" w:eastAsia="Georgia Pro" w:hAnsi="Georgia Pro" w:cs="Georgia Pro"/>
-          <w:color w:val="000000" w:themeColor="text1"/>
-        </w:rPr>
-      </w:pPr>
+        <w:t>((HOST, PORT))</w:t>
+      </w:r>
     </w:p>
     <w:p>
       <w:pPr>
@@ -1920,38 +709,22 @@
         </w:rPr>
       </w:pPr>
       <w:proofErr w:type="spellStart"/>
-      <w:r>
-        <w:rPr>
-          <w:rFonts w:ascii="Georgia Pro" w:eastAsia="Georgia Pro" w:hAnsi="Georgia Pro" w:cs="Georgia Pro"/>
-          <w:color w:val="000000" w:themeColor="text1"/>
-        </w:rPr>
-        <w:t>Dockerfile.client</w:t>
+      <w:proofErr w:type="gramStart"/>
+      <w:r>
+        <w:rPr>
+          <w:rFonts w:ascii="Georgia Pro" w:eastAsia="Georgia Pro" w:hAnsi="Georgia Pro" w:cs="Georgia Pro"/>
+          <w:color w:val="000000" w:themeColor="text1"/>
+        </w:rPr>
+        <w:t>server.listen</w:t>
       </w:r>
       <w:proofErr w:type="spellEnd"/>
-    </w:p>
-    <w:p>
-      <w:pPr>
-        <w:spacing w:after="0" w:line="480" w:lineRule="auto"/>
-        <w:rPr>
-          <w:rFonts w:ascii="Georgia Pro" w:eastAsia="Georgia Pro" w:hAnsi="Georgia Pro" w:cs="Georgia Pro"/>
-          <w:color w:val="000000" w:themeColor="text1"/>
-        </w:rPr>
-      </w:pPr>
-    </w:p>
-    <w:p>
-      <w:pPr>
-        <w:spacing w:after="0" w:line="480" w:lineRule="auto"/>
-        <w:rPr>
-          <w:rFonts w:ascii="Georgia Pro" w:eastAsia="Georgia Pro" w:hAnsi="Georgia Pro" w:cs="Georgia Pro"/>
-          <w:color w:val="000000" w:themeColor="text1"/>
-        </w:rPr>
-      </w:pPr>
-      <w:r>
-        <w:rPr>
-          <w:rFonts w:ascii="Georgia Pro" w:eastAsia="Georgia Pro" w:hAnsi="Georgia Pro" w:cs="Georgia Pro"/>
-          <w:color w:val="000000" w:themeColor="text1"/>
-        </w:rPr>
-        <w:t>Paste:</w:t>
+      <w:proofErr w:type="gramEnd"/>
+      <w:r>
+        <w:rPr>
+          <w:rFonts w:ascii="Georgia Pro" w:eastAsia="Georgia Pro" w:hAnsi="Georgia Pro" w:cs="Georgia Pro"/>
+          <w:color w:val="000000" w:themeColor="text1"/>
+        </w:rPr>
+        <w:t>(1)</w:t>
       </w:r>
     </w:p>
     <w:p>
@@ -1969,36 +742,13 @@
           <w:color w:val="000000" w:themeColor="text1"/>
         </w:rPr>
       </w:pPr>
-      <w:r>
-        <w:rPr>
-          <w:rFonts w:ascii="Georgia Pro" w:eastAsia="Georgia Pro" w:hAnsi="Georgia Pro" w:cs="Georgia Pro"/>
-          <w:color w:val="000000" w:themeColor="text1"/>
-        </w:rPr>
-        <w:t>FROM python:3.11</w:t>
-      </w:r>
-      <w:r>
-        <w:rPr>
-          <w:rFonts w:ascii="Georgia Pro" w:eastAsia="Georgia Pro" w:hAnsi="Georgia Pro" w:cs="Georgia Pro"/>
-          <w:color w:val="000000" w:themeColor="text1"/>
-        </w:rPr>
-        <w:br/>
-        <w:t>WORKDIR /app</w:t>
-      </w:r>
-      <w:r>
-        <w:rPr>
-          <w:rFonts w:ascii="Georgia Pro" w:eastAsia="Georgia Pro" w:hAnsi="Georgia Pro" w:cs="Georgia Pro"/>
-          <w:color w:val="000000" w:themeColor="text1"/>
-        </w:rPr>
-        <w:br/>
-        <w:t xml:space="preserve">COPY </w:t>
-      </w:r>
       <w:proofErr w:type="gramStart"/>
       <w:r>
         <w:rPr>
           <w:rFonts w:ascii="Georgia Pro" w:eastAsia="Georgia Pro" w:hAnsi="Georgia Pro" w:cs="Georgia Pro"/>
           <w:color w:val="000000" w:themeColor="text1"/>
         </w:rPr>
-        <w:t>chat_client.py .</w:t>
+        <w:t>print(</w:t>
       </w:r>
       <w:proofErr w:type="gramEnd"/>
       <w:r>
@@ -2006,71 +756,7 @@
           <w:rFonts w:ascii="Georgia Pro" w:eastAsia="Georgia Pro" w:hAnsi="Georgia Pro" w:cs="Georgia Pro"/>
           <w:color w:val="000000" w:themeColor="text1"/>
         </w:rPr>
-        <w:br/>
-        <w:t>CMD ["python", "chat_client.py"]</w:t>
-      </w:r>
-    </w:p>
-    <w:p>
-      <w:pPr>
-        <w:spacing w:after="0" w:line="480" w:lineRule="auto"/>
-        <w:rPr>
-          <w:rFonts w:ascii="Georgia Pro" w:eastAsia="Georgia Pro" w:hAnsi="Georgia Pro" w:cs="Georgia Pro"/>
-          <w:color w:val="000000" w:themeColor="text1"/>
-        </w:rPr>
-      </w:pPr>
-    </w:p>
-    <w:p>
-      <w:pPr>
-        <w:spacing w:after="0" w:line="480" w:lineRule="auto"/>
-        <w:rPr>
-          <w:rFonts w:ascii="Georgia Pro" w:eastAsia="Georgia Pro" w:hAnsi="Georgia Pro" w:cs="Georgia Pro"/>
-          <w:color w:val="000000" w:themeColor="text1"/>
-        </w:rPr>
-      </w:pPr>
-      <w:r>
-        <w:rPr>
-          <w:rFonts w:ascii="Georgia Pro" w:eastAsia="Georgia Pro" w:hAnsi="Georgia Pro" w:cs="Georgia Pro"/>
-          <w:color w:val="000000" w:themeColor="text1"/>
-        </w:rPr>
-        <w:t>Save.</w:t>
-      </w:r>
-    </w:p>
-    <w:p>
-      <w:pPr>
-        <w:spacing w:after="0" w:line="480" w:lineRule="auto"/>
-        <w:rPr>
-          <w:rFonts w:ascii="Georgia Pro" w:eastAsia="Georgia Pro" w:hAnsi="Georgia Pro" w:cs="Georgia Pro"/>
-          <w:color w:val="000000" w:themeColor="text1"/>
-        </w:rPr>
-      </w:pPr>
-      <w:r>
-        <w:rPr>
-          <w:rFonts w:ascii="Georgia Pro" w:eastAsia="Georgia Pro" w:hAnsi="Georgia Pro" w:cs="Georgia Pro"/>
-          <w:color w:val="000000" w:themeColor="text1"/>
-        </w:rPr>
-        <w:pict w14:anchorId="7B05CDF6">
-          <v:rect id="_x0000_i1378" style="width:0;height:1.5pt" o:hralign="center" o:hrstd="t" o:hr="t" fillcolor="#a0a0a0" stroked="f"/>
-        </w:pict>
-      </w:r>
-    </w:p>
-    <w:p>
-      <w:pPr>
-        <w:spacing w:after="0" w:line="480" w:lineRule="auto"/>
-        <w:rPr>
-          <w:rFonts w:ascii="Georgia Pro" w:eastAsia="Georgia Pro" w:hAnsi="Georgia Pro" w:cs="Georgia Pro"/>
-          <w:b/>
-          <w:bCs/>
-          <w:color w:val="000000" w:themeColor="text1"/>
-        </w:rPr>
-      </w:pPr>
-      <w:r>
-        <w:rPr>
-          <w:rFonts w:ascii="Georgia Pro" w:eastAsia="Georgia Pro" w:hAnsi="Georgia Pro" w:cs="Georgia Pro"/>
-          <w:b/>
-          <w:bCs/>
-          <w:color w:val="000000" w:themeColor="text1"/>
-        </w:rPr>
-        <w:t>Step 6: Create Docker Network</w:t>
+        <w:t>"Chat Server Started…")</w:t>
       </w:r>
     </w:p>
     <w:p>
@@ -2093,61 +779,41 @@
           <w:rFonts w:ascii="Georgia Pro" w:eastAsia="Georgia Pro" w:hAnsi="Georgia Pro" w:cs="Georgia Pro"/>
           <w:color w:val="000000" w:themeColor="text1"/>
         </w:rPr>
-        <w:t xml:space="preserve">docker network </w:t>
-      </w:r>
+        <w:t xml:space="preserve">conn, </w:t>
+      </w:r>
+      <w:proofErr w:type="spellStart"/>
+      <w:r>
+        <w:rPr>
+          <w:rFonts w:ascii="Georgia Pro" w:eastAsia="Georgia Pro" w:hAnsi="Georgia Pro" w:cs="Georgia Pro"/>
+          <w:color w:val="000000" w:themeColor="text1"/>
+        </w:rPr>
+        <w:t>addr</w:t>
+      </w:r>
+      <w:proofErr w:type="spellEnd"/>
+      <w:r>
+        <w:rPr>
+          <w:rFonts w:ascii="Georgia Pro" w:eastAsia="Georgia Pro" w:hAnsi="Georgia Pro" w:cs="Georgia Pro"/>
+          <w:color w:val="000000" w:themeColor="text1"/>
+        </w:rPr>
+        <w:t xml:space="preserve"> = </w:t>
+      </w:r>
+      <w:proofErr w:type="spellStart"/>
       <w:proofErr w:type="gramStart"/>
       <w:r>
         <w:rPr>
           <w:rFonts w:ascii="Georgia Pro" w:eastAsia="Georgia Pro" w:hAnsi="Georgia Pro" w:cs="Georgia Pro"/>
           <w:color w:val="000000" w:themeColor="text1"/>
         </w:rPr>
-        <w:t>create</w:t>
-      </w:r>
+        <w:t>server.accept</w:t>
+      </w:r>
+      <w:proofErr w:type="spellEnd"/>
       <w:proofErr w:type="gramEnd"/>
       <w:r>
         <w:rPr>
           <w:rFonts w:ascii="Georgia Pro" w:eastAsia="Georgia Pro" w:hAnsi="Georgia Pro" w:cs="Georgia Pro"/>
           <w:color w:val="000000" w:themeColor="text1"/>
         </w:rPr>
-        <w:t xml:space="preserve"> chat-network</w:t>
-      </w:r>
-    </w:p>
-    <w:p>
-      <w:pPr>
-        <w:spacing w:after="0" w:line="480" w:lineRule="auto"/>
-        <w:rPr>
-          <w:rFonts w:ascii="Georgia Pro" w:eastAsia="Georgia Pro" w:hAnsi="Georgia Pro" w:cs="Georgia Pro"/>
-          <w:color w:val="000000" w:themeColor="text1"/>
-        </w:rPr>
-      </w:pPr>
-      <w:r>
-        <w:rPr>
-          <w:rFonts w:ascii="Georgia Pro" w:eastAsia="Georgia Pro" w:hAnsi="Georgia Pro" w:cs="Georgia Pro"/>
-          <w:color w:val="000000" w:themeColor="text1"/>
-        </w:rPr>
-        <w:pict w14:anchorId="28BB6136">
-          <v:rect id="_x0000_i1379" style="width:0;height:1.5pt" o:hralign="center" o:hrstd="t" o:hr="t" fillcolor="#a0a0a0" stroked="f"/>
-        </w:pict>
-      </w:r>
-    </w:p>
-    <w:p>
-      <w:pPr>
-        <w:spacing w:after="0" w:line="480" w:lineRule="auto"/>
-        <w:rPr>
-          <w:rFonts w:ascii="Georgia Pro" w:eastAsia="Georgia Pro" w:hAnsi="Georgia Pro" w:cs="Georgia Pro"/>
-          <w:b/>
-          <w:bCs/>
-          <w:color w:val="000000" w:themeColor="text1"/>
-        </w:rPr>
-      </w:pPr>
-      <w:r>
-        <w:rPr>
-          <w:rFonts w:ascii="Georgia Pro" w:eastAsia="Georgia Pro" w:hAnsi="Georgia Pro" w:cs="Georgia Pro"/>
-          <w:b/>
-          <w:bCs/>
-          <w:color w:val="000000" w:themeColor="text1"/>
-        </w:rPr>
-        <w:t>Step 7: Build Server Image</w:t>
+        <w:t>()</w:t>
       </w:r>
     </w:p>
     <w:p>
@@ -2165,20 +831,22 @@
           <w:color w:val="000000" w:themeColor="text1"/>
         </w:rPr>
       </w:pPr>
-      <w:r>
-        <w:rPr>
-          <w:rFonts w:ascii="Georgia Pro" w:eastAsia="Georgia Pro" w:hAnsi="Georgia Pro" w:cs="Georgia Pro"/>
-          <w:color w:val="000000" w:themeColor="text1"/>
-        </w:rPr>
-        <w:t xml:space="preserve">docker build -f </w:t>
+      <w:proofErr w:type="gramStart"/>
+      <w:r>
+        <w:rPr>
+          <w:rFonts w:ascii="Georgia Pro" w:eastAsia="Georgia Pro" w:hAnsi="Georgia Pro" w:cs="Georgia Pro"/>
+          <w:color w:val="000000" w:themeColor="text1"/>
+        </w:rPr>
+        <w:t>print(</w:t>
       </w:r>
       <w:proofErr w:type="spellStart"/>
-      <w:r>
-        <w:rPr>
-          <w:rFonts w:ascii="Georgia Pro" w:eastAsia="Georgia Pro" w:hAnsi="Georgia Pro" w:cs="Georgia Pro"/>
-          <w:color w:val="000000" w:themeColor="text1"/>
-        </w:rPr>
-        <w:t>Dockerfile.server</w:t>
+      <w:proofErr w:type="gramEnd"/>
+      <w:r>
+        <w:rPr>
+          <w:rFonts w:ascii="Georgia Pro" w:eastAsia="Georgia Pro" w:hAnsi="Georgia Pro" w:cs="Georgia Pro"/>
+          <w:color w:val="000000" w:themeColor="text1"/>
+        </w:rPr>
+        <w:t>f"Connected</w:t>
       </w:r>
       <w:proofErr w:type="spellEnd"/>
       <w:r>
@@ -2186,54 +854,23 @@
           <w:rFonts w:ascii="Georgia Pro" w:eastAsia="Georgia Pro" w:hAnsi="Georgia Pro" w:cs="Georgia Pro"/>
           <w:color w:val="000000" w:themeColor="text1"/>
         </w:rPr>
-        <w:t xml:space="preserve"> -t chat-server-</w:t>
-      </w:r>
-      <w:proofErr w:type="gramStart"/>
-      <w:r>
-        <w:rPr>
-          <w:rFonts w:ascii="Georgia Pro" w:eastAsia="Georgia Pro" w:hAnsi="Georgia Pro" w:cs="Georgia Pro"/>
-          <w:color w:val="000000" w:themeColor="text1"/>
-        </w:rPr>
-        <w:t>image .</w:t>
-      </w:r>
-      <w:proofErr w:type="gramEnd"/>
-    </w:p>
-    <w:p>
-      <w:pPr>
-        <w:spacing w:after="0" w:line="480" w:lineRule="auto"/>
-        <w:rPr>
-          <w:rFonts w:ascii="Georgia Pro" w:eastAsia="Georgia Pro" w:hAnsi="Georgia Pro" w:cs="Georgia Pro"/>
-          <w:color w:val="000000" w:themeColor="text1"/>
-        </w:rPr>
-      </w:pPr>
-      <w:r>
-        <w:rPr>
-          <w:rFonts w:ascii="Georgia Pro" w:eastAsia="Georgia Pro" w:hAnsi="Georgia Pro" w:cs="Georgia Pro"/>
-          <w:color w:val="000000" w:themeColor="text1"/>
-        </w:rPr>
-        <w:pict w14:anchorId="378D1E6C">
-          <v:rect id="_x0000_i1380" style="width:0;height:1.5pt" o:hralign="center" o:hrstd="t" o:hr="t" fillcolor="#a0a0a0" stroked="f"/>
-        </w:pict>
-      </w:r>
-    </w:p>
-    <w:p>
-      <w:pPr>
-        <w:spacing w:after="0" w:line="480" w:lineRule="auto"/>
-        <w:rPr>
-          <w:rFonts w:ascii="Georgia Pro" w:eastAsia="Georgia Pro" w:hAnsi="Georgia Pro" w:cs="Georgia Pro"/>
-          <w:b/>
-          <w:bCs/>
-          <w:color w:val="000000" w:themeColor="text1"/>
-        </w:rPr>
-      </w:pPr>
-      <w:r>
-        <w:rPr>
-          <w:rFonts w:ascii="Georgia Pro" w:eastAsia="Georgia Pro" w:hAnsi="Georgia Pro" w:cs="Georgia Pro"/>
-          <w:b/>
-          <w:bCs/>
-          <w:color w:val="000000" w:themeColor="text1"/>
-        </w:rPr>
-        <w:t>Step 8: Build Client Image</w:t>
+        <w:t xml:space="preserve"> by {</w:t>
+      </w:r>
+      <w:proofErr w:type="spellStart"/>
+      <w:r>
+        <w:rPr>
+          <w:rFonts w:ascii="Georgia Pro" w:eastAsia="Georgia Pro" w:hAnsi="Georgia Pro" w:cs="Georgia Pro"/>
+          <w:color w:val="000000" w:themeColor="text1"/>
+        </w:rPr>
+        <w:t>addr</w:t>
+      </w:r>
+      <w:proofErr w:type="spellEnd"/>
+      <w:r>
+        <w:rPr>
+          <w:rFonts w:ascii="Georgia Pro" w:eastAsia="Georgia Pro" w:hAnsi="Georgia Pro" w:cs="Georgia Pro"/>
+          <w:color w:val="000000" w:themeColor="text1"/>
+        </w:rPr>
+        <w:t>}")</w:t>
       </w:r>
     </w:p>
     <w:p>
@@ -2256,70 +893,7 @@
           <w:rFonts w:ascii="Georgia Pro" w:eastAsia="Georgia Pro" w:hAnsi="Georgia Pro" w:cs="Georgia Pro"/>
           <w:color w:val="000000" w:themeColor="text1"/>
         </w:rPr>
-        <w:t xml:space="preserve">docker build -f </w:t>
-      </w:r>
-      <w:proofErr w:type="spellStart"/>
-      <w:r>
-        <w:rPr>
-          <w:rFonts w:ascii="Georgia Pro" w:eastAsia="Georgia Pro" w:hAnsi="Georgia Pro" w:cs="Georgia Pro"/>
-          <w:color w:val="000000" w:themeColor="text1"/>
-        </w:rPr>
-        <w:t>Dockerfile.client</w:t>
-      </w:r>
-      <w:proofErr w:type="spellEnd"/>
-      <w:r>
-        <w:rPr>
-          <w:rFonts w:ascii="Georgia Pro" w:eastAsia="Georgia Pro" w:hAnsi="Georgia Pro" w:cs="Georgia Pro"/>
-          <w:color w:val="000000" w:themeColor="text1"/>
-        </w:rPr>
-        <w:t xml:space="preserve"> -t chat-client-</w:t>
-      </w:r>
-      <w:proofErr w:type="gramStart"/>
-      <w:r>
-        <w:rPr>
-          <w:rFonts w:ascii="Georgia Pro" w:eastAsia="Georgia Pro" w:hAnsi="Georgia Pro" w:cs="Georgia Pro"/>
-          <w:color w:val="000000" w:themeColor="text1"/>
-        </w:rPr>
-        <w:t>image .</w:t>
-      </w:r>
-      <w:proofErr w:type="gramEnd"/>
-    </w:p>
-    <w:p>
-      <w:pPr>
-        <w:spacing w:after="0" w:line="480" w:lineRule="auto"/>
-        <w:rPr>
-          <w:rFonts w:ascii="Georgia Pro" w:eastAsia="Georgia Pro" w:hAnsi="Georgia Pro" w:cs="Georgia Pro"/>
-          <w:color w:val="000000" w:themeColor="text1"/>
-        </w:rPr>
-      </w:pPr>
-      <w:r>
-        <w:rPr>
-          <w:rFonts w:ascii="Georgia Pro" w:eastAsia="Georgia Pro" w:hAnsi="Georgia Pro" w:cs="Georgia Pro"/>
-          <w:color w:val="000000" w:themeColor="text1"/>
-        </w:rPr>
-        <w:pict w14:anchorId="3BD4EBDA">
-          <v:rect id="_x0000_i1381" style="width:0;height:1.5pt" o:hralign="center" o:hrstd="t" o:hr="t" fillcolor="#a0a0a0" stroked="f"/>
-        </w:pict>
-      </w:r>
-    </w:p>
-    <w:p>
-      <w:pPr>
-        <w:spacing w:after="0" w:line="480" w:lineRule="auto"/>
-        <w:rPr>
-          <w:rFonts w:ascii="Georgia Pro" w:eastAsia="Georgia Pro" w:hAnsi="Georgia Pro" w:cs="Georgia Pro"/>
-          <w:b/>
-          <w:bCs/>
-          <w:color w:val="000000" w:themeColor="text1"/>
-        </w:rPr>
-      </w:pPr>
-      <w:r>
-        <w:rPr>
-          <w:rFonts w:ascii="Georgia Pro" w:eastAsia="Georgia Pro" w:hAnsi="Georgia Pro" w:cs="Georgia Pro"/>
-          <w:b/>
-          <w:bCs/>
-          <w:color w:val="000000" w:themeColor="text1"/>
-        </w:rPr>
-        <w:t>Step 9: Run Chat Server Container</w:t>
+        <w:t>while True:</w:t>
       </w:r>
     </w:p>
     <w:p>
@@ -2342,56 +916,41 @@
           <w:rFonts w:ascii="Georgia Pro" w:eastAsia="Georgia Pro" w:hAnsi="Georgia Pro" w:cs="Georgia Pro"/>
           <w:color w:val="000000" w:themeColor="text1"/>
         </w:rPr>
-        <w:t>docker run -it \</w:t>
-      </w:r>
-      <w:r>
-        <w:rPr>
-          <w:rFonts w:ascii="Georgia Pro" w:eastAsia="Georgia Pro" w:hAnsi="Georgia Pro" w:cs="Georgia Pro"/>
-          <w:color w:val="000000" w:themeColor="text1"/>
-        </w:rPr>
-        <w:br/>
-        <w:t>--name chat-server \</w:t>
-      </w:r>
-      <w:r>
-        <w:rPr>
-          <w:rFonts w:ascii="Georgia Pro" w:eastAsia="Georgia Pro" w:hAnsi="Georgia Pro" w:cs="Georgia Pro"/>
-          <w:color w:val="000000" w:themeColor="text1"/>
-        </w:rPr>
-        <w:br/>
-        <w:t>--network chat-network \</w:t>
-      </w:r>
-      <w:r>
-        <w:rPr>
-          <w:rFonts w:ascii="Georgia Pro" w:eastAsia="Georgia Pro" w:hAnsi="Georgia Pro" w:cs="Georgia Pro"/>
-          <w:color w:val="000000" w:themeColor="text1"/>
-        </w:rPr>
-        <w:br/>
-        <w:t>-p 5000:5000 \</w:t>
-      </w:r>
-      <w:r>
-        <w:rPr>
-          <w:rFonts w:ascii="Georgia Pro" w:eastAsia="Georgia Pro" w:hAnsi="Georgia Pro" w:cs="Georgia Pro"/>
-          <w:color w:val="000000" w:themeColor="text1"/>
-        </w:rPr>
-        <w:br/>
-        <w:t>chat-server-image</w:t>
-      </w:r>
-    </w:p>
-    <w:p>
-      <w:pPr>
-        <w:spacing w:after="0" w:line="480" w:lineRule="auto"/>
-        <w:rPr>
-          <w:rFonts w:ascii="Georgia Pro" w:eastAsia="Georgia Pro" w:hAnsi="Georgia Pro" w:cs="Georgia Pro"/>
-          <w:color w:val="000000" w:themeColor="text1"/>
-        </w:rPr>
-      </w:pPr>
-      <w:r>
-        <w:rPr>
-          <w:rFonts w:ascii="Georgia Pro" w:eastAsia="Georgia Pro" w:hAnsi="Georgia Pro" w:cs="Georgia Pro"/>
-          <w:color w:val="000000" w:themeColor="text1"/>
-        </w:rPr>
-        <w:lastRenderedPageBreak/>
-        <w:t>Expected Output:</w:t>
+        <w:t xml:space="preserve">    message = </w:t>
+      </w:r>
+      <w:proofErr w:type="spellStart"/>
+      <w:proofErr w:type="gramStart"/>
+      <w:r>
+        <w:rPr>
+          <w:rFonts w:ascii="Georgia Pro" w:eastAsia="Georgia Pro" w:hAnsi="Georgia Pro" w:cs="Georgia Pro"/>
+          <w:color w:val="000000" w:themeColor="text1"/>
+        </w:rPr>
+        <w:t>conn.recv</w:t>
+      </w:r>
+      <w:proofErr w:type="spellEnd"/>
+      <w:proofErr w:type="gramEnd"/>
+      <w:r>
+        <w:rPr>
+          <w:rFonts w:ascii="Georgia Pro" w:eastAsia="Georgia Pro" w:hAnsi="Georgia Pro" w:cs="Georgia Pro"/>
+          <w:color w:val="000000" w:themeColor="text1"/>
+        </w:rPr>
+        <w:t>(1024</w:t>
+      </w:r>
+      <w:proofErr w:type="gramStart"/>
+      <w:r>
+        <w:rPr>
+          <w:rFonts w:ascii="Georgia Pro" w:eastAsia="Georgia Pro" w:hAnsi="Georgia Pro" w:cs="Georgia Pro"/>
+          <w:color w:val="000000" w:themeColor="text1"/>
+        </w:rPr>
+        <w:t>).decode</w:t>
+      </w:r>
+      <w:proofErr w:type="gramEnd"/>
+      <w:r>
+        <w:rPr>
+          <w:rFonts w:ascii="Georgia Pro" w:eastAsia="Georgia Pro" w:hAnsi="Georgia Pro" w:cs="Georgia Pro"/>
+          <w:color w:val="000000" w:themeColor="text1"/>
+        </w:rPr>
+        <w:t>()</w:t>
       </w:r>
     </w:p>
     <w:p>
@@ -2414,115 +973,7 @@
           <w:rFonts w:ascii="Georgia Pro" w:eastAsia="Georgia Pro" w:hAnsi="Georgia Pro" w:cs="Georgia Pro"/>
           <w:color w:val="000000" w:themeColor="text1"/>
         </w:rPr>
-        <w:t>Chat Server Started...</w:t>
-      </w:r>
-    </w:p>
-    <w:p>
-      <w:pPr>
-        <w:spacing w:after="0" w:line="480" w:lineRule="auto"/>
-        <w:rPr>
-          <w:rFonts w:ascii="Georgia Pro" w:eastAsia="Georgia Pro" w:hAnsi="Georgia Pro" w:cs="Georgia Pro"/>
-          <w:color w:val="000000" w:themeColor="text1"/>
-        </w:rPr>
-      </w:pPr>
-      <w:r>
-        <w:rPr>
-          <w:rFonts w:ascii="Georgia Pro" w:eastAsia="Georgia Pro" w:hAnsi="Georgia Pro" w:cs="Georgia Pro"/>
-          <w:color w:val="000000" w:themeColor="text1"/>
-        </w:rPr>
-        <w:t>Keep this terminal open.</w:t>
-      </w:r>
-    </w:p>
-    <w:p>
-      <w:pPr>
-        <w:spacing w:after="0" w:line="480" w:lineRule="auto"/>
-        <w:rPr>
-          <w:rFonts w:ascii="Georgia Pro" w:eastAsia="Georgia Pro" w:hAnsi="Georgia Pro" w:cs="Georgia Pro"/>
-          <w:color w:val="000000" w:themeColor="text1"/>
-        </w:rPr>
-      </w:pPr>
-      <w:r>
-        <w:rPr>
-          <w:rFonts w:ascii="Georgia Pro" w:eastAsia="Georgia Pro" w:hAnsi="Georgia Pro" w:cs="Georgia Pro"/>
-          <w:color w:val="000000" w:themeColor="text1"/>
-        </w:rPr>
-        <w:pict w14:anchorId="7268E322">
-          <v:rect id="_x0000_i1382" style="width:0;height:1.5pt" o:hralign="center" o:hrstd="t" o:hr="t" fillcolor="#a0a0a0" stroked="f"/>
-        </w:pict>
-      </w:r>
-    </w:p>
-    <w:p>
-      <w:pPr>
-        <w:spacing w:after="0" w:line="480" w:lineRule="auto"/>
-        <w:rPr>
-          <w:rFonts w:ascii="Georgia Pro" w:eastAsia="Georgia Pro" w:hAnsi="Georgia Pro" w:cs="Georgia Pro"/>
-          <w:b/>
-          <w:bCs/>
-          <w:color w:val="000000" w:themeColor="text1"/>
-        </w:rPr>
-      </w:pPr>
-      <w:r>
-        <w:rPr>
-          <w:rFonts w:ascii="Georgia Pro" w:eastAsia="Georgia Pro" w:hAnsi="Georgia Pro" w:cs="Georgia Pro"/>
-          <w:b/>
-          <w:bCs/>
-          <w:color w:val="000000" w:themeColor="text1"/>
-        </w:rPr>
-        <w:t>Step 10: Open Second Terminal</w:t>
-      </w:r>
-    </w:p>
-    <w:p>
-      <w:pPr>
-        <w:spacing w:after="0" w:line="480" w:lineRule="auto"/>
-        <w:rPr>
-          <w:rFonts w:ascii="Georgia Pro" w:eastAsia="Georgia Pro" w:hAnsi="Georgia Pro" w:cs="Georgia Pro"/>
-          <w:color w:val="000000" w:themeColor="text1"/>
-        </w:rPr>
-      </w:pPr>
-      <w:r>
-        <w:rPr>
-          <w:rFonts w:ascii="Georgia Pro" w:eastAsia="Georgia Pro" w:hAnsi="Georgia Pro" w:cs="Georgia Pro"/>
-          <w:color w:val="000000" w:themeColor="text1"/>
-        </w:rPr>
-        <w:t>open new terminal.</w:t>
-      </w:r>
-    </w:p>
-    <w:p>
-      <w:pPr>
-        <w:spacing w:after="0" w:line="480" w:lineRule="auto"/>
-        <w:rPr>
-          <w:rFonts w:ascii="Georgia Pro" w:eastAsia="Georgia Pro" w:hAnsi="Georgia Pro" w:cs="Georgia Pro"/>
-          <w:color w:val="000000" w:themeColor="text1"/>
-        </w:rPr>
-      </w:pPr>
-      <w:r>
-        <w:rPr>
-          <w:rFonts w:ascii="Georgia Pro" w:eastAsia="Georgia Pro" w:hAnsi="Georgia Pro" w:cs="Georgia Pro"/>
-          <w:color w:val="000000" w:themeColor="text1"/>
-        </w:rPr>
-        <w:pict w14:anchorId="3CDE807E">
-          <v:rect id="_x0000_i1383" style="width:0;height:1.5pt" o:hralign="center" o:hrstd="t" o:hr="t" fillcolor="#a0a0a0" stroked="f"/>
-        </w:pict>
-      </w:r>
-    </w:p>
-    <w:p>
-      <w:pPr>
-        <w:spacing w:after="0" w:line="480" w:lineRule="auto"/>
-        <w:rPr>
-          <w:rFonts w:ascii="Georgia Pro" w:eastAsia="Georgia Pro" w:hAnsi="Georgia Pro" w:cs="Georgia Pro"/>
-          <w:b/>
-          <w:bCs/>
-          <w:color w:val="000000" w:themeColor="text1"/>
-        </w:rPr>
-      </w:pPr>
-      <w:r>
-        <w:rPr>
-          <w:rFonts w:ascii="Georgia Pro" w:eastAsia="Georgia Pro" w:hAnsi="Georgia Pro" w:cs="Georgia Pro"/>
-          <w:b/>
-          <w:bCs/>
-          <w:color w:val="000000" w:themeColor="text1"/>
-        </w:rPr>
-        <w:t>Step 11: Run Chat Client Container</w:t>
+        <w:t xml:space="preserve">    if not message:</w:t>
       </w:r>
     </w:p>
     <w:p>
@@ -2545,57 +996,17 @@
           <w:rFonts w:ascii="Georgia Pro" w:eastAsia="Georgia Pro" w:hAnsi="Georgia Pro" w:cs="Georgia Pro"/>
           <w:color w:val="000000" w:themeColor="text1"/>
         </w:rPr>
-        <w:t>docker run -it \</w:t>
-      </w:r>
-      <w:r>
-        <w:rPr>
-          <w:rFonts w:ascii="Georgia Pro" w:eastAsia="Georgia Pro" w:hAnsi="Georgia Pro" w:cs="Georgia Pro"/>
-          <w:color w:val="000000" w:themeColor="text1"/>
-        </w:rPr>
-        <w:br/>
-        <w:t>--name chat-client \</w:t>
-      </w:r>
-      <w:r>
-        <w:rPr>
-          <w:rFonts w:ascii="Georgia Pro" w:eastAsia="Georgia Pro" w:hAnsi="Georgia Pro" w:cs="Georgia Pro"/>
-          <w:color w:val="000000" w:themeColor="text1"/>
-        </w:rPr>
-        <w:br/>
-        <w:t>--network chat-network \</w:t>
-      </w:r>
-      <w:r>
-        <w:rPr>
-          <w:rFonts w:ascii="Georgia Pro" w:eastAsia="Georgia Pro" w:hAnsi="Georgia Pro" w:cs="Georgia Pro"/>
-          <w:color w:val="000000" w:themeColor="text1"/>
-        </w:rPr>
-        <w:br/>
-        <w:t>chat-client-image</w:t>
-      </w:r>
-    </w:p>
-    <w:p>
-      <w:pPr>
-        <w:spacing w:after="0" w:line="480" w:lineRule="auto"/>
-        <w:rPr>
-          <w:rFonts w:ascii="Georgia Pro" w:eastAsia="Georgia Pro" w:hAnsi="Georgia Pro" w:cs="Georgia Pro"/>
-          <w:color w:val="000000" w:themeColor="text1"/>
-        </w:rPr>
-      </w:pPr>
-    </w:p>
-    <w:p>
-      <w:pPr>
-        <w:spacing w:after="0" w:line="480" w:lineRule="auto"/>
-        <w:rPr>
-          <w:rFonts w:ascii="Georgia Pro" w:eastAsia="Georgia Pro" w:hAnsi="Georgia Pro" w:cs="Georgia Pro"/>
-          <w:color w:val="000000" w:themeColor="text1"/>
-        </w:rPr>
-      </w:pPr>
-      <w:r>
-        <w:rPr>
-          <w:rFonts w:ascii="Georgia Pro" w:eastAsia="Georgia Pro" w:hAnsi="Georgia Pro" w:cs="Georgia Pro"/>
-          <w:color w:val="000000" w:themeColor="text1"/>
-        </w:rPr>
-        <w:t>Expected Output:</w:t>
-      </w:r>
+        <w:t xml:space="preserve">        </w:t>
+      </w:r>
+      <w:proofErr w:type="gramStart"/>
+      <w:r>
+        <w:rPr>
+          <w:rFonts w:ascii="Georgia Pro" w:eastAsia="Georgia Pro" w:hAnsi="Georgia Pro" w:cs="Georgia Pro"/>
+          <w:color w:val="000000" w:themeColor="text1"/>
+        </w:rPr>
+        <w:t>break</w:t>
+      </w:r>
+      <w:proofErr w:type="gramEnd"/>
     </w:p>
     <w:p>
       <w:pPr>
@@ -2612,71 +1023,6 @@
           <w:color w:val="000000" w:themeColor="text1"/>
         </w:rPr>
       </w:pPr>
-      <w:r>
-        <w:rPr>
-          <w:rFonts w:ascii="Georgia Pro" w:eastAsia="Georgia Pro" w:hAnsi="Georgia Pro" w:cs="Georgia Pro"/>
-          <w:color w:val="000000" w:themeColor="text1"/>
-        </w:rPr>
-        <w:t>Connected to Chat Server</w:t>
-      </w:r>
-    </w:p>
-    <w:p>
-      <w:pPr>
-        <w:spacing w:after="0" w:line="480" w:lineRule="auto"/>
-        <w:rPr>
-          <w:rFonts w:ascii="Georgia Pro" w:eastAsia="Georgia Pro" w:hAnsi="Georgia Pro" w:cs="Georgia Pro"/>
-          <w:color w:val="000000" w:themeColor="text1"/>
-        </w:rPr>
-      </w:pPr>
-      <w:r>
-        <w:rPr>
-          <w:rFonts w:ascii="Georgia Pro" w:eastAsia="Georgia Pro" w:hAnsi="Georgia Pro" w:cs="Georgia Pro"/>
-          <w:color w:val="000000" w:themeColor="text1"/>
-        </w:rPr>
-        <w:pict w14:anchorId="3EF44667">
-          <v:rect id="_x0000_i1384" style="width:0;height:1.5pt" o:hralign="center" o:hrstd="t" o:hr="t" fillcolor="#a0a0a0" stroked="f"/>
-        </w:pict>
-      </w:r>
-    </w:p>
-    <w:p>
-      <w:pPr>
-        <w:spacing w:after="0" w:line="480" w:lineRule="auto"/>
-        <w:rPr>
-          <w:rFonts w:ascii="Georgia Pro" w:eastAsia="Georgia Pro" w:hAnsi="Georgia Pro" w:cs="Georgia Pro"/>
-          <w:b/>
-          <w:bCs/>
-          <w:color w:val="000000" w:themeColor="text1"/>
-        </w:rPr>
-      </w:pPr>
-      <w:r>
-        <w:rPr>
-          <w:rFonts w:ascii="Georgia Pro" w:eastAsia="Georgia Pro" w:hAnsi="Georgia Pro" w:cs="Georgia Pro"/>
-          <w:b/>
-          <w:bCs/>
-          <w:color w:val="000000" w:themeColor="text1"/>
-        </w:rPr>
-        <w:t>Step 12: Start Chatting</w:t>
-      </w:r>
-    </w:p>
-    <w:p>
-      <w:pPr>
-        <w:spacing w:after="0" w:line="480" w:lineRule="auto"/>
-        <w:rPr>
-          <w:rFonts w:ascii="Georgia Pro" w:eastAsia="Georgia Pro" w:hAnsi="Georgia Pro" w:cs="Georgia Pro"/>
-          <w:b/>
-          <w:bCs/>
-          <w:color w:val="000000" w:themeColor="text1"/>
-        </w:rPr>
-      </w:pPr>
-      <w:r>
-        <w:rPr>
-          <w:rFonts w:ascii="Georgia Pro" w:eastAsia="Georgia Pro" w:hAnsi="Georgia Pro" w:cs="Georgia Pro"/>
-          <w:b/>
-          <w:bCs/>
-          <w:color w:val="000000" w:themeColor="text1"/>
-        </w:rPr>
-        <w:t>Client Side</w:t>
-      </w:r>
     </w:p>
     <w:p>
       <w:pPr>
@@ -2698,61 +1044,48 @@
           <w:rFonts w:ascii="Georgia Pro" w:eastAsia="Georgia Pro" w:hAnsi="Georgia Pro" w:cs="Georgia Pro"/>
           <w:color w:val="000000" w:themeColor="text1"/>
         </w:rPr>
-        <w:t>Client Message: Hello Server</w:t>
-      </w:r>
-    </w:p>
-    <w:p>
-      <w:pPr>
-        <w:spacing w:after="0" w:line="480" w:lineRule="auto"/>
-        <w:rPr>
-          <w:rFonts w:ascii="Georgia Pro" w:eastAsia="Georgia Pro" w:hAnsi="Georgia Pro" w:cs="Georgia Pro"/>
-          <w:color w:val="000000" w:themeColor="text1"/>
-        </w:rPr>
-      </w:pPr>
-      <w:r>
-        <w:rPr>
-          <w:rFonts w:ascii="Georgia Pro" w:eastAsia="Georgia Pro" w:hAnsi="Georgia Pro" w:cs="Georgia Pro"/>
-          <w:color w:val="000000" w:themeColor="text1"/>
-        </w:rPr>
-        <w:pict w14:anchorId="3C3DB516">
-          <v:rect id="_x0000_i1385" style="width:0;height:1.5pt" o:hralign="center" o:hrstd="t" o:hr="t" fillcolor="#a0a0a0" stroked="f"/>
-        </w:pict>
-      </w:r>
-    </w:p>
-    <w:p>
-      <w:pPr>
-        <w:spacing w:after="0" w:line="480" w:lineRule="auto"/>
-        <w:rPr>
-          <w:rFonts w:ascii="Georgia Pro" w:eastAsia="Georgia Pro" w:hAnsi="Georgia Pro" w:cs="Georgia Pro"/>
-          <w:b/>
-          <w:bCs/>
-          <w:color w:val="000000" w:themeColor="text1"/>
-        </w:rPr>
-      </w:pPr>
-      <w:r>
-        <w:rPr>
-          <w:rFonts w:ascii="Georgia Pro" w:eastAsia="Georgia Pro" w:hAnsi="Georgia Pro" w:cs="Georgia Pro"/>
-          <w:b/>
-          <w:bCs/>
-          <w:color w:val="000000" w:themeColor="text1"/>
-        </w:rPr>
-        <w:t>Server Side</w:t>
-      </w:r>
-    </w:p>
-    <w:p>
-      <w:pPr>
-        <w:spacing w:after="0" w:line="480" w:lineRule="auto"/>
-        <w:rPr>
-          <w:rFonts w:ascii="Georgia Pro" w:eastAsia="Georgia Pro" w:hAnsi="Georgia Pro" w:cs="Georgia Pro"/>
-          <w:color w:val="000000" w:themeColor="text1"/>
-        </w:rPr>
-      </w:pPr>
-      <w:r>
-        <w:rPr>
-          <w:rFonts w:ascii="Georgia Pro" w:eastAsia="Georgia Pro" w:hAnsi="Georgia Pro" w:cs="Georgia Pro"/>
-          <w:color w:val="000000" w:themeColor="text1"/>
-        </w:rPr>
-        <w:t>You will see:</w:t>
+        <w:t xml:space="preserve">    </w:t>
+      </w:r>
+      <w:proofErr w:type="gramStart"/>
+      <w:r>
+        <w:rPr>
+          <w:rFonts w:ascii="Georgia Pro" w:eastAsia="Georgia Pro" w:hAnsi="Georgia Pro" w:cs="Georgia Pro"/>
+          <w:color w:val="000000" w:themeColor="text1"/>
+        </w:rPr>
+        <w:t>print(</w:t>
+      </w:r>
+      <w:proofErr w:type="spellStart"/>
+      <w:proofErr w:type="gramEnd"/>
+      <w:r>
+        <w:rPr>
+          <w:rFonts w:ascii="Georgia Pro" w:eastAsia="Georgia Pro" w:hAnsi="Georgia Pro" w:cs="Georgia Pro"/>
+          <w:color w:val="000000" w:themeColor="text1"/>
+        </w:rPr>
+        <w:t>f"</w:t>
+      </w:r>
+      <w:proofErr w:type="gramStart"/>
+      <w:r>
+        <w:rPr>
+          <w:rFonts w:ascii="Georgia Pro" w:eastAsia="Georgia Pro" w:hAnsi="Georgia Pro" w:cs="Georgia Pro"/>
+          <w:color w:val="000000" w:themeColor="text1"/>
+        </w:rPr>
+        <w:t>Client</w:t>
+      </w:r>
+      <w:proofErr w:type="spellEnd"/>
+      <w:r>
+        <w:rPr>
+          <w:rFonts w:ascii="Georgia Pro" w:eastAsia="Georgia Pro" w:hAnsi="Georgia Pro" w:cs="Georgia Pro"/>
+          <w:color w:val="000000" w:themeColor="text1"/>
+        </w:rPr>
+        <w:t>: {message}"</w:t>
+      </w:r>
+      <w:proofErr w:type="gramEnd"/>
+      <w:r>
+        <w:rPr>
+          <w:rFonts w:ascii="Georgia Pro" w:eastAsia="Georgia Pro" w:hAnsi="Georgia Pro" w:cs="Georgia Pro"/>
+          <w:color w:val="000000" w:themeColor="text1"/>
+        </w:rPr>
+        <w:t>)</w:t>
       </w:r>
     </w:p>
     <w:p>
@@ -2775,32 +1108,23 @@
           <w:rFonts w:ascii="Georgia Pro" w:eastAsia="Georgia Pro" w:hAnsi="Georgia Pro" w:cs="Georgia Pro"/>
           <w:color w:val="000000" w:themeColor="text1"/>
         </w:rPr>
-        <w:t>Client: Hello Server</w:t>
-      </w:r>
-    </w:p>
-    <w:p>
-      <w:pPr>
-        <w:spacing w:after="0" w:line="480" w:lineRule="auto"/>
-        <w:rPr>
-          <w:rFonts w:ascii="Georgia Pro" w:eastAsia="Georgia Pro" w:hAnsi="Georgia Pro" w:cs="Georgia Pro"/>
-          <w:color w:val="000000" w:themeColor="text1"/>
-        </w:rPr>
-      </w:pPr>
-    </w:p>
-    <w:p>
-      <w:pPr>
-        <w:spacing w:after="0" w:line="480" w:lineRule="auto"/>
-        <w:rPr>
-          <w:rFonts w:ascii="Georgia Pro" w:eastAsia="Georgia Pro" w:hAnsi="Georgia Pro" w:cs="Georgia Pro"/>
-          <w:color w:val="000000" w:themeColor="text1"/>
-        </w:rPr>
-      </w:pPr>
-      <w:r>
-        <w:rPr>
-          <w:rFonts w:ascii="Georgia Pro" w:eastAsia="Georgia Pro" w:hAnsi="Georgia Pro" w:cs="Georgia Pro"/>
-          <w:color w:val="000000" w:themeColor="text1"/>
-        </w:rPr>
-        <w:t>Type reply:</w:t>
+        <w:t xml:space="preserve">    reply = </w:t>
+      </w:r>
+      <w:proofErr w:type="gramStart"/>
+      <w:r>
+        <w:rPr>
+          <w:rFonts w:ascii="Georgia Pro" w:eastAsia="Georgia Pro" w:hAnsi="Georgia Pro" w:cs="Georgia Pro"/>
+          <w:color w:val="000000" w:themeColor="text1"/>
+        </w:rPr>
+        <w:t>input(</w:t>
+      </w:r>
+      <w:proofErr w:type="gramEnd"/>
+      <w:r>
+        <w:rPr>
+          <w:rFonts w:ascii="Georgia Pro" w:eastAsia="Georgia Pro" w:hAnsi="Georgia Pro" w:cs="Georgia Pro"/>
+          <w:color w:val="000000" w:themeColor="text1"/>
+        </w:rPr>
+        <w:t>"Server Reply: ")</w:t>
       </w:r>
     </w:p>
     <w:p>
@@ -2823,46 +1147,43 @@
           <w:rFonts w:ascii="Georgia Pro" w:eastAsia="Georgia Pro" w:hAnsi="Georgia Pro" w:cs="Georgia Pro"/>
           <w:color w:val="000000" w:themeColor="text1"/>
         </w:rPr>
-        <w:t>Server Reply: Hello Client</w:t>
-      </w:r>
-    </w:p>
-    <w:p>
-      <w:pPr>
-        <w:spacing w:after="0" w:line="480" w:lineRule="auto"/>
-        <w:rPr>
-          <w:rFonts w:ascii="Georgia Pro" w:eastAsia="Georgia Pro" w:hAnsi="Georgia Pro" w:cs="Georgia Pro"/>
-          <w:color w:val="000000" w:themeColor="text1"/>
-        </w:rPr>
-      </w:pPr>
-      <w:r>
-        <w:rPr>
-          <w:rFonts w:ascii="Georgia Pro" w:eastAsia="Georgia Pro" w:hAnsi="Georgia Pro" w:cs="Georgia Pro"/>
-          <w:color w:val="000000" w:themeColor="text1"/>
-        </w:rPr>
-        <w:pict w14:anchorId="2658D467">
-          <v:rect id="_x0000_i1386" style="width:0;height:1.5pt" o:hralign="center" o:hrstd="t" o:hr="t" fillcolor="#a0a0a0" stroked="f"/>
-        </w:pict>
-      </w:r>
-    </w:p>
-    <w:p>
-      <w:pPr>
-        <w:spacing w:after="0" w:line="480" w:lineRule="auto"/>
-        <w:rPr>
-          <w:rFonts w:ascii="Georgia Pro" w:eastAsia="Georgia Pro" w:hAnsi="Georgia Pro" w:cs="Georgia Pro"/>
-          <w:b/>
-          <w:bCs/>
-          <w:color w:val="000000" w:themeColor="text1"/>
-        </w:rPr>
-      </w:pPr>
-      <w:r>
-        <w:rPr>
-          <w:rFonts w:ascii="Georgia Pro" w:eastAsia="Georgia Pro" w:hAnsi="Georgia Pro" w:cs="Georgia Pro"/>
-          <w:b/>
-          <w:bCs/>
-          <w:color w:val="000000" w:themeColor="text1"/>
-        </w:rPr>
-        <w:lastRenderedPageBreak/>
-        <w:t>Client Receives</w:t>
+        <w:t xml:space="preserve">    </w:t>
+      </w:r>
+      <w:proofErr w:type="spellStart"/>
+      <w:proofErr w:type="gramStart"/>
+      <w:r>
+        <w:rPr>
+          <w:rFonts w:ascii="Georgia Pro" w:eastAsia="Georgia Pro" w:hAnsi="Georgia Pro" w:cs="Georgia Pro"/>
+          <w:color w:val="000000" w:themeColor="text1"/>
+        </w:rPr>
+        <w:t>conn.send</w:t>
+      </w:r>
+      <w:proofErr w:type="spellEnd"/>
+      <w:proofErr w:type="gramEnd"/>
+      <w:r>
+        <w:rPr>
+          <w:rFonts w:ascii="Georgia Pro" w:eastAsia="Georgia Pro" w:hAnsi="Georgia Pro" w:cs="Georgia Pro"/>
+          <w:color w:val="000000" w:themeColor="text1"/>
+        </w:rPr>
+        <w:t>(</w:t>
+      </w:r>
+      <w:proofErr w:type="spellStart"/>
+      <w:proofErr w:type="gramStart"/>
+      <w:r>
+        <w:rPr>
+          <w:rFonts w:ascii="Georgia Pro" w:eastAsia="Georgia Pro" w:hAnsi="Georgia Pro" w:cs="Georgia Pro"/>
+          <w:color w:val="000000" w:themeColor="text1"/>
+        </w:rPr>
+        <w:t>reply.encode</w:t>
+      </w:r>
+      <w:proofErr w:type="spellEnd"/>
+      <w:proofErr w:type="gramEnd"/>
+      <w:r>
+        <w:rPr>
+          <w:rFonts w:ascii="Georgia Pro" w:eastAsia="Georgia Pro" w:hAnsi="Georgia Pro" w:cs="Georgia Pro"/>
+          <w:color w:val="000000" w:themeColor="text1"/>
+        </w:rPr>
+        <w:t>())</w:t>
       </w:r>
     </w:p>
     <w:p>
@@ -2880,51 +1201,6 @@
           <w:color w:val="000000" w:themeColor="text1"/>
         </w:rPr>
       </w:pPr>
-      <w:r>
-        <w:rPr>
-          <w:rFonts w:ascii="Georgia Pro" w:eastAsia="Georgia Pro" w:hAnsi="Georgia Pro" w:cs="Georgia Pro"/>
-          <w:color w:val="000000" w:themeColor="text1"/>
-        </w:rPr>
-        <w:t>Server: Hello Client</w:t>
-      </w:r>
-    </w:p>
-    <w:p>
-      <w:pPr>
-        <w:spacing w:after="0" w:line="480" w:lineRule="auto"/>
-        <w:rPr>
-          <w:rFonts w:ascii="Georgia Pro" w:eastAsia="Georgia Pro" w:hAnsi="Georgia Pro" w:cs="Georgia Pro"/>
-          <w:color w:val="000000" w:themeColor="text1"/>
-        </w:rPr>
-      </w:pPr>
-      <w:r>
-        <w:rPr>
-          <w:rFonts w:ascii="Georgia Pro" w:eastAsia="Georgia Pro" w:hAnsi="Georgia Pro" w:cs="Georgia Pro"/>
-          <w:color w:val="000000" w:themeColor="text1"/>
-        </w:rPr>
-        <w:pict w14:anchorId="38D92ADE">
-          <v:rect id="_x0000_i1387" style="width:0;height:1.5pt" o:hralign="center" o:hrstd="t" o:hr="t" fillcolor="#a0a0a0" stroked="f"/>
-        </w:pict>
-      </w:r>
-    </w:p>
-    <w:p>
-      <w:pPr>
-        <w:spacing w:after="0" w:line="480" w:lineRule="auto"/>
-        <w:rPr>
-          <w:rFonts w:ascii="Georgia Pro" w:eastAsia="Georgia Pro" w:hAnsi="Georgia Pro" w:cs="Georgia Pro"/>
-          <w:b/>
-          <w:bCs/>
-          <w:color w:val="000000" w:themeColor="text1"/>
-        </w:rPr>
-      </w:pPr>
-      <w:r>
-        <w:rPr>
-          <w:rFonts w:ascii="Georgia Pro" w:eastAsia="Georgia Pro" w:hAnsi="Georgia Pro" w:cs="Georgia Pro"/>
-          <w:b/>
-          <w:bCs/>
-          <w:color w:val="000000" w:themeColor="text1"/>
-        </w:rPr>
-        <w:t>Step 13: Verify Running Containers</w:t>
-      </w:r>
     </w:p>
     <w:p>
       <w:pPr>
@@ -2941,46 +1217,23 @@
           <w:color w:val="000000" w:themeColor="text1"/>
         </w:rPr>
       </w:pPr>
-      <w:r>
-        <w:rPr>
-          <w:rFonts w:ascii="Georgia Pro" w:eastAsia="Georgia Pro" w:hAnsi="Georgia Pro" w:cs="Georgia Pro"/>
-          <w:color w:val="000000" w:themeColor="text1"/>
-        </w:rPr>
-        <w:t xml:space="preserve">docker </w:t>
-      </w:r>
       <w:proofErr w:type="spellStart"/>
-      <w:r>
-        <w:rPr>
-          <w:rFonts w:ascii="Georgia Pro" w:eastAsia="Georgia Pro" w:hAnsi="Georgia Pro" w:cs="Georgia Pro"/>
-          <w:color w:val="000000" w:themeColor="text1"/>
-        </w:rPr>
-        <w:t>ps</w:t>
+      <w:proofErr w:type="gramStart"/>
+      <w:r>
+        <w:rPr>
+          <w:rFonts w:ascii="Georgia Pro" w:eastAsia="Georgia Pro" w:hAnsi="Georgia Pro" w:cs="Georgia Pro"/>
+          <w:color w:val="000000" w:themeColor="text1"/>
+        </w:rPr>
+        <w:t>conn.close</w:t>
       </w:r>
       <w:proofErr w:type="spellEnd"/>
-    </w:p>
-    <w:p>
-      <w:pPr>
-        <w:spacing w:after="0" w:line="480" w:lineRule="auto"/>
-        <w:rPr>
-          <w:rFonts w:ascii="Georgia Pro" w:eastAsia="Georgia Pro" w:hAnsi="Georgia Pro" w:cs="Georgia Pro"/>
-          <w:color w:val="000000" w:themeColor="text1"/>
-        </w:rPr>
-      </w:pPr>
-    </w:p>
-    <w:p>
-      <w:pPr>
-        <w:spacing w:after="0" w:line="480" w:lineRule="auto"/>
-        <w:rPr>
-          <w:rFonts w:ascii="Georgia Pro" w:eastAsia="Georgia Pro" w:hAnsi="Georgia Pro" w:cs="Georgia Pro"/>
-          <w:color w:val="000000" w:themeColor="text1"/>
-        </w:rPr>
-      </w:pPr>
-      <w:r>
-        <w:rPr>
-          <w:rFonts w:ascii="Georgia Pro" w:eastAsia="Georgia Pro" w:hAnsi="Georgia Pro" w:cs="Georgia Pro"/>
-          <w:color w:val="000000" w:themeColor="text1"/>
-        </w:rPr>
-        <w:t>Expected:</w:t>
+      <w:proofErr w:type="gramEnd"/>
+      <w:r>
+        <w:rPr>
+          <w:rFonts w:ascii="Georgia Pro" w:eastAsia="Georgia Pro" w:hAnsi="Georgia Pro" w:cs="Georgia Pro"/>
+          <w:color w:val="000000" w:themeColor="text1"/>
+        </w:rPr>
+        <w:t>()</w:t>
       </w:r>
     </w:p>
     <w:p>
@@ -2998,37 +1251,65 @@
           <w:color w:val="000000" w:themeColor="text1"/>
         </w:rPr>
       </w:pPr>
-      <w:r>
-        <w:rPr>
-          <w:rFonts w:ascii="Georgia Pro" w:eastAsia="Georgia Pro" w:hAnsi="Georgia Pro" w:cs="Georgia Pro"/>
-          <w:color w:val="000000" w:themeColor="text1"/>
-        </w:rPr>
-        <w:t>chat-server</w:t>
-      </w:r>
-      <w:r>
-        <w:rPr>
-          <w:rFonts w:ascii="Georgia Pro" w:eastAsia="Georgia Pro" w:hAnsi="Georgia Pro" w:cs="Georgia Pro"/>
-          <w:color w:val="000000" w:themeColor="text1"/>
-        </w:rPr>
-        <w:br/>
-        <w:t>chat-client</w:t>
-      </w:r>
-    </w:p>
-    <w:p>
-      <w:pPr>
-        <w:spacing w:after="0" w:line="480" w:lineRule="auto"/>
-        <w:rPr>
-          <w:rFonts w:ascii="Georgia Pro" w:eastAsia="Georgia Pro" w:hAnsi="Georgia Pro" w:cs="Georgia Pro"/>
-          <w:color w:val="000000" w:themeColor="text1"/>
-        </w:rPr>
-      </w:pPr>
-      <w:r>
-        <w:rPr>
-          <w:rFonts w:ascii="Georgia Pro" w:eastAsia="Georgia Pro" w:hAnsi="Georgia Pro" w:cs="Georgia Pro"/>
-          <w:color w:val="000000" w:themeColor="text1"/>
-        </w:rPr>
-        <w:pict w14:anchorId="7E4E4A01">
-          <v:rect id="_x0000_i1388" style="width:0;height:1.5pt" o:hralign="center" o:hrstd="t" o:hr="t" fillcolor="#a0a0a0" stroked="f"/>
+      <w:proofErr w:type="spellStart"/>
+      <w:proofErr w:type="gramStart"/>
+      <w:r>
+        <w:rPr>
+          <w:rFonts w:ascii="Georgia Pro" w:eastAsia="Georgia Pro" w:hAnsi="Georgia Pro" w:cs="Georgia Pro"/>
+          <w:color w:val="000000" w:themeColor="text1"/>
+        </w:rPr>
+        <w:t>server.close</w:t>
+      </w:r>
+      <w:proofErr w:type="spellEnd"/>
+      <w:proofErr w:type="gramEnd"/>
+      <w:r>
+        <w:rPr>
+          <w:rFonts w:ascii="Georgia Pro" w:eastAsia="Georgia Pro" w:hAnsi="Georgia Pro" w:cs="Georgia Pro"/>
+          <w:color w:val="000000" w:themeColor="text1"/>
+        </w:rPr>
+        <w:t>()</w:t>
+      </w:r>
+    </w:p>
+    <w:p>
+      <w:pPr>
+        <w:spacing w:after="0" w:line="480" w:lineRule="auto"/>
+        <w:rPr>
+          <w:rFonts w:ascii="Georgia Pro" w:eastAsia="Georgia Pro" w:hAnsi="Georgia Pro" w:cs="Georgia Pro"/>
+          <w:color w:val="000000" w:themeColor="text1"/>
+        </w:rPr>
+      </w:pPr>
+    </w:p>
+    <w:p>
+      <w:pPr>
+        <w:spacing w:after="0" w:line="480" w:lineRule="auto"/>
+        <w:rPr>
+          <w:rFonts w:ascii="Georgia Pro" w:eastAsia="Georgia Pro" w:hAnsi="Georgia Pro" w:cs="Georgia Pro"/>
+          <w:color w:val="000000" w:themeColor="text1"/>
+        </w:rPr>
+      </w:pPr>
+      <w:r>
+        <w:rPr>
+          <w:rFonts w:ascii="Georgia Pro" w:eastAsia="Georgia Pro" w:hAnsi="Georgia Pro" w:cs="Georgia Pro"/>
+          <w:color w:val="000000" w:themeColor="text1"/>
+        </w:rPr>
+        <w:t>Save:</w:t>
+      </w:r>
+    </w:p>
+    <w:p>
+      <w:pPr>
+        <w:spacing w:after="0" w:line="480" w:lineRule="auto"/>
+        <w:rPr>
+          <w:rFonts w:ascii="Georgia Pro" w:eastAsia="Georgia Pro" w:hAnsi="Georgia Pro" w:cs="Georgia Pro"/>
+          <w:color w:val="000000" w:themeColor="text1"/>
+        </w:rPr>
+      </w:pPr>
+      <w:r>
+        <w:rPr>
+          <w:rFonts w:ascii="Georgia Pro" w:eastAsia="Georgia Pro" w:hAnsi="Georgia Pro" w:cs="Georgia Pro"/>
+          <w:color w:val="000000" w:themeColor="text1"/>
+        </w:rPr>
+        <w:pict w14:anchorId="75BBEA72">
+          <v:rect id="_x0000_i1030" style="width:0;height:1.5pt" o:hralign="center" o:hrstd="t" o:hr="t" fillcolor="#a0a0a0" stroked="f"/>
         </w:pict>
       </w:r>
     </w:p>
@@ -3049,8 +1330,18 @@
           <w:bCs/>
           <w:color w:val="000000" w:themeColor="text1"/>
         </w:rPr>
-        <w:t>Step 14: Inspect Docker Network</w:t>
-      </w:r>
+        <w:lastRenderedPageBreak/>
+        <w:t>Step 3: Create Client Program</w:t>
+      </w:r>
+    </w:p>
+    <w:p>
+      <w:pPr>
+        <w:spacing w:after="0" w:line="480" w:lineRule="auto"/>
+        <w:rPr>
+          <w:rFonts w:ascii="Georgia Pro" w:eastAsia="Georgia Pro" w:hAnsi="Georgia Pro" w:cs="Georgia Pro"/>
+          <w:color w:val="000000" w:themeColor="text1"/>
+        </w:rPr>
+      </w:pPr>
     </w:p>
     <w:p>
       <w:pPr>
@@ -3072,24 +1363,533 @@
           <w:rFonts w:ascii="Georgia Pro" w:eastAsia="Georgia Pro" w:hAnsi="Georgia Pro" w:cs="Georgia Pro"/>
           <w:color w:val="000000" w:themeColor="text1"/>
         </w:rPr>
-        <w:t>docker network inspect chat-network</w:t>
-      </w:r>
-    </w:p>
-    <w:p>
-      <w:pPr>
-        <w:spacing w:after="0" w:line="480" w:lineRule="auto"/>
-        <w:rPr>
-          <w:rFonts w:ascii="Georgia Pro" w:eastAsia="Georgia Pro" w:hAnsi="Georgia Pro" w:cs="Georgia Pro"/>
-          <w:color w:val="000000" w:themeColor="text1"/>
-        </w:rPr>
-      </w:pPr>
-      <w:r>
-        <w:rPr>
-          <w:rFonts w:ascii="Georgia Pro" w:eastAsia="Georgia Pro" w:hAnsi="Georgia Pro" w:cs="Georgia Pro"/>
-          <w:color w:val="000000" w:themeColor="text1"/>
-        </w:rPr>
-        <w:pict w14:anchorId="1C7A13E2">
-          <v:rect id="_x0000_i1389" style="width:0;height:1.5pt" o:hralign="center" o:hrstd="t" o:hr="t" fillcolor="#a0a0a0" stroked="f"/>
+        <w:t>chat_client.py</w:t>
+      </w:r>
+    </w:p>
+    <w:p>
+      <w:pPr>
+        <w:spacing w:after="0" w:line="480" w:lineRule="auto"/>
+        <w:rPr>
+          <w:rFonts w:ascii="Georgia Pro" w:eastAsia="Georgia Pro" w:hAnsi="Georgia Pro" w:cs="Georgia Pro"/>
+          <w:color w:val="000000" w:themeColor="text1"/>
+        </w:rPr>
+      </w:pPr>
+    </w:p>
+    <w:p>
+      <w:pPr>
+        <w:spacing w:after="0" w:line="480" w:lineRule="auto"/>
+        <w:rPr>
+          <w:rFonts w:ascii="Georgia Pro" w:eastAsia="Georgia Pro" w:hAnsi="Georgia Pro" w:cs="Georgia Pro"/>
+          <w:color w:val="000000" w:themeColor="text1"/>
+        </w:rPr>
+      </w:pPr>
+      <w:r>
+        <w:rPr>
+          <w:rFonts w:ascii="Georgia Pro" w:eastAsia="Georgia Pro" w:hAnsi="Georgia Pro" w:cs="Georgia Pro"/>
+          <w:color w:val="000000" w:themeColor="text1"/>
+        </w:rPr>
+        <w:t>Paste:</w:t>
+      </w:r>
+    </w:p>
+    <w:p>
+      <w:pPr>
+        <w:pBdr>
+          <w:top w:val="single" w:sz="4" w:space="1" w:color="auto"/>
+          <w:left w:val="single" w:sz="4" w:space="4" w:color="auto"/>
+          <w:bottom w:val="single" w:sz="4" w:space="1" w:color="auto"/>
+          <w:right w:val="single" w:sz="4" w:space="4" w:color="auto"/>
+        </w:pBdr>
+        <w:shd w:val="clear" w:color="auto" w:fill="F2F2F2" w:themeFill="background1" w:themeFillShade="F2"/>
+        <w:spacing w:after="0" w:line="480" w:lineRule="auto"/>
+        <w:rPr>
+          <w:rFonts w:ascii="Georgia Pro" w:eastAsia="Georgia Pro" w:hAnsi="Georgia Pro" w:cs="Georgia Pro"/>
+          <w:color w:val="000000" w:themeColor="text1"/>
+        </w:rPr>
+      </w:pPr>
+      <w:r>
+        <w:rPr>
+          <w:rFonts w:ascii="Georgia Pro" w:eastAsia="Georgia Pro" w:hAnsi="Georgia Pro" w:cs="Georgia Pro"/>
+          <w:color w:val="000000" w:themeColor="text1"/>
+        </w:rPr>
+        <w:t>import socket</w:t>
+      </w:r>
+    </w:p>
+    <w:p>
+      <w:pPr>
+        <w:pBdr>
+          <w:top w:val="single" w:sz="4" w:space="1" w:color="auto"/>
+          <w:left w:val="single" w:sz="4" w:space="4" w:color="auto"/>
+          <w:bottom w:val="single" w:sz="4" w:space="1" w:color="auto"/>
+          <w:right w:val="single" w:sz="4" w:space="4" w:color="auto"/>
+        </w:pBdr>
+        <w:shd w:val="clear" w:color="auto" w:fill="F2F2F2" w:themeFill="background1" w:themeFillShade="F2"/>
+        <w:spacing w:after="0" w:line="480" w:lineRule="auto"/>
+        <w:rPr>
+          <w:rFonts w:ascii="Georgia Pro" w:eastAsia="Georgia Pro" w:hAnsi="Georgia Pro" w:cs="Georgia Pro"/>
+          <w:color w:val="000000" w:themeColor="text1"/>
+        </w:rPr>
+      </w:pPr>
+      <w:r>
+        <w:rPr>
+          <w:rFonts w:ascii="Georgia Pro" w:eastAsia="Georgia Pro" w:hAnsi="Georgia Pro" w:cs="Georgia Pro"/>
+          <w:color w:val="000000" w:themeColor="text1"/>
+        </w:rPr>
+        <w:t>HOST = 'chat-server'</w:t>
+      </w:r>
+    </w:p>
+    <w:p>
+      <w:pPr>
+        <w:pBdr>
+          <w:top w:val="single" w:sz="4" w:space="1" w:color="auto"/>
+          <w:left w:val="single" w:sz="4" w:space="4" w:color="auto"/>
+          <w:bottom w:val="single" w:sz="4" w:space="1" w:color="auto"/>
+          <w:right w:val="single" w:sz="4" w:space="4" w:color="auto"/>
+        </w:pBdr>
+        <w:shd w:val="clear" w:color="auto" w:fill="F2F2F2" w:themeFill="background1" w:themeFillShade="F2"/>
+        <w:spacing w:after="0" w:line="480" w:lineRule="auto"/>
+        <w:rPr>
+          <w:rFonts w:ascii="Georgia Pro" w:eastAsia="Georgia Pro" w:hAnsi="Georgia Pro" w:cs="Georgia Pro"/>
+          <w:color w:val="000000" w:themeColor="text1"/>
+        </w:rPr>
+      </w:pPr>
+      <w:r>
+        <w:rPr>
+          <w:rFonts w:ascii="Georgia Pro" w:eastAsia="Georgia Pro" w:hAnsi="Georgia Pro" w:cs="Georgia Pro"/>
+          <w:color w:val="000000" w:themeColor="text1"/>
+        </w:rPr>
+        <w:t>PORT = 5000</w:t>
+      </w:r>
+    </w:p>
+    <w:p>
+      <w:pPr>
+        <w:pBdr>
+          <w:top w:val="single" w:sz="4" w:space="1" w:color="auto"/>
+          <w:left w:val="single" w:sz="4" w:space="4" w:color="auto"/>
+          <w:bottom w:val="single" w:sz="4" w:space="1" w:color="auto"/>
+          <w:right w:val="single" w:sz="4" w:space="4" w:color="auto"/>
+        </w:pBdr>
+        <w:shd w:val="clear" w:color="auto" w:fill="F2F2F2" w:themeFill="background1" w:themeFillShade="F2"/>
+        <w:spacing w:after="0" w:line="480" w:lineRule="auto"/>
+        <w:rPr>
+          <w:rFonts w:ascii="Georgia Pro" w:eastAsia="Georgia Pro" w:hAnsi="Georgia Pro" w:cs="Georgia Pro"/>
+          <w:color w:val="000000" w:themeColor="text1"/>
+        </w:rPr>
+      </w:pPr>
+      <w:r>
+        <w:rPr>
+          <w:rFonts w:ascii="Georgia Pro" w:eastAsia="Georgia Pro" w:hAnsi="Georgia Pro" w:cs="Georgia Pro"/>
+          <w:color w:val="000000" w:themeColor="text1"/>
+        </w:rPr>
+        <w:t xml:space="preserve">client = </w:t>
+      </w:r>
+      <w:proofErr w:type="spellStart"/>
+      <w:proofErr w:type="gramStart"/>
+      <w:r>
+        <w:rPr>
+          <w:rFonts w:ascii="Georgia Pro" w:eastAsia="Georgia Pro" w:hAnsi="Georgia Pro" w:cs="Georgia Pro"/>
+          <w:color w:val="000000" w:themeColor="text1"/>
+        </w:rPr>
+        <w:t>socket.socket</w:t>
+      </w:r>
+      <w:proofErr w:type="spellEnd"/>
+      <w:proofErr w:type="gramEnd"/>
+      <w:r>
+        <w:rPr>
+          <w:rFonts w:ascii="Georgia Pro" w:eastAsia="Georgia Pro" w:hAnsi="Georgia Pro" w:cs="Georgia Pro"/>
+          <w:color w:val="000000" w:themeColor="text1"/>
+        </w:rPr>
+        <w:t>(</w:t>
+      </w:r>
+      <w:proofErr w:type="spellStart"/>
+      <w:r>
+        <w:rPr>
+          <w:rFonts w:ascii="Georgia Pro" w:eastAsia="Georgia Pro" w:hAnsi="Georgia Pro" w:cs="Georgia Pro"/>
+          <w:color w:val="000000" w:themeColor="text1"/>
+        </w:rPr>
+        <w:t>socket.AF_INET</w:t>
+      </w:r>
+      <w:proofErr w:type="spellEnd"/>
+      <w:r>
+        <w:rPr>
+          <w:rFonts w:ascii="Georgia Pro" w:eastAsia="Georgia Pro" w:hAnsi="Georgia Pro" w:cs="Georgia Pro"/>
+          <w:color w:val="000000" w:themeColor="text1"/>
+        </w:rPr>
+        <w:t xml:space="preserve">, </w:t>
+      </w:r>
+      <w:proofErr w:type="spellStart"/>
+      <w:proofErr w:type="gramStart"/>
+      <w:r>
+        <w:rPr>
+          <w:rFonts w:ascii="Georgia Pro" w:eastAsia="Georgia Pro" w:hAnsi="Georgia Pro" w:cs="Georgia Pro"/>
+          <w:color w:val="000000" w:themeColor="text1"/>
+        </w:rPr>
+        <w:t>socket.SOCK</w:t>
+      </w:r>
+      <w:proofErr w:type="gramEnd"/>
+      <w:r>
+        <w:rPr>
+          <w:rFonts w:ascii="Georgia Pro" w:eastAsia="Georgia Pro" w:hAnsi="Georgia Pro" w:cs="Georgia Pro"/>
+          <w:color w:val="000000" w:themeColor="text1"/>
+        </w:rPr>
+        <w:t>_STREAM</w:t>
+      </w:r>
+      <w:proofErr w:type="spellEnd"/>
+      <w:r>
+        <w:rPr>
+          <w:rFonts w:ascii="Georgia Pro" w:eastAsia="Georgia Pro" w:hAnsi="Georgia Pro" w:cs="Georgia Pro"/>
+          <w:color w:val="000000" w:themeColor="text1"/>
+        </w:rPr>
+        <w:t>)</w:t>
+      </w:r>
+    </w:p>
+    <w:p>
+      <w:pPr>
+        <w:pBdr>
+          <w:top w:val="single" w:sz="4" w:space="1" w:color="auto"/>
+          <w:left w:val="single" w:sz="4" w:space="4" w:color="auto"/>
+          <w:bottom w:val="single" w:sz="4" w:space="1" w:color="auto"/>
+          <w:right w:val="single" w:sz="4" w:space="4" w:color="auto"/>
+        </w:pBdr>
+        <w:shd w:val="clear" w:color="auto" w:fill="F2F2F2" w:themeFill="background1" w:themeFillShade="F2"/>
+        <w:spacing w:after="0" w:line="480" w:lineRule="auto"/>
+        <w:rPr>
+          <w:rFonts w:ascii="Georgia Pro" w:eastAsia="Georgia Pro" w:hAnsi="Georgia Pro" w:cs="Georgia Pro"/>
+          <w:color w:val="000000" w:themeColor="text1"/>
+        </w:rPr>
+      </w:pPr>
+      <w:proofErr w:type="spellStart"/>
+      <w:proofErr w:type="gramStart"/>
+      <w:r>
+        <w:rPr>
+          <w:rFonts w:ascii="Georgia Pro" w:eastAsia="Georgia Pro" w:hAnsi="Georgia Pro" w:cs="Georgia Pro"/>
+          <w:color w:val="000000" w:themeColor="text1"/>
+        </w:rPr>
+        <w:t>client.connect</w:t>
+      </w:r>
+      <w:proofErr w:type="spellEnd"/>
+      <w:proofErr w:type="gramEnd"/>
+      <w:r>
+        <w:rPr>
+          <w:rFonts w:ascii="Georgia Pro" w:eastAsia="Georgia Pro" w:hAnsi="Georgia Pro" w:cs="Georgia Pro"/>
+          <w:color w:val="000000" w:themeColor="text1"/>
+        </w:rPr>
+        <w:t>((HOST, PORT))</w:t>
+      </w:r>
+    </w:p>
+    <w:p>
+      <w:pPr>
+        <w:pBdr>
+          <w:top w:val="single" w:sz="4" w:space="1" w:color="auto"/>
+          <w:left w:val="single" w:sz="4" w:space="4" w:color="auto"/>
+          <w:bottom w:val="single" w:sz="4" w:space="1" w:color="auto"/>
+          <w:right w:val="single" w:sz="4" w:space="4" w:color="auto"/>
+        </w:pBdr>
+        <w:shd w:val="clear" w:color="auto" w:fill="F2F2F2" w:themeFill="background1" w:themeFillShade="F2"/>
+        <w:spacing w:after="0" w:line="480" w:lineRule="auto"/>
+        <w:rPr>
+          <w:rFonts w:ascii="Georgia Pro" w:eastAsia="Georgia Pro" w:hAnsi="Georgia Pro" w:cs="Georgia Pro"/>
+          <w:color w:val="000000" w:themeColor="text1"/>
+        </w:rPr>
+      </w:pPr>
+      <w:proofErr w:type="gramStart"/>
+      <w:r>
+        <w:rPr>
+          <w:rFonts w:ascii="Georgia Pro" w:eastAsia="Georgia Pro" w:hAnsi="Georgia Pro" w:cs="Georgia Pro"/>
+          <w:color w:val="000000" w:themeColor="text1"/>
+        </w:rPr>
+        <w:t>print(</w:t>
+      </w:r>
+      <w:proofErr w:type="gramEnd"/>
+      <w:r>
+        <w:rPr>
+          <w:rFonts w:ascii="Georgia Pro" w:eastAsia="Georgia Pro" w:hAnsi="Georgia Pro" w:cs="Georgia Pro"/>
+          <w:color w:val="000000" w:themeColor="text1"/>
+        </w:rPr>
+        <w:t>"Connected to Chat Server")</w:t>
+      </w:r>
+    </w:p>
+    <w:p>
+      <w:pPr>
+        <w:pBdr>
+          <w:top w:val="single" w:sz="4" w:space="1" w:color="auto"/>
+          <w:left w:val="single" w:sz="4" w:space="4" w:color="auto"/>
+          <w:bottom w:val="single" w:sz="4" w:space="1" w:color="auto"/>
+          <w:right w:val="single" w:sz="4" w:space="4" w:color="auto"/>
+        </w:pBdr>
+        <w:shd w:val="clear" w:color="auto" w:fill="F2F2F2" w:themeFill="background1" w:themeFillShade="F2"/>
+        <w:spacing w:after="0" w:line="480" w:lineRule="auto"/>
+        <w:rPr>
+          <w:rFonts w:ascii="Georgia Pro" w:eastAsia="Georgia Pro" w:hAnsi="Georgia Pro" w:cs="Georgia Pro"/>
+          <w:color w:val="000000" w:themeColor="text1"/>
+        </w:rPr>
+      </w:pPr>
+      <w:r>
+        <w:rPr>
+          <w:rFonts w:ascii="Georgia Pro" w:eastAsia="Georgia Pro" w:hAnsi="Georgia Pro" w:cs="Georgia Pro"/>
+          <w:color w:val="000000" w:themeColor="text1"/>
+        </w:rPr>
+        <w:t>while True:</w:t>
+      </w:r>
+    </w:p>
+    <w:p>
+      <w:pPr>
+        <w:pBdr>
+          <w:top w:val="single" w:sz="4" w:space="1" w:color="auto"/>
+          <w:left w:val="single" w:sz="4" w:space="4" w:color="auto"/>
+          <w:bottom w:val="single" w:sz="4" w:space="1" w:color="auto"/>
+          <w:right w:val="single" w:sz="4" w:space="4" w:color="auto"/>
+        </w:pBdr>
+        <w:shd w:val="clear" w:color="auto" w:fill="F2F2F2" w:themeFill="background1" w:themeFillShade="F2"/>
+        <w:spacing w:after="0" w:line="480" w:lineRule="auto"/>
+        <w:rPr>
+          <w:rFonts w:ascii="Georgia Pro" w:eastAsia="Georgia Pro" w:hAnsi="Georgia Pro" w:cs="Georgia Pro"/>
+          <w:color w:val="000000" w:themeColor="text1"/>
+        </w:rPr>
+      </w:pPr>
+      <w:r>
+        <w:rPr>
+          <w:rFonts w:ascii="Georgia Pro" w:eastAsia="Georgia Pro" w:hAnsi="Georgia Pro" w:cs="Georgia Pro"/>
+          <w:color w:val="000000" w:themeColor="text1"/>
+        </w:rPr>
+        <w:t xml:space="preserve">    message = </w:t>
+      </w:r>
+      <w:proofErr w:type="gramStart"/>
+      <w:r>
+        <w:rPr>
+          <w:rFonts w:ascii="Georgia Pro" w:eastAsia="Georgia Pro" w:hAnsi="Georgia Pro" w:cs="Georgia Pro"/>
+          <w:color w:val="000000" w:themeColor="text1"/>
+        </w:rPr>
+        <w:t>input(</w:t>
+      </w:r>
+      <w:proofErr w:type="gramEnd"/>
+      <w:r>
+        <w:rPr>
+          <w:rFonts w:ascii="Georgia Pro" w:eastAsia="Georgia Pro" w:hAnsi="Georgia Pro" w:cs="Georgia Pro"/>
+          <w:color w:val="000000" w:themeColor="text1"/>
+        </w:rPr>
+        <w:t>"Client Message: ")</w:t>
+      </w:r>
+    </w:p>
+    <w:p>
+      <w:pPr>
+        <w:pBdr>
+          <w:top w:val="single" w:sz="4" w:space="1" w:color="auto"/>
+          <w:left w:val="single" w:sz="4" w:space="4" w:color="auto"/>
+          <w:bottom w:val="single" w:sz="4" w:space="1" w:color="auto"/>
+          <w:right w:val="single" w:sz="4" w:space="4" w:color="auto"/>
+        </w:pBdr>
+        <w:shd w:val="clear" w:color="auto" w:fill="F2F2F2" w:themeFill="background1" w:themeFillShade="F2"/>
+        <w:spacing w:after="0" w:line="480" w:lineRule="auto"/>
+        <w:rPr>
+          <w:rFonts w:ascii="Georgia Pro" w:eastAsia="Georgia Pro" w:hAnsi="Georgia Pro" w:cs="Georgia Pro"/>
+          <w:color w:val="000000" w:themeColor="text1"/>
+        </w:rPr>
+      </w:pPr>
+      <w:r>
+        <w:rPr>
+          <w:rFonts w:ascii="Georgia Pro" w:eastAsia="Georgia Pro" w:hAnsi="Georgia Pro" w:cs="Georgia Pro"/>
+          <w:color w:val="000000" w:themeColor="text1"/>
+        </w:rPr>
+        <w:t xml:space="preserve">    </w:t>
+      </w:r>
+      <w:proofErr w:type="spellStart"/>
+      <w:proofErr w:type="gramStart"/>
+      <w:r>
+        <w:rPr>
+          <w:rFonts w:ascii="Georgia Pro" w:eastAsia="Georgia Pro" w:hAnsi="Georgia Pro" w:cs="Georgia Pro"/>
+          <w:color w:val="000000" w:themeColor="text1"/>
+        </w:rPr>
+        <w:t>client.send</w:t>
+      </w:r>
+      <w:proofErr w:type="spellEnd"/>
+      <w:proofErr w:type="gramEnd"/>
+      <w:r>
+        <w:rPr>
+          <w:rFonts w:ascii="Georgia Pro" w:eastAsia="Georgia Pro" w:hAnsi="Georgia Pro" w:cs="Georgia Pro"/>
+          <w:color w:val="000000" w:themeColor="text1"/>
+        </w:rPr>
+        <w:t>(</w:t>
+      </w:r>
+      <w:proofErr w:type="spellStart"/>
+      <w:proofErr w:type="gramStart"/>
+      <w:r>
+        <w:rPr>
+          <w:rFonts w:ascii="Georgia Pro" w:eastAsia="Georgia Pro" w:hAnsi="Georgia Pro" w:cs="Georgia Pro"/>
+          <w:color w:val="000000" w:themeColor="text1"/>
+        </w:rPr>
+        <w:t>message.encode</w:t>
+      </w:r>
+      <w:proofErr w:type="spellEnd"/>
+      <w:proofErr w:type="gramEnd"/>
+      <w:r>
+        <w:rPr>
+          <w:rFonts w:ascii="Georgia Pro" w:eastAsia="Georgia Pro" w:hAnsi="Georgia Pro" w:cs="Georgia Pro"/>
+          <w:color w:val="000000" w:themeColor="text1"/>
+        </w:rPr>
+        <w:t>())</w:t>
+      </w:r>
+    </w:p>
+    <w:p>
+      <w:pPr>
+        <w:pBdr>
+          <w:top w:val="single" w:sz="4" w:space="1" w:color="auto"/>
+          <w:left w:val="single" w:sz="4" w:space="4" w:color="auto"/>
+          <w:bottom w:val="single" w:sz="4" w:space="1" w:color="auto"/>
+          <w:right w:val="single" w:sz="4" w:space="4" w:color="auto"/>
+        </w:pBdr>
+        <w:shd w:val="clear" w:color="auto" w:fill="F2F2F2" w:themeFill="background1" w:themeFillShade="F2"/>
+        <w:spacing w:after="0" w:line="480" w:lineRule="auto"/>
+        <w:rPr>
+          <w:rFonts w:ascii="Georgia Pro" w:eastAsia="Georgia Pro" w:hAnsi="Georgia Pro" w:cs="Georgia Pro"/>
+          <w:color w:val="000000" w:themeColor="text1"/>
+        </w:rPr>
+      </w:pPr>
+      <w:r>
+        <w:rPr>
+          <w:rFonts w:ascii="Georgia Pro" w:eastAsia="Georgia Pro" w:hAnsi="Georgia Pro" w:cs="Georgia Pro"/>
+          <w:color w:val="000000" w:themeColor="text1"/>
+        </w:rPr>
+        <w:t xml:space="preserve">    reply = </w:t>
+      </w:r>
+      <w:proofErr w:type="spellStart"/>
+      <w:proofErr w:type="gramStart"/>
+      <w:r>
+        <w:rPr>
+          <w:rFonts w:ascii="Georgia Pro" w:eastAsia="Georgia Pro" w:hAnsi="Georgia Pro" w:cs="Georgia Pro"/>
+          <w:color w:val="000000" w:themeColor="text1"/>
+        </w:rPr>
+        <w:t>client.recv</w:t>
+      </w:r>
+      <w:proofErr w:type="spellEnd"/>
+      <w:proofErr w:type="gramEnd"/>
+      <w:r>
+        <w:rPr>
+          <w:rFonts w:ascii="Georgia Pro" w:eastAsia="Georgia Pro" w:hAnsi="Georgia Pro" w:cs="Georgia Pro"/>
+          <w:color w:val="000000" w:themeColor="text1"/>
+        </w:rPr>
+        <w:t>(1024</w:t>
+      </w:r>
+      <w:proofErr w:type="gramStart"/>
+      <w:r>
+        <w:rPr>
+          <w:rFonts w:ascii="Georgia Pro" w:eastAsia="Georgia Pro" w:hAnsi="Georgia Pro" w:cs="Georgia Pro"/>
+          <w:color w:val="000000" w:themeColor="text1"/>
+        </w:rPr>
+        <w:t>).decode</w:t>
+      </w:r>
+      <w:proofErr w:type="gramEnd"/>
+      <w:r>
+        <w:rPr>
+          <w:rFonts w:ascii="Georgia Pro" w:eastAsia="Georgia Pro" w:hAnsi="Georgia Pro" w:cs="Georgia Pro"/>
+          <w:color w:val="000000" w:themeColor="text1"/>
+        </w:rPr>
+        <w:t>()</w:t>
+      </w:r>
+    </w:p>
+    <w:p>
+      <w:pPr>
+        <w:pBdr>
+          <w:top w:val="single" w:sz="4" w:space="1" w:color="auto"/>
+          <w:left w:val="single" w:sz="4" w:space="4" w:color="auto"/>
+          <w:bottom w:val="single" w:sz="4" w:space="1" w:color="auto"/>
+          <w:right w:val="single" w:sz="4" w:space="4" w:color="auto"/>
+        </w:pBdr>
+        <w:shd w:val="clear" w:color="auto" w:fill="F2F2F2" w:themeFill="background1" w:themeFillShade="F2"/>
+        <w:spacing w:after="0" w:line="480" w:lineRule="auto"/>
+        <w:rPr>
+          <w:rFonts w:ascii="Georgia Pro" w:eastAsia="Georgia Pro" w:hAnsi="Georgia Pro" w:cs="Georgia Pro"/>
+          <w:color w:val="000000" w:themeColor="text1"/>
+        </w:rPr>
+      </w:pPr>
+      <w:r>
+        <w:rPr>
+          <w:rFonts w:ascii="Georgia Pro" w:eastAsia="Georgia Pro" w:hAnsi="Georgia Pro" w:cs="Georgia Pro"/>
+          <w:color w:val="000000" w:themeColor="text1"/>
+        </w:rPr>
+        <w:t xml:space="preserve">    </w:t>
+      </w:r>
+      <w:proofErr w:type="gramStart"/>
+      <w:r>
+        <w:rPr>
+          <w:rFonts w:ascii="Georgia Pro" w:eastAsia="Georgia Pro" w:hAnsi="Georgia Pro" w:cs="Georgia Pro"/>
+          <w:color w:val="000000" w:themeColor="text1"/>
+        </w:rPr>
+        <w:t>print(</w:t>
+      </w:r>
+      <w:proofErr w:type="spellStart"/>
+      <w:proofErr w:type="gramEnd"/>
+      <w:r>
+        <w:rPr>
+          <w:rFonts w:ascii="Georgia Pro" w:eastAsia="Georgia Pro" w:hAnsi="Georgia Pro" w:cs="Georgia Pro"/>
+          <w:color w:val="000000" w:themeColor="text1"/>
+        </w:rPr>
+        <w:t>f"</w:t>
+      </w:r>
+      <w:proofErr w:type="gramStart"/>
+      <w:r>
+        <w:rPr>
+          <w:rFonts w:ascii="Georgia Pro" w:eastAsia="Georgia Pro" w:hAnsi="Georgia Pro" w:cs="Georgia Pro"/>
+          <w:color w:val="000000" w:themeColor="text1"/>
+        </w:rPr>
+        <w:t>Server</w:t>
+      </w:r>
+      <w:proofErr w:type="spellEnd"/>
+      <w:r>
+        <w:rPr>
+          <w:rFonts w:ascii="Georgia Pro" w:eastAsia="Georgia Pro" w:hAnsi="Georgia Pro" w:cs="Georgia Pro"/>
+          <w:color w:val="000000" w:themeColor="text1"/>
+        </w:rPr>
+        <w:t>: {reply}"</w:t>
+      </w:r>
+      <w:proofErr w:type="gramEnd"/>
+      <w:r>
+        <w:rPr>
+          <w:rFonts w:ascii="Georgia Pro" w:eastAsia="Georgia Pro" w:hAnsi="Georgia Pro" w:cs="Georgia Pro"/>
+          <w:color w:val="000000" w:themeColor="text1"/>
+        </w:rPr>
+        <w:t>)</w:t>
+      </w:r>
+    </w:p>
+    <w:p>
+      <w:pPr>
+        <w:spacing w:after="0" w:line="480" w:lineRule="auto"/>
+        <w:rPr>
+          <w:rFonts w:ascii="Georgia Pro" w:eastAsia="Georgia Pro" w:hAnsi="Georgia Pro" w:cs="Georgia Pro"/>
+          <w:color w:val="000000" w:themeColor="text1"/>
+        </w:rPr>
+      </w:pPr>
+    </w:p>
+    <w:p>
+      <w:pPr>
+        <w:spacing w:after="0" w:line="480" w:lineRule="auto"/>
+        <w:rPr>
+          <w:rFonts w:ascii="Georgia Pro" w:eastAsia="Georgia Pro" w:hAnsi="Georgia Pro" w:cs="Georgia Pro"/>
+          <w:color w:val="000000" w:themeColor="text1"/>
+        </w:rPr>
+      </w:pPr>
+      <w:r>
+        <w:rPr>
+          <w:rFonts w:ascii="Georgia Pro" w:eastAsia="Georgia Pro" w:hAnsi="Georgia Pro" w:cs="Georgia Pro"/>
+          <w:color w:val="000000" w:themeColor="text1"/>
+        </w:rPr>
+        <w:t>Save:</w:t>
+      </w:r>
+    </w:p>
+    <w:p>
+      <w:pPr>
+        <w:spacing w:after="0" w:line="480" w:lineRule="auto"/>
+        <w:rPr>
+          <w:rFonts w:ascii="Georgia Pro" w:eastAsia="Georgia Pro" w:hAnsi="Georgia Pro" w:cs="Georgia Pro"/>
+          <w:color w:val="000000" w:themeColor="text1"/>
+        </w:rPr>
+      </w:pPr>
+      <w:r>
+        <w:rPr>
+          <w:rFonts w:ascii="Georgia Pro" w:eastAsia="Georgia Pro" w:hAnsi="Georgia Pro" w:cs="Georgia Pro"/>
+          <w:color w:val="000000" w:themeColor="text1"/>
+        </w:rPr>
+        <w:pict w14:anchorId="451E160B">
+          <v:rect id="_x0000_i1031" style="width:0;height:1.5pt" o:hralign="center" o:hrstd="t" o:hr="t" fillcolor="#a0a0a0" stroked="f"/>
         </w:pict>
       </w:r>
     </w:p>
@@ -3110,6 +1910,1633 @@
           <w:bCs/>
           <w:color w:val="000000" w:themeColor="text1"/>
         </w:rPr>
+        <w:t xml:space="preserve">Step 4: Create Server </w:t>
+      </w:r>
+      <w:proofErr w:type="spellStart"/>
+      <w:r>
+        <w:rPr>
+          <w:rFonts w:ascii="Georgia Pro" w:eastAsia="Georgia Pro" w:hAnsi="Georgia Pro" w:cs="Georgia Pro"/>
+          <w:b/>
+          <w:bCs/>
+          <w:color w:val="000000" w:themeColor="text1"/>
+        </w:rPr>
+        <w:t>Dockerfile</w:t>
+      </w:r>
+      <w:proofErr w:type="spellEnd"/>
+    </w:p>
+    <w:p>
+      <w:pPr>
+        <w:pBdr>
+          <w:top w:val="single" w:sz="4" w:space="1" w:color="auto"/>
+          <w:left w:val="single" w:sz="4" w:space="4" w:color="auto"/>
+          <w:bottom w:val="single" w:sz="4" w:space="1" w:color="auto"/>
+          <w:right w:val="single" w:sz="4" w:space="4" w:color="auto"/>
+        </w:pBdr>
+        <w:shd w:val="clear" w:color="auto" w:fill="F2F2F2" w:themeFill="background1" w:themeFillShade="F2"/>
+        <w:spacing w:after="0" w:line="480" w:lineRule="auto"/>
+        <w:rPr>
+          <w:rFonts w:ascii="Georgia Pro" w:eastAsia="Georgia Pro" w:hAnsi="Georgia Pro" w:cs="Georgia Pro"/>
+          <w:color w:val="000000" w:themeColor="text1"/>
+        </w:rPr>
+      </w:pPr>
+      <w:proofErr w:type="spellStart"/>
+      <w:r>
+        <w:rPr>
+          <w:rFonts w:ascii="Georgia Pro" w:eastAsia="Georgia Pro" w:hAnsi="Georgia Pro" w:cs="Georgia Pro"/>
+          <w:color w:val="000000" w:themeColor="text1"/>
+        </w:rPr>
+        <w:t>Dockerfile.server</w:t>
+      </w:r>
+      <w:proofErr w:type="spellEnd"/>
+    </w:p>
+    <w:p>
+      <w:pPr>
+        <w:spacing w:after="0" w:line="480" w:lineRule="auto"/>
+        <w:rPr>
+          <w:rFonts w:ascii="Georgia Pro" w:eastAsia="Georgia Pro" w:hAnsi="Georgia Pro" w:cs="Georgia Pro"/>
+          <w:color w:val="000000" w:themeColor="text1"/>
+        </w:rPr>
+      </w:pPr>
+    </w:p>
+    <w:p>
+      <w:pPr>
+        <w:spacing w:after="0" w:line="480" w:lineRule="auto"/>
+        <w:rPr>
+          <w:rFonts w:ascii="Georgia Pro" w:eastAsia="Georgia Pro" w:hAnsi="Georgia Pro" w:cs="Georgia Pro"/>
+          <w:color w:val="000000" w:themeColor="text1"/>
+        </w:rPr>
+      </w:pPr>
+      <w:r>
+        <w:rPr>
+          <w:rFonts w:ascii="Georgia Pro" w:eastAsia="Georgia Pro" w:hAnsi="Georgia Pro" w:cs="Georgia Pro"/>
+          <w:color w:val="000000" w:themeColor="text1"/>
+        </w:rPr>
+        <w:t>Paste:</w:t>
+      </w:r>
+    </w:p>
+    <w:p>
+      <w:pPr>
+        <w:pBdr>
+          <w:top w:val="single" w:sz="4" w:space="1" w:color="auto"/>
+          <w:left w:val="single" w:sz="4" w:space="4" w:color="auto"/>
+          <w:bottom w:val="single" w:sz="4" w:space="1" w:color="auto"/>
+          <w:right w:val="single" w:sz="4" w:space="4" w:color="auto"/>
+        </w:pBdr>
+        <w:shd w:val="clear" w:color="auto" w:fill="F2F2F2" w:themeFill="background1" w:themeFillShade="F2"/>
+        <w:spacing w:after="0" w:line="480" w:lineRule="auto"/>
+        <w:rPr>
+          <w:rFonts w:ascii="Georgia Pro" w:eastAsia="Georgia Pro" w:hAnsi="Georgia Pro" w:cs="Georgia Pro"/>
+          <w:color w:val="000000" w:themeColor="text1"/>
+        </w:rPr>
+      </w:pPr>
+      <w:r>
+        <w:rPr>
+          <w:rFonts w:ascii="Georgia Pro" w:eastAsia="Georgia Pro" w:hAnsi="Georgia Pro" w:cs="Georgia Pro"/>
+          <w:color w:val="000000" w:themeColor="text1"/>
+        </w:rPr>
+        <w:t>FROM python:3.11</w:t>
+      </w:r>
+    </w:p>
+    <w:p>
+      <w:pPr>
+        <w:pBdr>
+          <w:top w:val="single" w:sz="4" w:space="1" w:color="auto"/>
+          <w:left w:val="single" w:sz="4" w:space="4" w:color="auto"/>
+          <w:bottom w:val="single" w:sz="4" w:space="1" w:color="auto"/>
+          <w:right w:val="single" w:sz="4" w:space="4" w:color="auto"/>
+        </w:pBdr>
+        <w:shd w:val="clear" w:color="auto" w:fill="F2F2F2" w:themeFill="background1" w:themeFillShade="F2"/>
+        <w:spacing w:after="0" w:line="480" w:lineRule="auto"/>
+        <w:rPr>
+          <w:rFonts w:ascii="Georgia Pro" w:eastAsia="Georgia Pro" w:hAnsi="Georgia Pro" w:cs="Georgia Pro"/>
+          <w:color w:val="000000" w:themeColor="text1"/>
+        </w:rPr>
+      </w:pPr>
+      <w:r>
+        <w:rPr>
+          <w:rFonts w:ascii="Georgia Pro" w:eastAsia="Georgia Pro" w:hAnsi="Georgia Pro" w:cs="Georgia Pro"/>
+          <w:color w:val="000000" w:themeColor="text1"/>
+        </w:rPr>
+        <w:t>WORKDIR /app</w:t>
+      </w:r>
+    </w:p>
+    <w:p>
+      <w:pPr>
+        <w:pBdr>
+          <w:top w:val="single" w:sz="4" w:space="1" w:color="auto"/>
+          <w:left w:val="single" w:sz="4" w:space="4" w:color="auto"/>
+          <w:bottom w:val="single" w:sz="4" w:space="1" w:color="auto"/>
+          <w:right w:val="single" w:sz="4" w:space="4" w:color="auto"/>
+        </w:pBdr>
+        <w:shd w:val="clear" w:color="auto" w:fill="F2F2F2" w:themeFill="background1" w:themeFillShade="F2"/>
+        <w:spacing w:after="0" w:line="480" w:lineRule="auto"/>
+        <w:rPr>
+          <w:rFonts w:ascii="Georgia Pro" w:eastAsia="Georgia Pro" w:hAnsi="Georgia Pro" w:cs="Georgia Pro"/>
+          <w:color w:val="000000" w:themeColor="text1"/>
+        </w:rPr>
+      </w:pPr>
+      <w:r>
+        <w:rPr>
+          <w:rFonts w:ascii="Georgia Pro" w:eastAsia="Georgia Pro" w:hAnsi="Georgia Pro" w:cs="Georgia Pro"/>
+          <w:color w:val="000000" w:themeColor="text1"/>
+        </w:rPr>
+        <w:t xml:space="preserve">COPY </w:t>
+      </w:r>
+      <w:proofErr w:type="gramStart"/>
+      <w:r>
+        <w:rPr>
+          <w:rFonts w:ascii="Georgia Pro" w:eastAsia="Georgia Pro" w:hAnsi="Georgia Pro" w:cs="Georgia Pro"/>
+          <w:color w:val="000000" w:themeColor="text1"/>
+        </w:rPr>
+        <w:t>chat_server.py .</w:t>
+      </w:r>
+      <w:proofErr w:type="gramEnd"/>
+    </w:p>
+    <w:p>
+      <w:pPr>
+        <w:pBdr>
+          <w:top w:val="single" w:sz="4" w:space="1" w:color="auto"/>
+          <w:left w:val="single" w:sz="4" w:space="4" w:color="auto"/>
+          <w:bottom w:val="single" w:sz="4" w:space="1" w:color="auto"/>
+          <w:right w:val="single" w:sz="4" w:space="4" w:color="auto"/>
+        </w:pBdr>
+        <w:shd w:val="clear" w:color="auto" w:fill="F2F2F2" w:themeFill="background1" w:themeFillShade="F2"/>
+        <w:spacing w:after="0" w:line="480" w:lineRule="auto"/>
+        <w:rPr>
+          <w:rFonts w:ascii="Georgia Pro" w:eastAsia="Georgia Pro" w:hAnsi="Georgia Pro" w:cs="Georgia Pro"/>
+          <w:color w:val="000000" w:themeColor="text1"/>
+        </w:rPr>
+      </w:pPr>
+      <w:r>
+        <w:rPr>
+          <w:rFonts w:ascii="Georgia Pro" w:eastAsia="Georgia Pro" w:hAnsi="Georgia Pro" w:cs="Georgia Pro"/>
+          <w:color w:val="000000" w:themeColor="text1"/>
+        </w:rPr>
+        <w:t>CMD ["python", "chat_server.py"]</w:t>
+      </w:r>
+      <w:r>
+        <w:rPr>
+          <w:rFonts w:ascii="Georgia Pro" w:eastAsia="Georgia Pro" w:hAnsi="Georgia Pro" w:cs="Georgia Pro"/>
+          <w:color w:val="000000" w:themeColor="text1"/>
+        </w:rPr>
+        <w:t xml:space="preserve"> </w:t>
+      </w:r>
+    </w:p>
+    <w:p>
+      <w:pPr>
+        <w:spacing w:after="0" w:line="480" w:lineRule="auto"/>
+        <w:rPr>
+          <w:rFonts w:ascii="Georgia Pro" w:eastAsia="Georgia Pro" w:hAnsi="Georgia Pro" w:cs="Georgia Pro"/>
+          <w:color w:val="000000" w:themeColor="text1"/>
+        </w:rPr>
+      </w:pPr>
+      <w:r>
+        <w:rPr>
+          <w:rFonts w:ascii="Georgia Pro" w:eastAsia="Georgia Pro" w:hAnsi="Georgia Pro" w:cs="Georgia Pro"/>
+          <w:color w:val="000000" w:themeColor="text1"/>
+        </w:rPr>
+        <w:lastRenderedPageBreak/>
+        <w:t>Save.</w:t>
+      </w:r>
+    </w:p>
+    <w:p>
+      <w:pPr>
+        <w:spacing w:after="0" w:line="480" w:lineRule="auto"/>
+        <w:rPr>
+          <w:rFonts w:ascii="Georgia Pro" w:eastAsia="Georgia Pro" w:hAnsi="Georgia Pro" w:cs="Georgia Pro"/>
+          <w:color w:val="000000" w:themeColor="text1"/>
+        </w:rPr>
+      </w:pPr>
+      <w:r>
+        <w:rPr>
+          <w:rFonts w:ascii="Georgia Pro" w:eastAsia="Georgia Pro" w:hAnsi="Georgia Pro" w:cs="Georgia Pro"/>
+          <w:color w:val="000000" w:themeColor="text1"/>
+        </w:rPr>
+        <w:pict w14:anchorId="2E407CF0">
+          <v:rect id="_x0000_i1032" style="width:0;height:1.5pt" o:hralign="center" o:hrstd="t" o:hr="t" fillcolor="#a0a0a0" stroked="f"/>
+        </w:pict>
+      </w:r>
+    </w:p>
+    <w:p>
+      <w:pPr>
+        <w:spacing w:after="0" w:line="480" w:lineRule="auto"/>
+        <w:rPr>
+          <w:rFonts w:ascii="Georgia Pro" w:eastAsia="Georgia Pro" w:hAnsi="Georgia Pro" w:cs="Georgia Pro"/>
+          <w:b/>
+          <w:bCs/>
+          <w:color w:val="000000" w:themeColor="text1"/>
+        </w:rPr>
+      </w:pPr>
+      <w:r>
+        <w:rPr>
+          <w:rFonts w:ascii="Georgia Pro" w:eastAsia="Georgia Pro" w:hAnsi="Georgia Pro" w:cs="Georgia Pro"/>
+          <w:b/>
+          <w:bCs/>
+          <w:color w:val="000000" w:themeColor="text1"/>
+        </w:rPr>
+        <w:t xml:space="preserve">Step 5: Create Client </w:t>
+      </w:r>
+      <w:proofErr w:type="spellStart"/>
+      <w:r>
+        <w:rPr>
+          <w:rFonts w:ascii="Georgia Pro" w:eastAsia="Georgia Pro" w:hAnsi="Georgia Pro" w:cs="Georgia Pro"/>
+          <w:b/>
+          <w:bCs/>
+          <w:color w:val="000000" w:themeColor="text1"/>
+        </w:rPr>
+        <w:t>Dockerfile</w:t>
+      </w:r>
+      <w:proofErr w:type="spellEnd"/>
+    </w:p>
+    <w:p>
+      <w:pPr>
+        <w:pBdr>
+          <w:top w:val="single" w:sz="4" w:space="1" w:color="auto"/>
+          <w:left w:val="single" w:sz="4" w:space="4" w:color="auto"/>
+          <w:bottom w:val="single" w:sz="4" w:space="1" w:color="auto"/>
+          <w:right w:val="single" w:sz="4" w:space="4" w:color="auto"/>
+        </w:pBdr>
+        <w:shd w:val="clear" w:color="auto" w:fill="F2F2F2" w:themeFill="background1" w:themeFillShade="F2"/>
+        <w:spacing w:after="0" w:line="480" w:lineRule="auto"/>
+        <w:rPr>
+          <w:rFonts w:ascii="Georgia Pro" w:eastAsia="Georgia Pro" w:hAnsi="Georgia Pro" w:cs="Georgia Pro"/>
+          <w:color w:val="000000" w:themeColor="text1"/>
+        </w:rPr>
+      </w:pPr>
+      <w:proofErr w:type="spellStart"/>
+      <w:r>
+        <w:rPr>
+          <w:rFonts w:ascii="Georgia Pro" w:eastAsia="Georgia Pro" w:hAnsi="Georgia Pro" w:cs="Georgia Pro"/>
+          <w:color w:val="000000" w:themeColor="text1"/>
+        </w:rPr>
+        <w:t>Dockerfile.client</w:t>
+      </w:r>
+      <w:proofErr w:type="spellEnd"/>
+    </w:p>
+    <w:p>
+      <w:pPr>
+        <w:spacing w:after="0" w:line="480" w:lineRule="auto"/>
+        <w:rPr>
+          <w:rFonts w:ascii="Georgia Pro" w:eastAsia="Georgia Pro" w:hAnsi="Georgia Pro" w:cs="Georgia Pro"/>
+          <w:color w:val="000000" w:themeColor="text1"/>
+        </w:rPr>
+      </w:pPr>
+    </w:p>
+    <w:p>
+      <w:pPr>
+        <w:spacing w:after="0" w:line="480" w:lineRule="auto"/>
+        <w:rPr>
+          <w:rFonts w:ascii="Georgia Pro" w:eastAsia="Georgia Pro" w:hAnsi="Georgia Pro" w:cs="Georgia Pro"/>
+          <w:color w:val="000000" w:themeColor="text1"/>
+        </w:rPr>
+      </w:pPr>
+      <w:r>
+        <w:rPr>
+          <w:rFonts w:ascii="Georgia Pro" w:eastAsia="Georgia Pro" w:hAnsi="Georgia Pro" w:cs="Georgia Pro"/>
+          <w:color w:val="000000" w:themeColor="text1"/>
+        </w:rPr>
+        <w:t>Paste:</w:t>
+      </w:r>
+    </w:p>
+    <w:p>
+      <w:pPr>
+        <w:pBdr>
+          <w:top w:val="single" w:sz="4" w:space="1" w:color="auto"/>
+          <w:left w:val="single" w:sz="4" w:space="4" w:color="auto"/>
+          <w:bottom w:val="single" w:sz="4" w:space="1" w:color="auto"/>
+          <w:right w:val="single" w:sz="4" w:space="4" w:color="auto"/>
+        </w:pBdr>
+        <w:shd w:val="clear" w:color="auto" w:fill="F2F2F2" w:themeFill="background1" w:themeFillShade="F2"/>
+        <w:spacing w:after="0" w:line="480" w:lineRule="auto"/>
+        <w:rPr>
+          <w:rFonts w:ascii="Georgia Pro" w:eastAsia="Georgia Pro" w:hAnsi="Georgia Pro" w:cs="Georgia Pro"/>
+          <w:color w:val="000000" w:themeColor="text1"/>
+        </w:rPr>
+      </w:pPr>
+      <w:r>
+        <w:rPr>
+          <w:rFonts w:ascii="Georgia Pro" w:eastAsia="Georgia Pro" w:hAnsi="Georgia Pro" w:cs="Georgia Pro"/>
+          <w:color w:val="000000" w:themeColor="text1"/>
+        </w:rPr>
+        <w:t>FROM python:3.11</w:t>
+      </w:r>
+    </w:p>
+    <w:p>
+      <w:pPr>
+        <w:pBdr>
+          <w:top w:val="single" w:sz="4" w:space="1" w:color="auto"/>
+          <w:left w:val="single" w:sz="4" w:space="4" w:color="auto"/>
+          <w:bottom w:val="single" w:sz="4" w:space="1" w:color="auto"/>
+          <w:right w:val="single" w:sz="4" w:space="4" w:color="auto"/>
+        </w:pBdr>
+        <w:shd w:val="clear" w:color="auto" w:fill="F2F2F2" w:themeFill="background1" w:themeFillShade="F2"/>
+        <w:spacing w:after="0" w:line="480" w:lineRule="auto"/>
+        <w:rPr>
+          <w:rFonts w:ascii="Georgia Pro" w:eastAsia="Georgia Pro" w:hAnsi="Georgia Pro" w:cs="Georgia Pro"/>
+          <w:color w:val="000000" w:themeColor="text1"/>
+        </w:rPr>
+      </w:pPr>
+      <w:r>
+        <w:rPr>
+          <w:rFonts w:ascii="Georgia Pro" w:eastAsia="Georgia Pro" w:hAnsi="Georgia Pro" w:cs="Georgia Pro"/>
+          <w:color w:val="000000" w:themeColor="text1"/>
+        </w:rPr>
+        <w:t>WORKDIR /app</w:t>
+      </w:r>
+    </w:p>
+    <w:p>
+      <w:pPr>
+        <w:pBdr>
+          <w:top w:val="single" w:sz="4" w:space="1" w:color="auto"/>
+          <w:left w:val="single" w:sz="4" w:space="4" w:color="auto"/>
+          <w:bottom w:val="single" w:sz="4" w:space="1" w:color="auto"/>
+          <w:right w:val="single" w:sz="4" w:space="4" w:color="auto"/>
+        </w:pBdr>
+        <w:shd w:val="clear" w:color="auto" w:fill="F2F2F2" w:themeFill="background1" w:themeFillShade="F2"/>
+        <w:spacing w:after="0" w:line="480" w:lineRule="auto"/>
+        <w:rPr>
+          <w:rFonts w:ascii="Georgia Pro" w:eastAsia="Georgia Pro" w:hAnsi="Georgia Pro" w:cs="Georgia Pro"/>
+          <w:color w:val="000000" w:themeColor="text1"/>
+        </w:rPr>
+      </w:pPr>
+      <w:r>
+        <w:rPr>
+          <w:rFonts w:ascii="Georgia Pro" w:eastAsia="Georgia Pro" w:hAnsi="Georgia Pro" w:cs="Georgia Pro"/>
+          <w:color w:val="000000" w:themeColor="text1"/>
+        </w:rPr>
+        <w:t xml:space="preserve">COPY </w:t>
+      </w:r>
+      <w:proofErr w:type="gramStart"/>
+      <w:r>
+        <w:rPr>
+          <w:rFonts w:ascii="Georgia Pro" w:eastAsia="Georgia Pro" w:hAnsi="Georgia Pro" w:cs="Georgia Pro"/>
+          <w:color w:val="000000" w:themeColor="text1"/>
+        </w:rPr>
+        <w:t>chat_client.py .</w:t>
+      </w:r>
+      <w:proofErr w:type="gramEnd"/>
+    </w:p>
+    <w:p>
+      <w:pPr>
+        <w:pBdr>
+          <w:top w:val="single" w:sz="4" w:space="1" w:color="auto"/>
+          <w:left w:val="single" w:sz="4" w:space="4" w:color="auto"/>
+          <w:bottom w:val="single" w:sz="4" w:space="1" w:color="auto"/>
+          <w:right w:val="single" w:sz="4" w:space="4" w:color="auto"/>
+        </w:pBdr>
+        <w:shd w:val="clear" w:color="auto" w:fill="F2F2F2" w:themeFill="background1" w:themeFillShade="F2"/>
+        <w:spacing w:after="0" w:line="480" w:lineRule="auto"/>
+        <w:rPr>
+          <w:rFonts w:ascii="Georgia Pro" w:eastAsia="Georgia Pro" w:hAnsi="Georgia Pro" w:cs="Georgia Pro"/>
+          <w:color w:val="000000" w:themeColor="text1"/>
+        </w:rPr>
+      </w:pPr>
+      <w:r>
+        <w:rPr>
+          <w:rFonts w:ascii="Georgia Pro" w:eastAsia="Georgia Pro" w:hAnsi="Georgia Pro" w:cs="Georgia Pro"/>
+          <w:color w:val="000000" w:themeColor="text1"/>
+        </w:rPr>
+        <w:t>CMD ["python", "chat_client.py"]</w:t>
+      </w:r>
+    </w:p>
+    <w:p>
+      <w:pPr>
+        <w:spacing w:after="0" w:line="480" w:lineRule="auto"/>
+        <w:rPr>
+          <w:rFonts w:ascii="Georgia Pro" w:eastAsia="Georgia Pro" w:hAnsi="Georgia Pro" w:cs="Georgia Pro"/>
+          <w:color w:val="000000" w:themeColor="text1"/>
+        </w:rPr>
+      </w:pPr>
+    </w:p>
+    <w:p>
+      <w:pPr>
+        <w:spacing w:after="0" w:line="480" w:lineRule="auto"/>
+        <w:rPr>
+          <w:rFonts w:ascii="Georgia Pro" w:eastAsia="Georgia Pro" w:hAnsi="Georgia Pro" w:cs="Georgia Pro"/>
+          <w:color w:val="000000" w:themeColor="text1"/>
+        </w:rPr>
+      </w:pPr>
+      <w:r>
+        <w:rPr>
+          <w:rFonts w:ascii="Georgia Pro" w:eastAsia="Georgia Pro" w:hAnsi="Georgia Pro" w:cs="Georgia Pro"/>
+          <w:color w:val="000000" w:themeColor="text1"/>
+        </w:rPr>
+        <w:t>Save.</w:t>
+      </w:r>
+    </w:p>
+    <w:p>
+      <w:pPr>
+        <w:spacing w:after="0" w:line="480" w:lineRule="auto"/>
+        <w:rPr>
+          <w:rFonts w:ascii="Georgia Pro" w:eastAsia="Georgia Pro" w:hAnsi="Georgia Pro" w:cs="Georgia Pro"/>
+          <w:color w:val="000000" w:themeColor="text1"/>
+        </w:rPr>
+      </w:pPr>
+      <w:r>
+        <w:rPr>
+          <w:rFonts w:ascii="Georgia Pro" w:eastAsia="Georgia Pro" w:hAnsi="Georgia Pro" w:cs="Georgia Pro"/>
+          <w:color w:val="000000" w:themeColor="text1"/>
+        </w:rPr>
+        <w:pict w14:anchorId="7B05CDF6">
+          <v:rect id="_x0000_i1033" style="width:0;height:1.5pt" o:hralign="center" o:hrstd="t" o:hr="t" fillcolor="#a0a0a0" stroked="f"/>
+        </w:pict>
+      </w:r>
+    </w:p>
+    <w:p>
+      <w:pPr>
+        <w:spacing w:after="0" w:line="480" w:lineRule="auto"/>
+        <w:rPr>
+          <w:rFonts w:ascii="Georgia Pro" w:eastAsia="Georgia Pro" w:hAnsi="Georgia Pro" w:cs="Georgia Pro"/>
+          <w:b/>
+          <w:bCs/>
+          <w:color w:val="000000" w:themeColor="text1"/>
+        </w:rPr>
+      </w:pPr>
+      <w:r>
+        <w:rPr>
+          <w:rFonts w:ascii="Georgia Pro" w:eastAsia="Georgia Pro" w:hAnsi="Georgia Pro" w:cs="Georgia Pro"/>
+          <w:b/>
+          <w:bCs/>
+          <w:color w:val="000000" w:themeColor="text1"/>
+        </w:rPr>
+        <w:t>Step 6: Create Docker Network</w:t>
+      </w:r>
+    </w:p>
+    <w:p>
+      <w:pPr>
+        <w:pBdr>
+          <w:top w:val="single" w:sz="4" w:space="1" w:color="auto"/>
+          <w:left w:val="single" w:sz="4" w:space="4" w:color="auto"/>
+          <w:bottom w:val="single" w:sz="4" w:space="1" w:color="auto"/>
+          <w:right w:val="single" w:sz="4" w:space="4" w:color="auto"/>
+        </w:pBdr>
+        <w:shd w:val="clear" w:color="auto" w:fill="F2F2F2" w:themeFill="background1" w:themeFillShade="F2"/>
+        <w:spacing w:after="0" w:line="480" w:lineRule="auto"/>
+        <w:rPr>
+          <w:rFonts w:ascii="Georgia Pro" w:eastAsia="Georgia Pro" w:hAnsi="Georgia Pro" w:cs="Georgia Pro"/>
+          <w:color w:val="000000" w:themeColor="text1"/>
+        </w:rPr>
+      </w:pPr>
+      <w:r>
+        <w:rPr>
+          <w:rFonts w:ascii="Georgia Pro" w:eastAsia="Georgia Pro" w:hAnsi="Georgia Pro" w:cs="Georgia Pro"/>
+          <w:color w:val="000000" w:themeColor="text1"/>
+        </w:rPr>
+        <w:t xml:space="preserve">docker network </w:t>
+      </w:r>
+      <w:proofErr w:type="gramStart"/>
+      <w:r>
+        <w:rPr>
+          <w:rFonts w:ascii="Georgia Pro" w:eastAsia="Georgia Pro" w:hAnsi="Georgia Pro" w:cs="Georgia Pro"/>
+          <w:color w:val="000000" w:themeColor="text1"/>
+        </w:rPr>
+        <w:t>create</w:t>
+      </w:r>
+      <w:proofErr w:type="gramEnd"/>
+      <w:r>
+        <w:rPr>
+          <w:rFonts w:ascii="Georgia Pro" w:eastAsia="Georgia Pro" w:hAnsi="Georgia Pro" w:cs="Georgia Pro"/>
+          <w:color w:val="000000" w:themeColor="text1"/>
+        </w:rPr>
+        <w:t xml:space="preserve"> chat-network</w:t>
+      </w:r>
+    </w:p>
+    <w:p>
+      <w:pPr>
+        <w:spacing w:after="0" w:line="480" w:lineRule="auto"/>
+        <w:rPr>
+          <w:rFonts w:ascii="Georgia Pro" w:eastAsia="Georgia Pro" w:hAnsi="Georgia Pro" w:cs="Georgia Pro"/>
+          <w:color w:val="000000" w:themeColor="text1"/>
+        </w:rPr>
+      </w:pPr>
+      <w:r>
+        <w:rPr>
+          <w:rFonts w:ascii="Georgia Pro" w:eastAsia="Georgia Pro" w:hAnsi="Georgia Pro" w:cs="Georgia Pro"/>
+          <w:color w:val="000000" w:themeColor="text1"/>
+        </w:rPr>
+        <w:pict w14:anchorId="28BB6136">
+          <v:rect id="_x0000_i1034" style="width:0;height:1.5pt" o:hralign="center" o:hrstd="t" o:hr="t" fillcolor="#a0a0a0" stroked="f"/>
+        </w:pict>
+      </w:r>
+    </w:p>
+    <w:p>
+      <w:pPr>
+        <w:spacing w:after="0" w:line="480" w:lineRule="auto"/>
+        <w:rPr>
+          <w:rFonts w:ascii="Georgia Pro" w:eastAsia="Georgia Pro" w:hAnsi="Georgia Pro" w:cs="Georgia Pro"/>
+          <w:b/>
+          <w:bCs/>
+          <w:color w:val="000000" w:themeColor="text1"/>
+        </w:rPr>
+      </w:pPr>
+      <w:r>
+        <w:rPr>
+          <w:rFonts w:ascii="Georgia Pro" w:eastAsia="Georgia Pro" w:hAnsi="Georgia Pro" w:cs="Georgia Pro"/>
+          <w:b/>
+          <w:bCs/>
+          <w:color w:val="000000" w:themeColor="text1"/>
+        </w:rPr>
+        <w:t>Step 7: Build Server Image</w:t>
+      </w:r>
+    </w:p>
+    <w:p>
+      <w:pPr>
+        <w:pBdr>
+          <w:top w:val="single" w:sz="4" w:space="1" w:color="auto"/>
+          <w:left w:val="single" w:sz="4" w:space="4" w:color="auto"/>
+          <w:bottom w:val="single" w:sz="4" w:space="1" w:color="auto"/>
+          <w:right w:val="single" w:sz="4" w:space="4" w:color="auto"/>
+        </w:pBdr>
+        <w:shd w:val="clear" w:color="auto" w:fill="F2F2F2" w:themeFill="background1" w:themeFillShade="F2"/>
+        <w:spacing w:after="0" w:line="480" w:lineRule="auto"/>
+        <w:rPr>
+          <w:rFonts w:ascii="Georgia Pro" w:eastAsia="Georgia Pro" w:hAnsi="Georgia Pro" w:cs="Georgia Pro"/>
+          <w:color w:val="000000" w:themeColor="text1"/>
+        </w:rPr>
+      </w:pPr>
+      <w:r>
+        <w:rPr>
+          <w:rFonts w:ascii="Georgia Pro" w:eastAsia="Georgia Pro" w:hAnsi="Georgia Pro" w:cs="Georgia Pro"/>
+          <w:color w:val="000000" w:themeColor="text1"/>
+        </w:rPr>
+        <w:t xml:space="preserve">docker build -f </w:t>
+      </w:r>
+      <w:proofErr w:type="spellStart"/>
+      <w:r>
+        <w:rPr>
+          <w:rFonts w:ascii="Georgia Pro" w:eastAsia="Georgia Pro" w:hAnsi="Georgia Pro" w:cs="Georgia Pro"/>
+          <w:color w:val="000000" w:themeColor="text1"/>
+        </w:rPr>
+        <w:t>Dockerfile.server</w:t>
+      </w:r>
+      <w:proofErr w:type="spellEnd"/>
+      <w:r>
+        <w:rPr>
+          <w:rFonts w:ascii="Georgia Pro" w:eastAsia="Georgia Pro" w:hAnsi="Georgia Pro" w:cs="Georgia Pro"/>
+          <w:color w:val="000000" w:themeColor="text1"/>
+        </w:rPr>
+        <w:t xml:space="preserve"> -t chat-server-</w:t>
+      </w:r>
+      <w:proofErr w:type="gramStart"/>
+      <w:r>
+        <w:rPr>
+          <w:rFonts w:ascii="Georgia Pro" w:eastAsia="Georgia Pro" w:hAnsi="Georgia Pro" w:cs="Georgia Pro"/>
+          <w:color w:val="000000" w:themeColor="text1"/>
+        </w:rPr>
+        <w:t>image .</w:t>
+      </w:r>
+      <w:proofErr w:type="gramEnd"/>
+    </w:p>
+    <w:p>
+      <w:pPr>
+        <w:spacing w:after="0" w:line="480" w:lineRule="auto"/>
+        <w:rPr>
+          <w:rFonts w:ascii="Georgia Pro" w:eastAsia="Georgia Pro" w:hAnsi="Georgia Pro" w:cs="Georgia Pro"/>
+          <w:color w:val="000000" w:themeColor="text1"/>
+        </w:rPr>
+      </w:pPr>
+      <w:r>
+        <w:rPr>
+          <w:rFonts w:ascii="Georgia Pro" w:eastAsia="Georgia Pro" w:hAnsi="Georgia Pro" w:cs="Georgia Pro"/>
+          <w:color w:val="000000" w:themeColor="text1"/>
+        </w:rPr>
+        <w:pict w14:anchorId="378D1E6C">
+          <v:rect id="_x0000_i1035" style="width:0;height:1.5pt" o:hralign="center" o:hrstd="t" o:hr="t" fillcolor="#a0a0a0" stroked="f"/>
+        </w:pict>
+      </w:r>
+    </w:p>
+    <w:p>
+      <w:pPr>
+        <w:spacing w:after="0" w:line="480" w:lineRule="auto"/>
+        <w:rPr>
+          <w:rFonts w:ascii="Georgia Pro" w:eastAsia="Georgia Pro" w:hAnsi="Georgia Pro" w:cs="Georgia Pro"/>
+          <w:b/>
+          <w:bCs/>
+          <w:color w:val="000000" w:themeColor="text1"/>
+        </w:rPr>
+      </w:pPr>
+      <w:r>
+        <w:rPr>
+          <w:rFonts w:ascii="Georgia Pro" w:eastAsia="Georgia Pro" w:hAnsi="Georgia Pro" w:cs="Georgia Pro"/>
+          <w:b/>
+          <w:bCs/>
+          <w:color w:val="000000" w:themeColor="text1"/>
+        </w:rPr>
+        <w:t>Step 8: Build Client Image</w:t>
+      </w:r>
+    </w:p>
+    <w:p>
+      <w:pPr>
+        <w:pBdr>
+          <w:top w:val="single" w:sz="4" w:space="1" w:color="auto"/>
+          <w:left w:val="single" w:sz="4" w:space="4" w:color="auto"/>
+          <w:bottom w:val="single" w:sz="4" w:space="1" w:color="auto"/>
+          <w:right w:val="single" w:sz="4" w:space="4" w:color="auto"/>
+        </w:pBdr>
+        <w:shd w:val="clear" w:color="auto" w:fill="F2F2F2" w:themeFill="background1" w:themeFillShade="F2"/>
+        <w:spacing w:after="0" w:line="480" w:lineRule="auto"/>
+        <w:rPr>
+          <w:rFonts w:ascii="Georgia Pro" w:eastAsia="Georgia Pro" w:hAnsi="Georgia Pro" w:cs="Georgia Pro"/>
+          <w:color w:val="000000" w:themeColor="text1"/>
+        </w:rPr>
+      </w:pPr>
+      <w:r>
+        <w:rPr>
+          <w:rFonts w:ascii="Georgia Pro" w:eastAsia="Georgia Pro" w:hAnsi="Georgia Pro" w:cs="Georgia Pro"/>
+          <w:color w:val="000000" w:themeColor="text1"/>
+        </w:rPr>
+        <w:t xml:space="preserve">docker build -f </w:t>
+      </w:r>
+      <w:proofErr w:type="spellStart"/>
+      <w:r>
+        <w:rPr>
+          <w:rFonts w:ascii="Georgia Pro" w:eastAsia="Georgia Pro" w:hAnsi="Georgia Pro" w:cs="Georgia Pro"/>
+          <w:color w:val="000000" w:themeColor="text1"/>
+        </w:rPr>
+        <w:t>Dockerfile.client</w:t>
+      </w:r>
+      <w:proofErr w:type="spellEnd"/>
+      <w:r>
+        <w:rPr>
+          <w:rFonts w:ascii="Georgia Pro" w:eastAsia="Georgia Pro" w:hAnsi="Georgia Pro" w:cs="Georgia Pro"/>
+          <w:color w:val="000000" w:themeColor="text1"/>
+        </w:rPr>
+        <w:t xml:space="preserve"> -t chat-client-</w:t>
+      </w:r>
+      <w:proofErr w:type="gramStart"/>
+      <w:r>
+        <w:rPr>
+          <w:rFonts w:ascii="Georgia Pro" w:eastAsia="Georgia Pro" w:hAnsi="Georgia Pro" w:cs="Georgia Pro"/>
+          <w:color w:val="000000" w:themeColor="text1"/>
+        </w:rPr>
+        <w:t>image .</w:t>
+      </w:r>
+      <w:proofErr w:type="gramEnd"/>
+    </w:p>
+    <w:p>
+      <w:pPr>
+        <w:spacing w:after="0" w:line="480" w:lineRule="auto"/>
+        <w:rPr>
+          <w:rFonts w:ascii="Georgia Pro" w:eastAsia="Georgia Pro" w:hAnsi="Georgia Pro" w:cs="Georgia Pro"/>
+          <w:color w:val="000000" w:themeColor="text1"/>
+        </w:rPr>
+      </w:pPr>
+      <w:r>
+        <w:rPr>
+          <w:rFonts w:ascii="Georgia Pro" w:eastAsia="Georgia Pro" w:hAnsi="Georgia Pro" w:cs="Georgia Pro"/>
+          <w:color w:val="000000" w:themeColor="text1"/>
+        </w:rPr>
+        <w:pict w14:anchorId="3BD4EBDA">
+          <v:rect id="_x0000_i1036" style="width:0;height:1.5pt" o:hralign="center" o:hrstd="t" o:hr="t" fillcolor="#a0a0a0" stroked="f"/>
+        </w:pict>
+      </w:r>
+    </w:p>
+    <w:p>
+      <w:pPr>
+        <w:rPr>
+          <w:rFonts w:ascii="Georgia Pro" w:eastAsia="Georgia Pro" w:hAnsi="Georgia Pro" w:cs="Georgia Pro"/>
+          <w:b/>
+          <w:bCs/>
+          <w:color w:val="000000" w:themeColor="text1"/>
+        </w:rPr>
+      </w:pPr>
+      <w:r>
+        <w:rPr>
+          <w:rFonts w:ascii="Georgia Pro" w:eastAsia="Georgia Pro" w:hAnsi="Georgia Pro" w:cs="Georgia Pro"/>
+          <w:b/>
+          <w:bCs/>
+          <w:color w:val="000000" w:themeColor="text1"/>
+        </w:rPr>
+        <w:br w:type="page"/>
+      </w:r>
+    </w:p>
+    <w:p>
+      <w:pPr>
+        <w:spacing w:after="0" w:line="480" w:lineRule="auto"/>
+        <w:rPr>
+          <w:rFonts w:ascii="Georgia Pro" w:eastAsia="Georgia Pro" w:hAnsi="Georgia Pro" w:cs="Georgia Pro"/>
+          <w:b/>
+          <w:bCs/>
+          <w:color w:val="000000" w:themeColor="text1"/>
+        </w:rPr>
+      </w:pPr>
+      <w:r>
+        <w:rPr>
+          <w:rFonts w:ascii="Georgia Pro" w:eastAsia="Georgia Pro" w:hAnsi="Georgia Pro" w:cs="Georgia Pro"/>
+          <w:b/>
+          <w:bCs/>
+          <w:color w:val="000000" w:themeColor="text1"/>
+        </w:rPr>
+        <w:lastRenderedPageBreak/>
+        <w:t>Step 9: Run Chat Server Container</w:t>
+      </w:r>
+    </w:p>
+    <w:p>
+      <w:pPr>
+        <w:pBdr>
+          <w:top w:val="single" w:sz="4" w:space="1" w:color="auto"/>
+          <w:left w:val="single" w:sz="4" w:space="4" w:color="auto"/>
+          <w:bottom w:val="single" w:sz="4" w:space="1" w:color="auto"/>
+          <w:right w:val="single" w:sz="4" w:space="4" w:color="auto"/>
+        </w:pBdr>
+        <w:shd w:val="clear" w:color="auto" w:fill="F2F2F2" w:themeFill="background1" w:themeFillShade="F2"/>
+        <w:spacing w:after="0" w:line="480" w:lineRule="auto"/>
+        <w:rPr>
+          <w:rFonts w:ascii="Georgia Pro" w:eastAsia="Georgia Pro" w:hAnsi="Georgia Pro" w:cs="Georgia Pro"/>
+          <w:color w:val="000000" w:themeColor="text1"/>
+        </w:rPr>
+      </w:pPr>
+      <w:r>
+        <w:rPr>
+          <w:rFonts w:ascii="Georgia Pro" w:eastAsia="Georgia Pro" w:hAnsi="Georgia Pro" w:cs="Georgia Pro"/>
+          <w:color w:val="000000" w:themeColor="text1"/>
+        </w:rPr>
+        <w:t>docker run -it \</w:t>
+      </w:r>
+      <w:r>
+        <w:rPr>
+          <w:rFonts w:ascii="Georgia Pro" w:eastAsia="Georgia Pro" w:hAnsi="Georgia Pro" w:cs="Georgia Pro"/>
+          <w:color w:val="000000" w:themeColor="text1"/>
+        </w:rPr>
+        <w:br/>
+        <w:t>--name chat-server \</w:t>
+      </w:r>
+      <w:r>
+        <w:rPr>
+          <w:rFonts w:ascii="Georgia Pro" w:eastAsia="Georgia Pro" w:hAnsi="Georgia Pro" w:cs="Georgia Pro"/>
+          <w:color w:val="000000" w:themeColor="text1"/>
+        </w:rPr>
+        <w:br/>
+        <w:t>--network chat-network \</w:t>
+      </w:r>
+      <w:r>
+        <w:rPr>
+          <w:rFonts w:ascii="Georgia Pro" w:eastAsia="Georgia Pro" w:hAnsi="Georgia Pro" w:cs="Georgia Pro"/>
+          <w:color w:val="000000" w:themeColor="text1"/>
+        </w:rPr>
+        <w:br/>
+        <w:t>-p 5000:5000 \</w:t>
+      </w:r>
+      <w:r>
+        <w:rPr>
+          <w:rFonts w:ascii="Georgia Pro" w:eastAsia="Georgia Pro" w:hAnsi="Georgia Pro" w:cs="Georgia Pro"/>
+          <w:color w:val="000000" w:themeColor="text1"/>
+        </w:rPr>
+        <w:br/>
+        <w:t>chat-server-image</w:t>
+      </w:r>
+    </w:p>
+    <w:p>
+      <w:pPr>
+        <w:spacing w:after="0" w:line="480" w:lineRule="auto"/>
+        <w:rPr>
+          <w:rFonts w:ascii="Georgia Pro" w:eastAsia="Georgia Pro" w:hAnsi="Georgia Pro" w:cs="Georgia Pro"/>
+          <w:color w:val="000000" w:themeColor="text1"/>
+        </w:rPr>
+      </w:pPr>
+      <w:r>
+        <w:rPr>
+          <w:rFonts w:ascii="Georgia Pro" w:eastAsia="Georgia Pro" w:hAnsi="Georgia Pro" w:cs="Georgia Pro"/>
+          <w:color w:val="000000" w:themeColor="text1"/>
+        </w:rPr>
+        <w:t>Expected Output:</w:t>
+      </w:r>
+    </w:p>
+    <w:p>
+      <w:pPr>
+        <w:pBdr>
+          <w:top w:val="single" w:sz="4" w:space="1" w:color="auto"/>
+          <w:left w:val="single" w:sz="4" w:space="4" w:color="auto"/>
+          <w:bottom w:val="single" w:sz="4" w:space="1" w:color="auto"/>
+          <w:right w:val="single" w:sz="4" w:space="4" w:color="auto"/>
+        </w:pBdr>
+        <w:shd w:val="clear" w:color="auto" w:fill="F2F2F2" w:themeFill="background1" w:themeFillShade="F2"/>
+        <w:spacing w:after="0" w:line="480" w:lineRule="auto"/>
+        <w:rPr>
+          <w:rFonts w:ascii="Georgia Pro" w:eastAsia="Georgia Pro" w:hAnsi="Georgia Pro" w:cs="Georgia Pro"/>
+          <w:color w:val="000000" w:themeColor="text1"/>
+        </w:rPr>
+      </w:pPr>
+      <w:r>
+        <w:rPr>
+          <w:rFonts w:ascii="Georgia Pro" w:eastAsia="Georgia Pro" w:hAnsi="Georgia Pro" w:cs="Georgia Pro"/>
+          <w:color w:val="000000" w:themeColor="text1"/>
+        </w:rPr>
+        <w:t>Chat Server Started...</w:t>
+      </w:r>
+    </w:p>
+    <w:p>
+      <w:pPr>
+        <w:spacing w:after="0" w:line="480" w:lineRule="auto"/>
+        <w:rPr>
+          <w:rFonts w:ascii="Georgia Pro" w:eastAsia="Georgia Pro" w:hAnsi="Georgia Pro" w:cs="Georgia Pro"/>
+          <w:color w:val="000000" w:themeColor="text1"/>
+        </w:rPr>
+      </w:pPr>
+      <w:r>
+        <w:rPr>
+          <w:rFonts w:ascii="Georgia Pro" w:eastAsia="Georgia Pro" w:hAnsi="Georgia Pro" w:cs="Georgia Pro"/>
+          <w:color w:val="000000" w:themeColor="text1"/>
+        </w:rPr>
+        <w:t>Keep this terminal open.</w:t>
+      </w:r>
+    </w:p>
+    <w:p>
+      <w:pPr>
+        <w:spacing w:after="0" w:line="480" w:lineRule="auto"/>
+        <w:rPr>
+          <w:rFonts w:ascii="Georgia Pro" w:eastAsia="Georgia Pro" w:hAnsi="Georgia Pro" w:cs="Georgia Pro"/>
+          <w:color w:val="000000" w:themeColor="text1"/>
+        </w:rPr>
+      </w:pPr>
+      <w:r>
+        <w:rPr>
+          <w:rFonts w:ascii="Georgia Pro" w:eastAsia="Georgia Pro" w:hAnsi="Georgia Pro" w:cs="Georgia Pro"/>
+          <w:color w:val="000000" w:themeColor="text1"/>
+        </w:rPr>
+        <w:pict w14:anchorId="7268E322">
+          <v:rect id="_x0000_i1037" style="width:0;height:1.5pt" o:hralign="center" o:hrstd="t" o:hr="t" fillcolor="#a0a0a0" stroked="f"/>
+        </w:pict>
+      </w:r>
+    </w:p>
+    <w:p>
+      <w:pPr>
+        <w:spacing w:after="0" w:line="480" w:lineRule="auto"/>
+        <w:rPr>
+          <w:rFonts w:ascii="Georgia Pro" w:eastAsia="Georgia Pro" w:hAnsi="Georgia Pro" w:cs="Georgia Pro"/>
+          <w:b/>
+          <w:bCs/>
+          <w:color w:val="000000" w:themeColor="text1"/>
+        </w:rPr>
+      </w:pPr>
+      <w:r>
+        <w:rPr>
+          <w:rFonts w:ascii="Georgia Pro" w:eastAsia="Georgia Pro" w:hAnsi="Georgia Pro" w:cs="Georgia Pro"/>
+          <w:b/>
+          <w:bCs/>
+          <w:color w:val="000000" w:themeColor="text1"/>
+        </w:rPr>
+        <w:t>Step 10: Open Second Terminal</w:t>
+      </w:r>
+    </w:p>
+    <w:p>
+      <w:pPr>
+        <w:spacing w:after="0" w:line="480" w:lineRule="auto"/>
+        <w:rPr>
+          <w:rFonts w:ascii="Georgia Pro" w:eastAsia="Georgia Pro" w:hAnsi="Georgia Pro" w:cs="Georgia Pro"/>
+          <w:color w:val="000000" w:themeColor="text1"/>
+        </w:rPr>
+      </w:pPr>
+      <w:r>
+        <w:rPr>
+          <w:rFonts w:ascii="Georgia Pro" w:eastAsia="Georgia Pro" w:hAnsi="Georgia Pro" w:cs="Georgia Pro"/>
+          <w:color w:val="000000" w:themeColor="text1"/>
+        </w:rPr>
+        <w:t>open new terminal.</w:t>
+      </w:r>
+    </w:p>
+    <w:p>
+      <w:pPr>
+        <w:spacing w:after="0" w:line="480" w:lineRule="auto"/>
+        <w:rPr>
+          <w:rFonts w:ascii="Georgia Pro" w:eastAsia="Georgia Pro" w:hAnsi="Georgia Pro" w:cs="Georgia Pro"/>
+          <w:color w:val="000000" w:themeColor="text1"/>
+        </w:rPr>
+      </w:pPr>
+      <w:r>
+        <w:rPr>
+          <w:rFonts w:ascii="Georgia Pro" w:eastAsia="Georgia Pro" w:hAnsi="Georgia Pro" w:cs="Georgia Pro"/>
+          <w:color w:val="000000" w:themeColor="text1"/>
+        </w:rPr>
+        <w:pict w14:anchorId="3CDE807E">
+          <v:rect id="_x0000_i1038" style="width:0;height:1.5pt" o:hralign="center" o:hrstd="t" o:hr="t" fillcolor="#a0a0a0" stroked="f"/>
+        </w:pict>
+      </w:r>
+    </w:p>
+    <w:p>
+      <w:pPr>
+        <w:spacing w:after="0" w:line="480" w:lineRule="auto"/>
+        <w:rPr>
+          <w:rFonts w:ascii="Georgia Pro" w:eastAsia="Georgia Pro" w:hAnsi="Georgia Pro" w:cs="Georgia Pro"/>
+          <w:b/>
+          <w:bCs/>
+          <w:color w:val="000000" w:themeColor="text1"/>
+        </w:rPr>
+      </w:pPr>
+      <w:r>
+        <w:rPr>
+          <w:rFonts w:ascii="Georgia Pro" w:eastAsia="Georgia Pro" w:hAnsi="Georgia Pro" w:cs="Georgia Pro"/>
+          <w:b/>
+          <w:bCs/>
+          <w:color w:val="000000" w:themeColor="text1"/>
+        </w:rPr>
+        <w:t>Step 11: Run Chat Client Container</w:t>
+      </w:r>
+    </w:p>
+    <w:p>
+      <w:pPr>
+        <w:pBdr>
+          <w:top w:val="single" w:sz="4" w:space="1" w:color="auto"/>
+          <w:left w:val="single" w:sz="4" w:space="4" w:color="auto"/>
+          <w:bottom w:val="single" w:sz="4" w:space="1" w:color="auto"/>
+          <w:right w:val="single" w:sz="4" w:space="4" w:color="auto"/>
+        </w:pBdr>
+        <w:shd w:val="clear" w:color="auto" w:fill="F2F2F2" w:themeFill="background1" w:themeFillShade="F2"/>
+        <w:spacing w:after="0" w:line="480" w:lineRule="auto"/>
+        <w:rPr>
+          <w:rFonts w:ascii="Georgia Pro" w:eastAsia="Georgia Pro" w:hAnsi="Georgia Pro" w:cs="Georgia Pro"/>
+          <w:color w:val="000000" w:themeColor="text1"/>
+        </w:rPr>
+      </w:pPr>
+      <w:r>
+        <w:rPr>
+          <w:rFonts w:ascii="Georgia Pro" w:eastAsia="Georgia Pro" w:hAnsi="Georgia Pro" w:cs="Georgia Pro"/>
+          <w:color w:val="000000" w:themeColor="text1"/>
+        </w:rPr>
+        <w:t>docker run -it \</w:t>
+      </w:r>
+      <w:r>
+        <w:rPr>
+          <w:rFonts w:ascii="Georgia Pro" w:eastAsia="Georgia Pro" w:hAnsi="Georgia Pro" w:cs="Georgia Pro"/>
+          <w:color w:val="000000" w:themeColor="text1"/>
+        </w:rPr>
+        <w:br/>
+        <w:t>--name chat-client \</w:t>
+      </w:r>
+      <w:r>
+        <w:rPr>
+          <w:rFonts w:ascii="Georgia Pro" w:eastAsia="Georgia Pro" w:hAnsi="Georgia Pro" w:cs="Georgia Pro"/>
+          <w:color w:val="000000" w:themeColor="text1"/>
+        </w:rPr>
+        <w:br/>
+        <w:t>--network chat-network \</w:t>
+      </w:r>
+      <w:r>
+        <w:rPr>
+          <w:rFonts w:ascii="Georgia Pro" w:eastAsia="Georgia Pro" w:hAnsi="Georgia Pro" w:cs="Georgia Pro"/>
+          <w:color w:val="000000" w:themeColor="text1"/>
+        </w:rPr>
+        <w:br/>
+        <w:t>chat-client-image</w:t>
+      </w:r>
+    </w:p>
+    <w:p>
+      <w:pPr>
+        <w:spacing w:after="0" w:line="480" w:lineRule="auto"/>
+        <w:rPr>
+          <w:rFonts w:ascii="Georgia Pro" w:eastAsia="Georgia Pro" w:hAnsi="Georgia Pro" w:cs="Georgia Pro"/>
+          <w:color w:val="000000" w:themeColor="text1"/>
+        </w:rPr>
+      </w:pPr>
+    </w:p>
+    <w:p>
+      <w:pPr>
+        <w:spacing w:after="0" w:line="480" w:lineRule="auto"/>
+        <w:rPr>
+          <w:rFonts w:ascii="Georgia Pro" w:eastAsia="Georgia Pro" w:hAnsi="Georgia Pro" w:cs="Georgia Pro"/>
+          <w:color w:val="000000" w:themeColor="text1"/>
+        </w:rPr>
+      </w:pPr>
+      <w:r>
+        <w:rPr>
+          <w:rFonts w:ascii="Georgia Pro" w:eastAsia="Georgia Pro" w:hAnsi="Georgia Pro" w:cs="Georgia Pro"/>
+          <w:color w:val="000000" w:themeColor="text1"/>
+        </w:rPr>
+        <w:t>Expected Output:</w:t>
+      </w:r>
+    </w:p>
+    <w:p>
+      <w:pPr>
+        <w:pBdr>
+          <w:top w:val="single" w:sz="4" w:space="1" w:color="auto"/>
+          <w:left w:val="single" w:sz="4" w:space="4" w:color="auto"/>
+          <w:bottom w:val="single" w:sz="4" w:space="1" w:color="auto"/>
+          <w:right w:val="single" w:sz="4" w:space="4" w:color="auto"/>
+        </w:pBdr>
+        <w:shd w:val="clear" w:color="auto" w:fill="F2F2F2" w:themeFill="background1" w:themeFillShade="F2"/>
+        <w:spacing w:after="0" w:line="480" w:lineRule="auto"/>
+        <w:rPr>
+          <w:rFonts w:ascii="Georgia Pro" w:eastAsia="Georgia Pro" w:hAnsi="Georgia Pro" w:cs="Georgia Pro"/>
+          <w:color w:val="000000" w:themeColor="text1"/>
+        </w:rPr>
+      </w:pPr>
+      <w:r>
+        <w:rPr>
+          <w:rFonts w:ascii="Georgia Pro" w:eastAsia="Georgia Pro" w:hAnsi="Georgia Pro" w:cs="Georgia Pro"/>
+          <w:color w:val="000000" w:themeColor="text1"/>
+        </w:rPr>
+        <w:t>Connected to Chat Server</w:t>
+      </w:r>
+    </w:p>
+    <w:p>
+      <w:pPr>
+        <w:spacing w:after="0" w:line="480" w:lineRule="auto"/>
+        <w:rPr>
+          <w:rFonts w:ascii="Georgia Pro" w:eastAsia="Georgia Pro" w:hAnsi="Georgia Pro" w:cs="Georgia Pro"/>
+          <w:color w:val="000000" w:themeColor="text1"/>
+        </w:rPr>
+      </w:pPr>
+      <w:r>
+        <w:rPr>
+          <w:rFonts w:ascii="Georgia Pro" w:eastAsia="Georgia Pro" w:hAnsi="Georgia Pro" w:cs="Georgia Pro"/>
+          <w:color w:val="000000" w:themeColor="text1"/>
+        </w:rPr>
+        <w:pict w14:anchorId="3EF44667">
+          <v:rect id="_x0000_i1039" style="width:0;height:1.5pt" o:hralign="center" o:hrstd="t" o:hr="t" fillcolor="#a0a0a0" stroked="f"/>
+        </w:pict>
+      </w:r>
+    </w:p>
+    <w:p>
+      <w:pPr>
+        <w:spacing w:after="0" w:line="480" w:lineRule="auto"/>
+        <w:rPr>
+          <w:rFonts w:ascii="Georgia Pro" w:eastAsia="Georgia Pro" w:hAnsi="Georgia Pro" w:cs="Georgia Pro"/>
+          <w:b/>
+          <w:bCs/>
+          <w:color w:val="000000" w:themeColor="text1"/>
+        </w:rPr>
+      </w:pPr>
+      <w:r>
+        <w:rPr>
+          <w:rFonts w:ascii="Georgia Pro" w:eastAsia="Georgia Pro" w:hAnsi="Georgia Pro" w:cs="Georgia Pro"/>
+          <w:b/>
+          <w:bCs/>
+          <w:color w:val="000000" w:themeColor="text1"/>
+        </w:rPr>
+        <w:t>Step 12: Start Chatting</w:t>
+      </w:r>
+    </w:p>
+    <w:p>
+      <w:pPr>
+        <w:spacing w:after="0" w:line="480" w:lineRule="auto"/>
+        <w:rPr>
+          <w:rFonts w:ascii="Georgia Pro" w:eastAsia="Georgia Pro" w:hAnsi="Georgia Pro" w:cs="Georgia Pro"/>
+          <w:b/>
+          <w:bCs/>
+          <w:color w:val="000000" w:themeColor="text1"/>
+        </w:rPr>
+      </w:pPr>
+      <w:r>
+        <w:rPr>
+          <w:rFonts w:ascii="Georgia Pro" w:eastAsia="Georgia Pro" w:hAnsi="Georgia Pro" w:cs="Georgia Pro"/>
+          <w:b/>
+          <w:bCs/>
+          <w:color w:val="000000" w:themeColor="text1"/>
+        </w:rPr>
+        <w:lastRenderedPageBreak/>
+        <w:drawing>
+          <wp:inline distT="0" distB="0" distL="0" distR="0" wp14:anchorId="29F1E0A5" wp14:editId="402ED968">
+            <wp:extent cx="5868219" cy="2152950"/>
+            <wp:effectExtent l="19050" t="19050" r="18415" b="19050"/>
+            <wp:docPr id="646894823" name="Picture 1"/>
+            <wp:cNvGraphicFramePr>
+              <a:graphicFrameLocks xmlns:a="http://schemas.openxmlformats.org/drawingml/2006/main" noChangeAspect="1"/>
+            </wp:cNvGraphicFramePr>
+            <a:graphic xmlns:a="http://schemas.openxmlformats.org/drawingml/2006/main">
+              <a:graphicData uri="http://schemas.openxmlformats.org/drawingml/2006/picture">
+                <pic:pic xmlns:pic="http://schemas.openxmlformats.org/drawingml/2006/picture">
+                  <pic:nvPicPr>
+                    <pic:cNvPr id="646894823" name=""/>
+                    <pic:cNvPicPr/>
+                  </pic:nvPicPr>
+                  <pic:blipFill>
+                    <a:blip r:embed="rId5"/>
+                    <a:stretch>
+                      <a:fillRect/>
+                    </a:stretch>
+                  </pic:blipFill>
+                  <pic:spPr>
+                    <a:xfrm>
+                      <a:off x="0" y="0"/>
+                      <a:ext cx="5868219" cy="2152950"/>
+                    </a:xfrm>
+                    <a:prstGeom prst="rect">
+                      <a:avLst/>
+                    </a:prstGeom>
+                    <a:ln>
+                      <a:solidFill>
+                        <a:schemeClr val="accent1"/>
+                      </a:solidFill>
+                    </a:ln>
+                  </pic:spPr>
+                </pic:pic>
+              </a:graphicData>
+            </a:graphic>
+          </wp:inline>
+        </w:drawing>
+      </w:r>
+    </w:p>
+    <w:p>
+      <w:pPr>
+        <w:spacing w:after="0" w:line="480" w:lineRule="auto"/>
+        <w:rPr>
+          <w:rFonts w:ascii="Georgia Pro" w:eastAsia="Georgia Pro" w:hAnsi="Georgia Pro" w:cs="Georgia Pro"/>
+          <w:b/>
+          <w:bCs/>
+          <w:color w:val="000000" w:themeColor="text1"/>
+        </w:rPr>
+      </w:pPr>
+      <w:r>
+        <w:rPr>
+          <w:rFonts w:ascii="Georgia Pro" w:eastAsia="Georgia Pro" w:hAnsi="Georgia Pro" w:cs="Georgia Pro"/>
+          <w:b/>
+          <w:bCs/>
+          <w:color w:val="000000" w:themeColor="text1"/>
+        </w:rPr>
+        <w:t>Client Side</w:t>
+      </w:r>
+    </w:p>
+    <w:p>
+      <w:pPr>
+        <w:pBdr>
+          <w:top w:val="single" w:sz="4" w:space="1" w:color="auto"/>
+          <w:left w:val="single" w:sz="4" w:space="4" w:color="auto"/>
+          <w:bottom w:val="single" w:sz="4" w:space="1" w:color="auto"/>
+          <w:right w:val="single" w:sz="4" w:space="4" w:color="auto"/>
+        </w:pBdr>
+        <w:shd w:val="clear" w:color="auto" w:fill="F2F2F2" w:themeFill="background1" w:themeFillShade="F2"/>
+        <w:spacing w:after="0" w:line="480" w:lineRule="auto"/>
+        <w:rPr>
+          <w:rFonts w:ascii="Georgia Pro" w:eastAsia="Georgia Pro" w:hAnsi="Georgia Pro" w:cs="Georgia Pro"/>
+          <w:color w:val="000000" w:themeColor="text1"/>
+        </w:rPr>
+      </w:pPr>
+      <w:r>
+        <w:rPr>
+          <w:rFonts w:ascii="Georgia Pro" w:eastAsia="Georgia Pro" w:hAnsi="Georgia Pro" w:cs="Georgia Pro"/>
+          <w:color w:val="000000" w:themeColor="text1"/>
+        </w:rPr>
+        <w:t>Client Message: Hello Server</w:t>
+      </w:r>
+    </w:p>
+    <w:p>
+      <w:pPr>
+        <w:spacing w:after="0" w:line="480" w:lineRule="auto"/>
+        <w:rPr>
+          <w:rFonts w:ascii="Georgia Pro" w:eastAsia="Georgia Pro" w:hAnsi="Georgia Pro" w:cs="Georgia Pro"/>
+          <w:color w:val="000000" w:themeColor="text1"/>
+        </w:rPr>
+      </w:pPr>
+      <w:r>
+        <w:rPr>
+          <w:rFonts w:ascii="Georgia Pro" w:eastAsia="Georgia Pro" w:hAnsi="Georgia Pro" w:cs="Georgia Pro"/>
+          <w:color w:val="000000" w:themeColor="text1"/>
+        </w:rPr>
+        <w:pict w14:anchorId="3C3DB516">
+          <v:rect id="_x0000_i1040" style="width:0;height:1.5pt" o:hralign="center" o:hrstd="t" o:hr="t" fillcolor="#a0a0a0" stroked="f"/>
+        </w:pict>
+      </w:r>
+    </w:p>
+    <w:p>
+      <w:pPr>
+        <w:spacing w:after="0" w:line="480" w:lineRule="auto"/>
+        <w:rPr>
+          <w:rFonts w:ascii="Georgia Pro" w:eastAsia="Georgia Pro" w:hAnsi="Georgia Pro" w:cs="Georgia Pro"/>
+          <w:b/>
+          <w:bCs/>
+          <w:color w:val="000000" w:themeColor="text1"/>
+        </w:rPr>
+      </w:pPr>
+      <w:r>
+        <w:rPr>
+          <w:rFonts w:ascii="Georgia Pro" w:eastAsia="Georgia Pro" w:hAnsi="Georgia Pro" w:cs="Georgia Pro"/>
+          <w:b/>
+          <w:bCs/>
+          <w:color w:val="000000" w:themeColor="text1"/>
+        </w:rPr>
+        <w:t>Server Side</w:t>
+      </w:r>
+    </w:p>
+    <w:p>
+      <w:pPr>
+        <w:spacing w:after="0" w:line="480" w:lineRule="auto"/>
+        <w:rPr>
+          <w:rFonts w:ascii="Georgia Pro" w:eastAsia="Georgia Pro" w:hAnsi="Georgia Pro" w:cs="Georgia Pro"/>
+          <w:b/>
+          <w:bCs/>
+          <w:color w:val="000000" w:themeColor="text1"/>
+        </w:rPr>
+      </w:pPr>
+      <w:r>
+        <w:rPr>
+          <w:rFonts w:ascii="Georgia Pro" w:eastAsia="Georgia Pro" w:hAnsi="Georgia Pro" w:cs="Georgia Pro"/>
+          <w:b/>
+          <w:bCs/>
+          <w:color w:val="000000" w:themeColor="text1"/>
+        </w:rPr>
+        <w:drawing>
+          <wp:inline distT="0" distB="0" distL="0" distR="0" wp14:anchorId="61FA1A15" wp14:editId="2960B770">
+            <wp:extent cx="5268060" cy="2981741"/>
+            <wp:effectExtent l="19050" t="19050" r="27940" b="28575"/>
+            <wp:docPr id="1239905835" name="Picture 1"/>
+            <wp:cNvGraphicFramePr>
+              <a:graphicFrameLocks xmlns:a="http://schemas.openxmlformats.org/drawingml/2006/main" noChangeAspect="1"/>
+            </wp:cNvGraphicFramePr>
+            <a:graphic xmlns:a="http://schemas.openxmlformats.org/drawingml/2006/main">
+              <a:graphicData uri="http://schemas.openxmlformats.org/drawingml/2006/picture">
+                <pic:pic xmlns:pic="http://schemas.openxmlformats.org/drawingml/2006/picture">
+                  <pic:nvPicPr>
+                    <pic:cNvPr id="1239905835" name=""/>
+                    <pic:cNvPicPr/>
+                  </pic:nvPicPr>
+                  <pic:blipFill>
+                    <a:blip r:embed="rId6"/>
+                    <a:stretch>
+                      <a:fillRect/>
+                    </a:stretch>
+                  </pic:blipFill>
+                  <pic:spPr>
+                    <a:xfrm>
+                      <a:off x="0" y="0"/>
+                      <a:ext cx="5268060" cy="2981741"/>
+                    </a:xfrm>
+                    <a:prstGeom prst="rect">
+                      <a:avLst/>
+                    </a:prstGeom>
+                    <a:ln>
+                      <a:solidFill>
+                        <a:schemeClr val="accent1"/>
+                      </a:solidFill>
+                    </a:ln>
+                  </pic:spPr>
+                </pic:pic>
+              </a:graphicData>
+            </a:graphic>
+          </wp:inline>
+        </w:drawing>
+      </w:r>
+    </w:p>
+    <w:p>
+      <w:pPr>
+        <w:spacing w:after="0" w:line="480" w:lineRule="auto"/>
+        <w:rPr>
+          <w:rFonts w:ascii="Georgia Pro" w:eastAsia="Georgia Pro" w:hAnsi="Georgia Pro" w:cs="Georgia Pro"/>
+          <w:color w:val="000000" w:themeColor="text1"/>
+        </w:rPr>
+      </w:pPr>
+      <w:r>
+        <w:rPr>
+          <w:rFonts w:ascii="Georgia Pro" w:eastAsia="Georgia Pro" w:hAnsi="Georgia Pro" w:cs="Georgia Pro"/>
+          <w:color w:val="000000" w:themeColor="text1"/>
+        </w:rPr>
+        <w:t>You will see:</w:t>
+      </w:r>
+    </w:p>
+    <w:p>
+      <w:pPr>
+        <w:pBdr>
+          <w:top w:val="single" w:sz="4" w:space="1" w:color="auto"/>
+          <w:left w:val="single" w:sz="4" w:space="4" w:color="auto"/>
+          <w:bottom w:val="single" w:sz="4" w:space="1" w:color="auto"/>
+          <w:right w:val="single" w:sz="4" w:space="4" w:color="auto"/>
+        </w:pBdr>
+        <w:shd w:val="clear" w:color="auto" w:fill="F2F2F2" w:themeFill="background1" w:themeFillShade="F2"/>
+        <w:spacing w:after="0" w:line="480" w:lineRule="auto"/>
+        <w:rPr>
+          <w:rFonts w:ascii="Georgia Pro" w:eastAsia="Georgia Pro" w:hAnsi="Georgia Pro" w:cs="Georgia Pro"/>
+          <w:color w:val="000000" w:themeColor="text1"/>
+        </w:rPr>
+      </w:pPr>
+      <w:r>
+        <w:rPr>
+          <w:rFonts w:ascii="Georgia Pro" w:eastAsia="Georgia Pro" w:hAnsi="Georgia Pro" w:cs="Georgia Pro"/>
+          <w:color w:val="000000" w:themeColor="text1"/>
+        </w:rPr>
+        <w:t>Client: Hello Server</w:t>
+      </w:r>
+    </w:p>
+    <w:p>
+      <w:pPr>
+        <w:spacing w:after="0" w:line="480" w:lineRule="auto"/>
+        <w:rPr>
+          <w:rFonts w:ascii="Georgia Pro" w:eastAsia="Georgia Pro" w:hAnsi="Georgia Pro" w:cs="Georgia Pro"/>
+          <w:color w:val="000000" w:themeColor="text1"/>
+        </w:rPr>
+      </w:pPr>
+    </w:p>
+    <w:p>
+      <w:pPr>
+        <w:spacing w:after="0" w:line="480" w:lineRule="auto"/>
+        <w:rPr>
+          <w:rFonts w:ascii="Georgia Pro" w:eastAsia="Georgia Pro" w:hAnsi="Georgia Pro" w:cs="Georgia Pro"/>
+          <w:color w:val="000000" w:themeColor="text1"/>
+        </w:rPr>
+      </w:pPr>
+      <w:r>
+        <w:rPr>
+          <w:rFonts w:ascii="Georgia Pro" w:eastAsia="Georgia Pro" w:hAnsi="Georgia Pro" w:cs="Georgia Pro"/>
+          <w:color w:val="000000" w:themeColor="text1"/>
+        </w:rPr>
+        <w:t>Type reply:</w:t>
+      </w:r>
+    </w:p>
+    <w:p>
+      <w:pPr>
+        <w:pBdr>
+          <w:top w:val="single" w:sz="4" w:space="1" w:color="auto"/>
+          <w:left w:val="single" w:sz="4" w:space="4" w:color="auto"/>
+          <w:bottom w:val="single" w:sz="4" w:space="1" w:color="auto"/>
+          <w:right w:val="single" w:sz="4" w:space="4" w:color="auto"/>
+        </w:pBdr>
+        <w:shd w:val="clear" w:color="auto" w:fill="F2F2F2" w:themeFill="background1" w:themeFillShade="F2"/>
+        <w:spacing w:after="0" w:line="480" w:lineRule="auto"/>
+        <w:rPr>
+          <w:rFonts w:ascii="Georgia Pro" w:eastAsia="Georgia Pro" w:hAnsi="Georgia Pro" w:cs="Georgia Pro"/>
+          <w:color w:val="000000" w:themeColor="text1"/>
+        </w:rPr>
+      </w:pPr>
+      <w:r>
+        <w:rPr>
+          <w:rFonts w:ascii="Georgia Pro" w:eastAsia="Georgia Pro" w:hAnsi="Georgia Pro" w:cs="Georgia Pro"/>
+          <w:color w:val="000000" w:themeColor="text1"/>
+        </w:rPr>
+        <w:t>Server Reply: Hello Client</w:t>
+      </w:r>
+    </w:p>
+    <w:p>
+      <w:pPr>
+        <w:spacing w:after="0" w:line="480" w:lineRule="auto"/>
+        <w:rPr>
+          <w:rFonts w:ascii="Georgia Pro" w:eastAsia="Georgia Pro" w:hAnsi="Georgia Pro" w:cs="Georgia Pro"/>
+          <w:color w:val="000000" w:themeColor="text1"/>
+        </w:rPr>
+      </w:pPr>
+      <w:r>
+        <w:rPr>
+          <w:rFonts w:ascii="Georgia Pro" w:eastAsia="Georgia Pro" w:hAnsi="Georgia Pro" w:cs="Georgia Pro"/>
+          <w:color w:val="000000" w:themeColor="text1"/>
+        </w:rPr>
+        <w:lastRenderedPageBreak/>
+        <w:pict w14:anchorId="2658D467">
+          <v:rect id="_x0000_i1041" style="width:0;height:1.5pt" o:hralign="center" o:hrstd="t" o:hr="t" fillcolor="#a0a0a0" stroked="f"/>
+        </w:pict>
+      </w:r>
+    </w:p>
+    <w:p>
+      <w:pPr>
+        <w:spacing w:after="0" w:line="480" w:lineRule="auto"/>
+        <w:rPr>
+          <w:rFonts w:ascii="Georgia Pro" w:eastAsia="Georgia Pro" w:hAnsi="Georgia Pro" w:cs="Georgia Pro"/>
+          <w:b/>
+          <w:bCs/>
+          <w:color w:val="000000" w:themeColor="text1"/>
+        </w:rPr>
+      </w:pPr>
+      <w:r>
+        <w:rPr>
+          <w:rFonts w:ascii="Georgia Pro" w:eastAsia="Georgia Pro" w:hAnsi="Georgia Pro" w:cs="Georgia Pro"/>
+          <w:b/>
+          <w:bCs/>
+          <w:color w:val="000000" w:themeColor="text1"/>
+        </w:rPr>
+        <w:t>Client Receives</w:t>
+      </w:r>
+    </w:p>
+    <w:p>
+      <w:pPr>
+        <w:pBdr>
+          <w:top w:val="single" w:sz="4" w:space="1" w:color="auto"/>
+          <w:left w:val="single" w:sz="4" w:space="4" w:color="auto"/>
+          <w:bottom w:val="single" w:sz="4" w:space="1" w:color="auto"/>
+          <w:right w:val="single" w:sz="4" w:space="4" w:color="auto"/>
+        </w:pBdr>
+        <w:shd w:val="clear" w:color="auto" w:fill="F2F2F2" w:themeFill="background1" w:themeFillShade="F2"/>
+        <w:spacing w:after="0" w:line="480" w:lineRule="auto"/>
+        <w:rPr>
+          <w:rFonts w:ascii="Georgia Pro" w:eastAsia="Georgia Pro" w:hAnsi="Georgia Pro" w:cs="Georgia Pro"/>
+          <w:color w:val="000000" w:themeColor="text1"/>
+        </w:rPr>
+      </w:pPr>
+      <w:r>
+        <w:rPr>
+          <w:rFonts w:ascii="Georgia Pro" w:eastAsia="Georgia Pro" w:hAnsi="Georgia Pro" w:cs="Georgia Pro"/>
+          <w:color w:val="000000" w:themeColor="text1"/>
+        </w:rPr>
+        <w:t>Server: Hello Client</w:t>
+      </w:r>
+    </w:p>
+    <w:p>
+      <w:pPr>
+        <w:spacing w:after="0" w:line="480" w:lineRule="auto"/>
+        <w:rPr>
+          <w:rFonts w:ascii="Georgia Pro" w:eastAsia="Georgia Pro" w:hAnsi="Georgia Pro" w:cs="Georgia Pro"/>
+          <w:color w:val="000000" w:themeColor="text1"/>
+        </w:rPr>
+      </w:pPr>
+      <w:r>
+        <w:rPr>
+          <w:rFonts w:ascii="Georgia Pro" w:eastAsia="Georgia Pro" w:hAnsi="Georgia Pro" w:cs="Georgia Pro"/>
+          <w:color w:val="000000" w:themeColor="text1"/>
+        </w:rPr>
+        <w:pict w14:anchorId="38D92ADE">
+          <v:rect id="_x0000_i1042" style="width:0;height:1.5pt" o:hralign="center" o:hrstd="t" o:hr="t" fillcolor="#a0a0a0" stroked="f"/>
+        </w:pict>
+      </w:r>
+    </w:p>
+    <w:p>
+      <w:pPr>
+        <w:spacing w:after="0" w:line="480" w:lineRule="auto"/>
+        <w:rPr>
+          <w:rFonts w:ascii="Georgia Pro" w:eastAsia="Georgia Pro" w:hAnsi="Georgia Pro" w:cs="Georgia Pro"/>
+          <w:b/>
+          <w:bCs/>
+          <w:color w:val="000000" w:themeColor="text1"/>
+        </w:rPr>
+      </w:pPr>
+      <w:r>
+        <w:rPr>
+          <w:rFonts w:ascii="Georgia Pro" w:eastAsia="Georgia Pro" w:hAnsi="Georgia Pro" w:cs="Georgia Pro"/>
+          <w:b/>
+          <w:bCs/>
+          <w:color w:val="000000" w:themeColor="text1"/>
+        </w:rPr>
+        <w:t>Step 13: Verify Running Containers</w:t>
+      </w:r>
+    </w:p>
+    <w:p>
+      <w:pPr>
+        <w:pBdr>
+          <w:top w:val="single" w:sz="4" w:space="1" w:color="auto"/>
+          <w:left w:val="single" w:sz="4" w:space="4" w:color="auto"/>
+          <w:bottom w:val="single" w:sz="4" w:space="1" w:color="auto"/>
+          <w:right w:val="single" w:sz="4" w:space="4" w:color="auto"/>
+        </w:pBdr>
+        <w:shd w:val="clear" w:color="auto" w:fill="F2F2F2" w:themeFill="background1" w:themeFillShade="F2"/>
+        <w:spacing w:after="0" w:line="480" w:lineRule="auto"/>
+        <w:rPr>
+          <w:rFonts w:ascii="Georgia Pro" w:eastAsia="Georgia Pro" w:hAnsi="Georgia Pro" w:cs="Georgia Pro"/>
+          <w:color w:val="000000" w:themeColor="text1"/>
+        </w:rPr>
+      </w:pPr>
+      <w:r>
+        <w:rPr>
+          <w:rFonts w:ascii="Georgia Pro" w:eastAsia="Georgia Pro" w:hAnsi="Georgia Pro" w:cs="Georgia Pro"/>
+          <w:color w:val="000000" w:themeColor="text1"/>
+        </w:rPr>
+        <w:t xml:space="preserve">docker </w:t>
+      </w:r>
+      <w:proofErr w:type="spellStart"/>
+      <w:r>
+        <w:rPr>
+          <w:rFonts w:ascii="Georgia Pro" w:eastAsia="Georgia Pro" w:hAnsi="Georgia Pro" w:cs="Georgia Pro"/>
+          <w:color w:val="000000" w:themeColor="text1"/>
+        </w:rPr>
+        <w:t>ps</w:t>
+      </w:r>
+      <w:proofErr w:type="spellEnd"/>
+    </w:p>
+    <w:p>
+      <w:pPr>
+        <w:spacing w:after="0" w:line="480" w:lineRule="auto"/>
+        <w:rPr>
+          <w:rFonts w:ascii="Georgia Pro" w:eastAsia="Georgia Pro" w:hAnsi="Georgia Pro" w:cs="Georgia Pro"/>
+          <w:color w:val="000000" w:themeColor="text1"/>
+        </w:rPr>
+      </w:pPr>
+    </w:p>
+    <w:p>
+      <w:pPr>
+        <w:spacing w:after="0" w:line="480" w:lineRule="auto"/>
+        <w:rPr>
+          <w:rFonts w:ascii="Georgia Pro" w:eastAsia="Georgia Pro" w:hAnsi="Georgia Pro" w:cs="Georgia Pro"/>
+          <w:color w:val="000000" w:themeColor="text1"/>
+        </w:rPr>
+      </w:pPr>
+      <w:r>
+        <w:rPr>
+          <w:rFonts w:ascii="Georgia Pro" w:eastAsia="Georgia Pro" w:hAnsi="Georgia Pro" w:cs="Georgia Pro"/>
+          <w:color w:val="000000" w:themeColor="text1"/>
+        </w:rPr>
+        <w:t>Expected:</w:t>
+      </w:r>
+    </w:p>
+    <w:p>
+      <w:pPr>
+        <w:pBdr>
+          <w:top w:val="single" w:sz="4" w:space="1" w:color="auto"/>
+          <w:left w:val="single" w:sz="4" w:space="4" w:color="auto"/>
+          <w:bottom w:val="single" w:sz="4" w:space="1" w:color="auto"/>
+          <w:right w:val="single" w:sz="4" w:space="4" w:color="auto"/>
+        </w:pBdr>
+        <w:shd w:val="clear" w:color="auto" w:fill="F2F2F2" w:themeFill="background1" w:themeFillShade="F2"/>
+        <w:spacing w:after="0" w:line="480" w:lineRule="auto"/>
+        <w:rPr>
+          <w:rFonts w:ascii="Georgia Pro" w:eastAsia="Georgia Pro" w:hAnsi="Georgia Pro" w:cs="Georgia Pro"/>
+          <w:color w:val="000000" w:themeColor="text1"/>
+        </w:rPr>
+      </w:pPr>
+      <w:r>
+        <w:rPr>
+          <w:rFonts w:ascii="Georgia Pro" w:eastAsia="Georgia Pro" w:hAnsi="Georgia Pro" w:cs="Georgia Pro"/>
+          <w:color w:val="000000" w:themeColor="text1"/>
+        </w:rPr>
+        <w:t>chat-server</w:t>
+      </w:r>
+      <w:r>
+        <w:rPr>
+          <w:rFonts w:ascii="Georgia Pro" w:eastAsia="Georgia Pro" w:hAnsi="Georgia Pro" w:cs="Georgia Pro"/>
+          <w:color w:val="000000" w:themeColor="text1"/>
+        </w:rPr>
+        <w:br/>
+        <w:t>chat-client</w:t>
+      </w:r>
+    </w:p>
+    <w:p>
+      <w:pPr>
+        <w:spacing w:after="0" w:line="480" w:lineRule="auto"/>
+        <w:rPr>
+          <w:rFonts w:ascii="Georgia Pro" w:eastAsia="Georgia Pro" w:hAnsi="Georgia Pro" w:cs="Georgia Pro"/>
+          <w:color w:val="000000" w:themeColor="text1"/>
+        </w:rPr>
+      </w:pPr>
+      <w:r>
+        <w:rPr>
+          <w:rFonts w:ascii="Georgia Pro" w:eastAsia="Georgia Pro" w:hAnsi="Georgia Pro" w:cs="Georgia Pro"/>
+          <w:color w:val="000000" w:themeColor="text1"/>
+        </w:rPr>
+        <w:pict w14:anchorId="7E4E4A01">
+          <v:rect id="_x0000_i1043" style="width:0;height:1.5pt" o:hralign="center" o:hrstd="t" o:hr="t" fillcolor="#a0a0a0" stroked="f"/>
+        </w:pict>
+      </w:r>
+    </w:p>
+    <w:p>
+      <w:pPr>
+        <w:spacing w:after="0" w:line="480" w:lineRule="auto"/>
+        <w:rPr>
+          <w:rFonts w:ascii="Georgia Pro" w:eastAsia="Georgia Pro" w:hAnsi="Georgia Pro" w:cs="Georgia Pro"/>
+          <w:b/>
+          <w:bCs/>
+          <w:color w:val="000000" w:themeColor="text1"/>
+        </w:rPr>
+      </w:pPr>
+      <w:r>
+        <w:rPr>
+          <w:rFonts w:ascii="Georgia Pro" w:eastAsia="Georgia Pro" w:hAnsi="Georgia Pro" w:cs="Georgia Pro"/>
+          <w:b/>
+          <w:bCs/>
+          <w:color w:val="000000" w:themeColor="text1"/>
+        </w:rPr>
+        <w:t>Step 14: Inspect Docker Network</w:t>
+      </w:r>
+    </w:p>
+    <w:p>
+      <w:pPr>
+        <w:pBdr>
+          <w:top w:val="single" w:sz="4" w:space="1" w:color="auto"/>
+          <w:left w:val="single" w:sz="4" w:space="4" w:color="auto"/>
+          <w:bottom w:val="single" w:sz="4" w:space="1" w:color="auto"/>
+          <w:right w:val="single" w:sz="4" w:space="4" w:color="auto"/>
+        </w:pBdr>
+        <w:shd w:val="clear" w:color="auto" w:fill="F2F2F2" w:themeFill="background1" w:themeFillShade="F2"/>
+        <w:spacing w:after="0" w:line="480" w:lineRule="auto"/>
+        <w:rPr>
+          <w:rFonts w:ascii="Georgia Pro" w:eastAsia="Georgia Pro" w:hAnsi="Georgia Pro" w:cs="Georgia Pro"/>
+          <w:color w:val="000000" w:themeColor="text1"/>
+        </w:rPr>
+      </w:pPr>
+      <w:r>
+        <w:rPr>
+          <w:rFonts w:ascii="Georgia Pro" w:eastAsia="Georgia Pro" w:hAnsi="Georgia Pro" w:cs="Georgia Pro"/>
+          <w:color w:val="000000" w:themeColor="text1"/>
+        </w:rPr>
+        <w:t>docker network inspect chat-network</w:t>
+      </w:r>
+    </w:p>
+    <w:p>
+      <w:pPr>
+        <w:spacing w:after="0" w:line="480" w:lineRule="auto"/>
+        <w:rPr>
+          <w:rFonts w:ascii="Georgia Pro" w:eastAsia="Georgia Pro" w:hAnsi="Georgia Pro" w:cs="Georgia Pro"/>
+          <w:color w:val="000000" w:themeColor="text1"/>
+        </w:rPr>
+      </w:pPr>
+      <w:r>
+        <w:rPr>
+          <w:rFonts w:ascii="Georgia Pro" w:eastAsia="Georgia Pro" w:hAnsi="Georgia Pro" w:cs="Georgia Pro"/>
+          <w:color w:val="000000" w:themeColor="text1"/>
+        </w:rPr>
+        <w:pict w14:anchorId="1C7A13E2">
+          <v:rect id="_x0000_i1044" style="width:0;height:1.5pt" o:hralign="center" o:hrstd="t" o:hr="t" fillcolor="#a0a0a0" stroked="f"/>
+        </w:pict>
+      </w:r>
+    </w:p>
+    <w:p>
+      <w:pPr>
+        <w:spacing w:after="0" w:line="480" w:lineRule="auto"/>
+        <w:rPr>
+          <w:rFonts w:ascii="Georgia Pro" w:eastAsia="Georgia Pro" w:hAnsi="Georgia Pro" w:cs="Georgia Pro"/>
+          <w:b/>
+          <w:bCs/>
+          <w:color w:val="000000" w:themeColor="text1"/>
+        </w:rPr>
+      </w:pPr>
+      <w:r>
+        <w:rPr>
+          <w:rFonts w:ascii="Georgia Pro" w:eastAsia="Georgia Pro" w:hAnsi="Georgia Pro" w:cs="Georgia Pro"/>
+          <w:b/>
+          <w:bCs/>
+          <w:color w:val="000000" w:themeColor="text1"/>
+        </w:rPr>
         <w:t>How Communication Works</w:t>
       </w:r>
     </w:p>
@@ -3175,7 +3602,7 @@
           <w:color w:val="000000" w:themeColor="text1"/>
         </w:rPr>
         <w:pict w14:anchorId="125980F9">
-          <v:rect id="_x0000_i1390" style="width:0;height:1.5pt" o:hralign="center" o:hrstd="t" o:hr="t" fillcolor="#a0a0a0" stroked="f"/>
+          <v:rect id="_x0000_i1045" style="width:0;height:1.5pt" o:hralign="center" o:hrstd="t" o:hr="t" fillcolor="#a0a0a0" stroked="f"/>
         </w:pict>
       </w:r>
     </w:p>
@@ -3331,6 +3758,7 @@
           <w:rFonts w:ascii="Georgia Pro" w:eastAsia="Georgia Pro" w:hAnsi="Georgia Pro" w:cs="Georgia Pro"/>
           <w:color w:val="000000" w:themeColor="text1"/>
         </w:rPr>
+        <w:lastRenderedPageBreak/>
         <w:t>Remove images:</w:t>
       </w:r>
     </w:p>
@@ -3354,7 +3782,6 @@
           <w:rFonts w:ascii="Georgia Pro" w:eastAsia="Georgia Pro" w:hAnsi="Georgia Pro" w:cs="Georgia Pro"/>
           <w:color w:val="000000" w:themeColor="text1"/>
         </w:rPr>
-        <w:lastRenderedPageBreak/>
         <w:t xml:space="preserve">docker </w:t>
       </w:r>
       <w:proofErr w:type="spellStart"/>
@@ -3436,7 +3863,7 @@
           <w:color w:val="000000" w:themeColor="text1"/>
         </w:rPr>
         <w:pict w14:anchorId="0EB588F5">
-          <v:rect id="_x0000_i1391" style="width:0;height:1.5pt" o:hralign="center" o:hrstd="t" o:hr="t" fillcolor="#a0a0a0" stroked="f"/>
+          <v:rect id="_x0000_i1046" style="width:0;height:1.5pt" o:hralign="center" o:hrstd="t" o:hr="t" fillcolor="#a0a0a0" stroked="f"/>
         </w:pict>
       </w:r>
     </w:p>
@@ -8289,6 +8716,7 @@
   <w:style w:type="character" w:default="1" w:styleId="DefaultParagraphFont">
     <w:name w:val="Default Paragraph Font"/>
     <w:uiPriority w:val="1"/>
+    <w:semiHidden/>
     <w:unhideWhenUsed/>
   </w:style>
   <w:style w:type="table" w:default="1" w:styleId="TableNormal">
